--- a/template/9-评估报告评审表.docx
+++ b/template/9-评估报告评审表.docx
@@ -1,6 +1,6 @@
 
 <file path=word/document.xml><?xml version="1.0" encoding="utf-8"?>
-<w:document xmlns:wpc="http://schemas.microsoft.com/office/word/2010/wordprocessingCanvas" xmlns:cx="http://schemas.microsoft.com/office/drawing/2014/chartex" xmlns:cx1="http://schemas.microsoft.com/office/drawing/2015/9/8/chartex" xmlns:cx2="http://schemas.microsoft.com/office/drawing/2015/10/21/chartex" xmlns:cx3="http://schemas.microsoft.com/office/drawing/2016/5/9/chartex" xmlns:cx4="http://schemas.microsoft.com/office/drawing/2016/5/10/chartex" xmlns:cx5="http://schemas.microsoft.com/office/drawing/2016/5/11/chartex" xmlns:cx6="http://schemas.microsoft.com/office/drawing/2016/5/12/chartex" xmlns:cx7="http://schemas.microsoft.com/office/drawing/2016/5/13/chartex" xmlns:cx8="http://schemas.microsoft.com/office/drawing/2016/5/14/chartex" xmlns:mc="http://schemas.openxmlformats.org/markup-compatibility/2006" xmlns:aink="http://schemas.microsoft.com/office/drawing/2016/ink" xmlns:am3d="http://schemas.microsoft.com/office/drawing/2017/model3d" xmlns:o="urn:schemas-microsoft-com:office:office" xmlns:oel="http://schemas.microsoft.com/office/2019/extlst" xmlns:r="http://schemas.openxmlformats.org/officeDocument/2006/relationships" xmlns:m="http://schemas.openxmlformats.org/officeDocument/2006/math" xmlns:v="urn:schemas-microsoft-com:vml" xmlns:wp14="http://schemas.microsoft.com/office/word/2010/wordprocessingDrawing" xmlns:wp="http://schemas.openxmlformats.org/drawingml/2006/wordprocessingDrawing" xmlns:w10="urn:schemas-microsoft-com:office:word" xmlns:w="http://schemas.openxmlformats.org/wordprocessingml/2006/main" xmlns:w14="http://schemas.microsoft.com/office/word/2010/wordml" xmlns:w15="http://schemas.microsoft.com/office/word/2012/wordml" xmlns:w16cex="http://schemas.microsoft.com/office/word/2018/wordml/cex" xmlns:w16cid="http://schemas.microsoft.com/office/word/2016/wordml/cid" xmlns:w16="http://schemas.microsoft.com/office/word/2018/wordml" xmlns:w16du="http://schemas.microsoft.com/office/word/2023/wordml/word16du" xmlns:w16sdtdh="http://schemas.microsoft.com/office/word/2020/wordml/sdtdatahash" xmlns:w16sdtfl="http://schemas.microsoft.com/office/word/2024/wordml/sdtformatlock" xmlns:w16se="http://schemas.microsoft.com/office/word/2015/wordml/symex" xmlns:wpg="http://schemas.microsoft.com/office/word/2010/wordprocessingGroup" xmlns:wpi="http://schemas.microsoft.com/office/word/2010/wordprocessingInk" xmlns:wne="http://schemas.microsoft.com/office/word/2006/wordml" xmlns:wps="http://schemas.microsoft.com/office/word/2010/wordprocessingShape" mc:Ignorable="w14 w15 w16se w16cid w16 w16cex w16sdtdh w16sdtfl w16du wp14">
+<w:document xmlns:wpc="http://schemas.microsoft.com/office/word/2010/wordprocessingCanvas" xmlns:cx="http://schemas.microsoft.com/office/drawing/2014/chartex" xmlns:cx1="http://schemas.microsoft.com/office/drawing/2015/9/8/chartex" xmlns:cx2="http://schemas.microsoft.com/office/drawing/2015/10/21/chartex" xmlns:cx3="http://schemas.microsoft.com/office/drawing/2016/5/9/chartex" xmlns:cx4="http://schemas.microsoft.com/office/drawing/2016/5/10/chartex" xmlns:cx5="http://schemas.microsoft.com/office/drawing/2016/5/11/chartex" xmlns:cx6="http://schemas.microsoft.com/office/drawing/2016/5/12/chartex" xmlns:cx7="http://schemas.microsoft.com/office/drawing/2016/5/13/chartex" xmlns:cx8="http://schemas.microsoft.com/office/drawing/2016/5/14/chartex" xmlns:mc="http://schemas.openxmlformats.org/markup-compatibility/2006" xmlns:o="urn:schemas-microsoft-com:office:office" xmlns:r="http://schemas.openxmlformats.org/officeDocument/2006/relationships" xmlns:m="http://schemas.openxmlformats.org/officeDocument/2006/math" xmlns:v="urn:schemas-microsoft-com:vml" xmlns:wp14="http://schemas.microsoft.com/office/word/2010/wordprocessingDrawing" xmlns:wp="http://schemas.openxmlformats.org/drawingml/2006/wordprocessingDrawing" xmlns:w="http://schemas.openxmlformats.org/wordprocessingml/2006/main" xmlns:w14="http://schemas.microsoft.com/office/word/2010/wordml" xmlns:w10="urn:schemas-microsoft-com:office:word" xmlns:w15="http://schemas.microsoft.com/office/word/2012/wordml" xmlns:wpg="http://schemas.microsoft.com/office/word/2010/wordprocessingGroup" xmlns:wpi="http://schemas.microsoft.com/office/word/2010/wordprocessingInk" xmlns:wne="http://schemas.microsoft.com/office/word/2006/wordml" xmlns:wps="http://schemas.microsoft.com/office/word/2010/wordprocessingShape" xmlns:wpsCustomData="http://www.wps.cn/officeDocument/2013/wpsCustomData" mc:Ignorable="w14 w15 wp14">
   <w:body>
     <w:p>
       <w:pPr>
@@ -23,8 +23,8 @@
     </w:p>
     <w:p>
       <w:pPr>
-        <w:spacing w:afterLines="50" w:after="156"/>
-        <w:ind w:leftChars="-202" w:left="-424" w:firstLineChars="50" w:firstLine="120"/>
+        <w:spacing w:after="156" w:afterLines="50"/>
+        <w:ind w:left="-424" w:leftChars="-202" w:firstLine="120" w:firstLineChars="50"/>
         <w:rPr>
           <w:rFonts w:ascii="Calibri" w:hAnsi="Calibri"/>
           <w:sz w:val="24"/>
@@ -41,35 +41,17 @@
       </w:r>
       <w:r>
         <w:rPr>
-          <w:rFonts w:ascii="Calibri" w:hAnsi="Calibri" w:hint="eastAsia"/>
+          <w:rFonts w:hint="eastAsia" w:ascii="Calibri" w:hAnsi="Calibri"/>
           <w:sz w:val="24"/>
           <w:szCs w:val="24"/>
         </w:rPr>
-        <w:t>{{</w:t>
-      </w:r>
-      <w:proofErr w:type="spellStart"/>
-      <w:r>
-        <w:rPr>
-          <w:rFonts w:ascii="Calibri" w:hAnsi="Calibri" w:hint="eastAsia"/>
-          <w:sz w:val="24"/>
-          <w:szCs w:val="24"/>
-        </w:rPr>
-        <w:t>project_name</w:t>
-      </w:r>
-      <w:proofErr w:type="spellEnd"/>
-      <w:r>
-        <w:rPr>
-          <w:rFonts w:ascii="Calibri" w:hAnsi="Calibri" w:hint="eastAsia"/>
-          <w:sz w:val="24"/>
-          <w:szCs w:val="24"/>
-        </w:rPr>
-        <w:t>}}</w:t>
+        <w:t>{{project_name}}</w:t>
       </w:r>
     </w:p>
     <w:p>
       <w:pPr>
-        <w:spacing w:afterLines="50" w:after="156"/>
-        <w:ind w:leftChars="-202" w:left="-424" w:firstLineChars="150" w:firstLine="360"/>
+        <w:spacing w:after="156" w:afterLines="50"/>
+        <w:ind w:left="-424" w:leftChars="-202" w:firstLine="360" w:firstLineChars="150"/>
         <w:jc w:val="right"/>
         <w:rPr>
           <w:sz w:val="24"/>
@@ -79,26 +61,48 @@
     </w:p>
     <w:tbl>
       <w:tblPr>
+        <w:tblStyle w:val="13"/>
         <w:tblW w:w="9615" w:type="dxa"/>
         <w:jc w:val="center"/>
         <w:tblBorders>
-          <w:top w:val="single" w:sz="8" w:space="0" w:color="auto"/>
-          <w:left w:val="single" w:sz="8" w:space="0" w:color="auto"/>
-          <w:bottom w:val="single" w:sz="8" w:space="0" w:color="auto"/>
-          <w:right w:val="single" w:sz="8" w:space="0" w:color="auto"/>
-          <w:insideH w:val="single" w:sz="8" w:space="0" w:color="auto"/>
-          <w:insideV w:val="single" w:sz="8" w:space="0" w:color="auto"/>
+          <w:top w:val="single" w:color="auto" w:sz="8" w:space="0"/>
+          <w:left w:val="single" w:color="auto" w:sz="8" w:space="0"/>
+          <w:bottom w:val="single" w:color="auto" w:sz="8" w:space="0"/>
+          <w:right w:val="single" w:color="auto" w:sz="8" w:space="0"/>
+          <w:insideH w:val="single" w:color="auto" w:sz="8" w:space="0"/>
+          <w:insideV w:val="single" w:color="auto" w:sz="8" w:space="0"/>
         </w:tblBorders>
         <w:tblLayout w:type="fixed"/>
-        <w:tblLook w:val="04A0" w:firstRow="1" w:lastRow="0" w:firstColumn="1" w:lastColumn="0" w:noHBand="0" w:noVBand="1"/>
+        <w:tblCellMar>
+          <w:top w:w="0" w:type="dxa"/>
+          <w:left w:w="108" w:type="dxa"/>
+          <w:bottom w:w="0" w:type="dxa"/>
+          <w:right w:w="108" w:type="dxa"/>
+        </w:tblCellMar>
       </w:tblPr>
       <w:tblGrid>
         <w:gridCol w:w="1434"/>
         <w:gridCol w:w="8181"/>
       </w:tblGrid>
       <w:tr>
+        <w:tblPrEx>
+          <w:tblBorders>
+            <w:top w:val="single" w:color="auto" w:sz="8" w:space="0"/>
+            <w:left w:val="single" w:color="auto" w:sz="8" w:space="0"/>
+            <w:bottom w:val="single" w:color="auto" w:sz="8" w:space="0"/>
+            <w:right w:val="single" w:color="auto" w:sz="8" w:space="0"/>
+            <w:insideH w:val="single" w:color="auto" w:sz="8" w:space="0"/>
+            <w:insideV w:val="single" w:color="auto" w:sz="8" w:space="0"/>
+          </w:tblBorders>
+          <w:tblCellMar>
+            <w:top w:w="0" w:type="dxa"/>
+            <w:left w:w="108" w:type="dxa"/>
+            <w:bottom w:w="0" w:type="dxa"/>
+            <w:right w:w="108" w:type="dxa"/>
+          </w:tblCellMar>
+        </w:tblPrEx>
         <w:trPr>
-          <w:trHeight w:val="340"/>
+          <w:trHeight w:val="340" w:hRule="atLeast"/>
           <w:jc w:val="center"/>
         </w:trPr>
         <w:tc>
@@ -109,15 +113,15 @@
           </w:tcPr>
           <w:p>
             <w:pPr>
-              <w:ind w:firstLineChars="50" w:firstLine="105"/>
-              <w:rPr>
-                <w:rFonts w:ascii="宋体" w:hAnsi="宋体" w:hint="eastAsia"/>
-                <w:szCs w:val="21"/>
-              </w:rPr>
-            </w:pPr>
-            <w:r>
-              <w:rPr>
-                <w:rFonts w:ascii="宋体" w:hAnsi="宋体" w:hint="eastAsia"/>
+              <w:ind w:firstLine="105" w:firstLineChars="50"/>
+              <w:rPr>
+                <w:rFonts w:hint="eastAsia" w:ascii="宋体" w:hAnsi="宋体"/>
+                <w:szCs w:val="21"/>
+              </w:rPr>
+            </w:pPr>
+            <w:r>
+              <w:rPr>
+                <w:rFonts w:hint="eastAsia" w:ascii="宋体" w:hAnsi="宋体"/>
                 <w:szCs w:val="21"/>
               </w:rPr>
               <w:t>评审时间</w:t>
@@ -137,33 +141,33 @@
             </w:pPr>
             <w:r>
               <w:rPr>
-                <w:rFonts w:asciiTheme="minorEastAsia" w:eastAsiaTheme="minorEastAsia" w:hAnsiTheme="minorEastAsia" w:cstheme="minorEastAsia" w:hint="eastAsia"/>
-                <w:szCs w:val="21"/>
-              </w:rPr>
-              <w:t>{{</w:t>
-            </w:r>
-            <w:proofErr w:type="spellStart"/>
-            <w:r>
-              <w:rPr>
-                <w:rFonts w:asciiTheme="minorEastAsia" w:eastAsiaTheme="minorEastAsia" w:hAnsiTheme="minorEastAsia" w:cstheme="minorEastAsia" w:hint="eastAsia"/>
-                <w:szCs w:val="21"/>
-              </w:rPr>
-              <w:t>evaluate_reviewer_date</w:t>
-            </w:r>
-            <w:proofErr w:type="spellEnd"/>
-            <w:r>
-              <w:rPr>
-                <w:rFonts w:asciiTheme="minorEastAsia" w:eastAsiaTheme="minorEastAsia" w:hAnsiTheme="minorEastAsia" w:cstheme="minorEastAsia" w:hint="eastAsia"/>
-                <w:szCs w:val="21"/>
-              </w:rPr>
-              <w:t>}}</w:t>
+                <w:rFonts w:hint="eastAsia" w:asciiTheme="minorEastAsia" w:hAnsiTheme="minorEastAsia" w:eastAsiaTheme="minorEastAsia" w:cstheme="minorEastAsia"/>
+                <w:szCs w:val="21"/>
+              </w:rPr>
+              <w:t>{{evaluate_reviewer_date}}</w:t>
             </w:r>
           </w:p>
         </w:tc>
       </w:tr>
       <w:tr>
+        <w:tblPrEx>
+          <w:tblBorders>
+            <w:top w:val="single" w:color="auto" w:sz="8" w:space="0"/>
+            <w:left w:val="single" w:color="auto" w:sz="8" w:space="0"/>
+            <w:bottom w:val="single" w:color="auto" w:sz="8" w:space="0"/>
+            <w:right w:val="single" w:color="auto" w:sz="8" w:space="0"/>
+            <w:insideH w:val="single" w:color="auto" w:sz="8" w:space="0"/>
+            <w:insideV w:val="single" w:color="auto" w:sz="8" w:space="0"/>
+          </w:tblBorders>
+          <w:tblCellMar>
+            <w:top w:w="0" w:type="dxa"/>
+            <w:left w:w="108" w:type="dxa"/>
+            <w:bottom w:w="0" w:type="dxa"/>
+            <w:right w:w="108" w:type="dxa"/>
+          </w:tblCellMar>
+        </w:tblPrEx>
         <w:trPr>
-          <w:trHeight w:val="340"/>
+          <w:trHeight w:val="340" w:hRule="atLeast"/>
           <w:jc w:val="center"/>
         </w:trPr>
         <w:tc>
@@ -176,13 +180,13 @@
             <w:pPr>
               <w:jc w:val="center"/>
               <w:rPr>
-                <w:rFonts w:ascii="宋体" w:hAnsi="宋体" w:hint="eastAsia"/>
-                <w:szCs w:val="21"/>
-              </w:rPr>
-            </w:pPr>
-            <w:r>
-              <w:rPr>
-                <w:rFonts w:ascii="宋体" w:hAnsi="宋体" w:hint="eastAsia"/>
+                <w:rFonts w:hint="eastAsia" w:ascii="宋体" w:hAnsi="宋体"/>
+                <w:szCs w:val="21"/>
+              </w:rPr>
+            </w:pPr>
+            <w:r>
+              <w:rPr>
+                <w:rFonts w:hint="eastAsia" w:ascii="宋体" w:hAnsi="宋体"/>
                 <w:szCs w:val="21"/>
               </w:rPr>
               <w:t>评审组组长</w:t>
@@ -198,39 +202,39 @@
             <w:pPr>
               <w:jc w:val="left"/>
               <w:rPr>
-                <w:rFonts w:ascii="宋体" w:hAnsi="宋体" w:hint="eastAsia"/>
-                <w:szCs w:val="21"/>
-              </w:rPr>
-            </w:pPr>
-            <w:r>
-              <w:rPr>
-                <w:rFonts w:ascii="宋体" w:hAnsi="宋体" w:hint="eastAsia"/>
-                <w:szCs w:val="21"/>
-              </w:rPr>
-              <w:t>{{</w:t>
-            </w:r>
-            <w:proofErr w:type="spellStart"/>
-            <w:r>
-              <w:rPr>
-                <w:rFonts w:ascii="宋体" w:hAnsi="宋体" w:hint="eastAsia"/>
-                <w:szCs w:val="21"/>
-              </w:rPr>
-              <w:t>evaluate_reviewer_leader</w:t>
-            </w:r>
-            <w:proofErr w:type="spellEnd"/>
-            <w:r>
-              <w:rPr>
-                <w:rFonts w:ascii="宋体" w:hAnsi="宋体" w:hint="eastAsia"/>
-                <w:szCs w:val="21"/>
-              </w:rPr>
-              <w:t>}}</w:t>
+                <w:rFonts w:hint="eastAsia" w:ascii="宋体" w:hAnsi="宋体"/>
+                <w:szCs w:val="21"/>
+              </w:rPr>
+            </w:pPr>
+            <w:r>
+              <w:rPr>
+                <w:rFonts w:hint="eastAsia" w:ascii="宋体" w:hAnsi="宋体"/>
+                <w:szCs w:val="21"/>
+              </w:rPr>
+              <w:t>{{evaluate_reviewer_leader}}</w:t>
             </w:r>
           </w:p>
         </w:tc>
       </w:tr>
       <w:tr>
+        <w:tblPrEx>
+          <w:tblBorders>
+            <w:top w:val="single" w:color="auto" w:sz="8" w:space="0"/>
+            <w:left w:val="single" w:color="auto" w:sz="8" w:space="0"/>
+            <w:bottom w:val="single" w:color="auto" w:sz="8" w:space="0"/>
+            <w:right w:val="single" w:color="auto" w:sz="8" w:space="0"/>
+            <w:insideH w:val="single" w:color="auto" w:sz="8" w:space="0"/>
+            <w:insideV w:val="single" w:color="auto" w:sz="8" w:space="0"/>
+          </w:tblBorders>
+          <w:tblCellMar>
+            <w:top w:w="0" w:type="dxa"/>
+            <w:left w:w="108" w:type="dxa"/>
+            <w:bottom w:w="0" w:type="dxa"/>
+            <w:right w:w="108" w:type="dxa"/>
+          </w:tblCellMar>
+        </w:tblPrEx>
         <w:trPr>
-          <w:trHeight w:val="340"/>
+          <w:trHeight w:val="340" w:hRule="atLeast"/>
           <w:jc w:val="center"/>
         </w:trPr>
         <w:tc>
@@ -243,13 +247,13 @@
             <w:pPr>
               <w:jc w:val="center"/>
               <w:rPr>
-                <w:rFonts w:ascii="宋体" w:hAnsi="宋体" w:hint="eastAsia"/>
-                <w:szCs w:val="21"/>
-              </w:rPr>
-            </w:pPr>
-            <w:r>
-              <w:rPr>
-                <w:rFonts w:ascii="宋体" w:hAnsi="宋体" w:hint="eastAsia"/>
+                <w:rFonts w:hint="eastAsia" w:ascii="宋体" w:hAnsi="宋体"/>
+                <w:szCs w:val="21"/>
+              </w:rPr>
+            </w:pPr>
+            <w:r>
+              <w:rPr>
+                <w:rFonts w:hint="eastAsia" w:ascii="宋体" w:hAnsi="宋体"/>
                 <w:szCs w:val="21"/>
               </w:rPr>
               <w:t>参加人员</w:t>
@@ -264,24 +268,42 @@
           <w:p>
             <w:pPr>
               <w:rPr>
-                <w:rFonts w:ascii="宋体" w:hAnsi="宋体" w:hint="eastAsia"/>
-                <w:szCs w:val="21"/>
-              </w:rPr>
-            </w:pPr>
-            <w:r>
-              <w:rPr>
-                <w:rFonts w:ascii="宋体" w:hAnsi="宋体" w:hint="eastAsia"/>
-                <w:szCs w:val="21"/>
-              </w:rPr>
-              <w:t>{{evaluate_reviewer_member1}} {{evaluate_reviewer_member2}} {{evaluate_reviewer_member3}}</w:t>
-            </w:r>
+                <w:rFonts w:hint="eastAsia" w:ascii="宋体" w:hAnsi="宋体"/>
+                <w:szCs w:val="21"/>
+              </w:rPr>
+            </w:pPr>
+            <w:bookmarkStart w:id="0" w:name="_GoBack"/>
+            <w:r>
+              <w:rPr>
+                <w:rFonts w:hint="eastAsia" w:ascii="宋体" w:hAnsi="宋体"/>
+                <w:szCs w:val="21"/>
+              </w:rPr>
+              <w:t xml:space="preserve">{{evaluate_reviewer_member1}} {{evaluate_plan_approve_member2}} </w:t>
+            </w:r>
+            <w:bookmarkEnd w:id="0"/>
           </w:p>
         </w:tc>
       </w:tr>
       <w:tr>
+        <w:tblPrEx>
+          <w:tblBorders>
+            <w:top w:val="single" w:color="auto" w:sz="8" w:space="0"/>
+            <w:left w:val="single" w:color="auto" w:sz="8" w:space="0"/>
+            <w:bottom w:val="single" w:color="auto" w:sz="8" w:space="0"/>
+            <w:right w:val="single" w:color="auto" w:sz="8" w:space="0"/>
+            <w:insideH w:val="single" w:color="auto" w:sz="8" w:space="0"/>
+            <w:insideV w:val="single" w:color="auto" w:sz="8" w:space="0"/>
+          </w:tblBorders>
+          <w:tblCellMar>
+            <w:top w:w="0" w:type="dxa"/>
+            <w:left w:w="108" w:type="dxa"/>
+            <w:bottom w:w="0" w:type="dxa"/>
+            <w:right w:w="108" w:type="dxa"/>
+          </w:tblCellMar>
+        </w:tblPrEx>
         <w:trPr>
           <w:cantSplit/>
-          <w:trHeight w:val="621"/>
+          <w:trHeight w:val="621" w:hRule="atLeast"/>
           <w:jc w:val="center"/>
         </w:trPr>
         <w:tc>
@@ -293,12 +315,12 @@
           </w:tcPr>
           <w:p>
             <w:pPr>
-              <w:pStyle w:val="a4"/>
+              <w:pStyle w:val="5"/>
               <w:tabs>
                 <w:tab w:val="left" w:pos="8373"/>
               </w:tabs>
               <w:rPr>
-                <w:rFonts w:ascii="宋体" w:eastAsia="宋体" w:hAnsi="宋体" w:hint="eastAsia"/>
+                <w:rFonts w:hint="eastAsia" w:ascii="宋体" w:hAnsi="宋体" w:eastAsia="宋体"/>
                 <w:sz w:val="21"/>
                 <w:szCs w:val="21"/>
                 <w:shd w:val="clear" w:color="auto" w:fill="auto"/>
@@ -306,7 +328,7 @@
             </w:pPr>
             <w:r>
               <w:rPr>
-                <w:rFonts w:ascii="宋体" w:eastAsia="宋体" w:hAnsi="宋体" w:hint="eastAsia"/>
+                <w:rFonts w:hint="eastAsia" w:ascii="宋体" w:hAnsi="宋体" w:eastAsia="宋体"/>
                 <w:sz w:val="21"/>
                 <w:szCs w:val="21"/>
                 <w:shd w:val="clear" w:color="auto" w:fill="auto"/>
@@ -317,9 +339,25 @@
         </w:tc>
       </w:tr>
       <w:tr>
+        <w:tblPrEx>
+          <w:tblBorders>
+            <w:top w:val="single" w:color="auto" w:sz="8" w:space="0"/>
+            <w:left w:val="single" w:color="auto" w:sz="8" w:space="0"/>
+            <w:bottom w:val="single" w:color="auto" w:sz="8" w:space="0"/>
+            <w:right w:val="single" w:color="auto" w:sz="8" w:space="0"/>
+            <w:insideH w:val="single" w:color="auto" w:sz="8" w:space="0"/>
+            <w:insideV w:val="single" w:color="auto" w:sz="8" w:space="0"/>
+          </w:tblBorders>
+          <w:tblCellMar>
+            <w:top w:w="0" w:type="dxa"/>
+            <w:left w:w="108" w:type="dxa"/>
+            <w:bottom w:w="0" w:type="dxa"/>
+            <w:right w:w="108" w:type="dxa"/>
+          </w:tblCellMar>
+        </w:tblPrEx>
         <w:trPr>
           <w:cantSplit/>
-          <w:trHeight w:val="9624"/>
+          <w:trHeight w:val="9624" w:hRule="atLeast"/>
           <w:jc w:val="center"/>
         </w:trPr>
         <w:tc>
@@ -332,13 +370,13 @@
             <w:pPr>
               <w:jc w:val="center"/>
               <w:rPr>
-                <w:rFonts w:ascii="宋体" w:hAnsi="宋体" w:hint="eastAsia"/>
-                <w:szCs w:val="21"/>
-              </w:rPr>
-            </w:pPr>
-            <w:r>
-              <w:rPr>
-                <w:rFonts w:ascii="宋体" w:hAnsi="宋体" w:hint="eastAsia"/>
+                <w:rFonts w:hint="eastAsia" w:ascii="宋体" w:hAnsi="宋体"/>
+                <w:szCs w:val="21"/>
+              </w:rPr>
+            </w:pPr>
+            <w:r>
+              <w:rPr>
+                <w:rFonts w:hint="eastAsia" w:ascii="宋体" w:hAnsi="宋体"/>
                 <w:szCs w:val="21"/>
               </w:rPr>
               <w:t>评审内容</w:t>
@@ -373,13 +411,13 @@
               </w:numPr>
               <w:spacing w:line="380" w:lineRule="exact"/>
               <w:rPr>
-                <w:rFonts w:hAnsi="宋体" w:hint="eastAsia"/>
-                <w:szCs w:val="21"/>
-              </w:rPr>
-            </w:pPr>
-            <w:r>
-              <w:rPr>
-                <w:rFonts w:ascii="宋体" w:hAnsi="宋体" w:cs="宋体" w:hint="eastAsia"/>
+                <w:rFonts w:hint="eastAsia" w:hAnsi="宋体"/>
+                <w:szCs w:val="21"/>
+              </w:rPr>
+            </w:pPr>
+            <w:r>
+              <w:rPr>
+                <w:rFonts w:hint="eastAsia" w:ascii="宋体" w:hAnsi="宋体" w:cs="宋体"/>
                 <w:color w:val="000000"/>
                 <w:kern w:val="0"/>
                 <w:szCs w:val="21"/>
@@ -390,16 +428,16 @@
           <w:p>
             <w:pPr>
               <w:spacing w:line="380" w:lineRule="exact"/>
-              <w:ind w:firstLineChars="200" w:firstLine="420"/>
-              <w:rPr>
-                <w:rFonts w:hAnsi="宋体" w:hint="eastAsia"/>
+              <w:ind w:firstLine="420" w:firstLineChars="200"/>
+              <w:rPr>
+                <w:rFonts w:hint="eastAsia" w:hAnsi="宋体"/>
                 <w:szCs w:val="21"/>
                 <w:u w:val="single"/>
               </w:rPr>
             </w:pPr>
             <w:r>
               <w:rPr>
-                <w:rFonts w:ascii="宋体" w:hAnsi="宋体" w:hint="eastAsia"/>
+                <w:rFonts w:hint="eastAsia" w:ascii="宋体" w:hAnsi="宋体"/>
                 <w:szCs w:val="21"/>
               </w:rPr>
               <w:sym w:font="Wingdings 2" w:char="0052"/>
@@ -426,7 +464,7 @@
             </w:r>
             <w:r>
               <w:rPr>
-                <w:rFonts w:ascii="宋体" w:hAnsi="宋体" w:hint="eastAsia"/>
+                <w:rFonts w:hint="eastAsia" w:ascii="宋体" w:hAnsi="宋体"/>
                 <w:szCs w:val="21"/>
               </w:rPr>
               <w:sym w:font="Wingdings 2" w:char="00A3"/>
@@ -440,14 +478,14 @@
             </w:r>
             <w:r>
               <w:rPr>
-                <w:rFonts w:hAnsi="宋体" w:hint="eastAsia"/>
+                <w:rFonts w:hint="eastAsia" w:hAnsi="宋体"/>
                 <w:szCs w:val="21"/>
               </w:rPr>
               <w:t xml:space="preserve"> </w:t>
             </w:r>
             <w:r>
               <w:rPr>
-                <w:rFonts w:hAnsi="宋体" w:hint="eastAsia"/>
+                <w:rFonts w:hint="eastAsia" w:hAnsi="宋体"/>
                 <w:szCs w:val="21"/>
                 <w:u w:val="single"/>
               </w:rPr>
@@ -462,13 +500,13 @@
               </w:numPr>
               <w:spacing w:line="380" w:lineRule="exact"/>
               <w:rPr>
-                <w:rFonts w:hAnsi="宋体" w:hint="eastAsia"/>
-                <w:szCs w:val="21"/>
-              </w:rPr>
-            </w:pPr>
-            <w:r>
-              <w:rPr>
-                <w:rFonts w:ascii="宋体" w:hAnsi="宋体" w:cs="宋体" w:hint="eastAsia"/>
+                <w:rFonts w:hint="eastAsia" w:hAnsi="宋体"/>
+                <w:szCs w:val="21"/>
+              </w:rPr>
+            </w:pPr>
+            <w:r>
+              <w:rPr>
+                <w:rFonts w:hint="eastAsia" w:ascii="宋体" w:hAnsi="宋体" w:cs="宋体"/>
                 <w:color w:val="000000"/>
                 <w:kern w:val="0"/>
                 <w:szCs w:val="21"/>
@@ -481,14 +519,14 @@
               <w:spacing w:line="380" w:lineRule="exact"/>
               <w:ind w:left="420"/>
               <w:rPr>
-                <w:rFonts w:hAnsi="宋体" w:hint="eastAsia"/>
+                <w:rFonts w:hint="eastAsia" w:hAnsi="宋体"/>
                 <w:szCs w:val="21"/>
                 <w:u w:val="single"/>
               </w:rPr>
             </w:pPr>
             <w:r>
               <w:rPr>
-                <w:rFonts w:ascii="宋体" w:hAnsi="宋体" w:hint="eastAsia"/>
+                <w:rFonts w:hint="eastAsia" w:ascii="宋体" w:hAnsi="宋体"/>
                 <w:szCs w:val="21"/>
               </w:rPr>
               <w:sym w:font="Wingdings 2" w:char="0052"/>
@@ -515,7 +553,7 @@
             </w:r>
             <w:r>
               <w:rPr>
-                <w:rFonts w:ascii="宋体" w:hAnsi="宋体" w:hint="eastAsia"/>
+                <w:rFonts w:hint="eastAsia" w:ascii="宋体" w:hAnsi="宋体"/>
                 <w:szCs w:val="21"/>
               </w:rPr>
               <w:t>□</w:t>
@@ -529,14 +567,14 @@
             </w:r>
             <w:r>
               <w:rPr>
-                <w:rFonts w:hAnsi="宋体" w:hint="eastAsia"/>
+                <w:rFonts w:hint="eastAsia" w:hAnsi="宋体"/>
                 <w:szCs w:val="21"/>
               </w:rPr>
               <w:t xml:space="preserve"> </w:t>
             </w:r>
             <w:r>
               <w:rPr>
-                <w:rFonts w:hAnsi="宋体" w:hint="eastAsia"/>
+                <w:rFonts w:hint="eastAsia" w:hAnsi="宋体"/>
                 <w:szCs w:val="21"/>
                 <w:u w:val="single"/>
               </w:rPr>
@@ -551,13 +589,13 @@
               </w:numPr>
               <w:spacing w:line="380" w:lineRule="exact"/>
               <w:rPr>
-                <w:rFonts w:hAnsi="宋体" w:hint="eastAsia"/>
-                <w:szCs w:val="21"/>
-              </w:rPr>
-            </w:pPr>
-            <w:r>
-              <w:rPr>
-                <w:rFonts w:ascii="宋体" w:hAnsi="宋体" w:cs="宋体" w:hint="eastAsia"/>
+                <w:rFonts w:hint="eastAsia" w:hAnsi="宋体"/>
+                <w:szCs w:val="21"/>
+              </w:rPr>
+            </w:pPr>
+            <w:r>
+              <w:rPr>
+                <w:rFonts w:hint="eastAsia" w:ascii="宋体" w:hAnsi="宋体" w:cs="宋体"/>
                 <w:color w:val="000000"/>
                 <w:kern w:val="0"/>
                 <w:szCs w:val="21"/>
@@ -570,13 +608,13 @@
               <w:spacing w:line="380" w:lineRule="exact"/>
               <w:ind w:left="420"/>
               <w:rPr>
-                <w:rFonts w:hAnsi="宋体" w:hint="eastAsia"/>
-                <w:szCs w:val="21"/>
-              </w:rPr>
-            </w:pPr>
-            <w:r>
-              <w:rPr>
-                <w:rFonts w:ascii="宋体" w:hAnsi="宋体" w:hint="eastAsia"/>
+                <w:rFonts w:hint="eastAsia" w:hAnsi="宋体"/>
+                <w:szCs w:val="21"/>
+              </w:rPr>
+            </w:pPr>
+            <w:r>
+              <w:rPr>
+                <w:rFonts w:hint="eastAsia" w:ascii="宋体" w:hAnsi="宋体"/>
                 <w:szCs w:val="21"/>
               </w:rPr>
               <w:sym w:font="Wingdings 2" w:char="0052"/>
@@ -603,7 +641,7 @@
             </w:r>
             <w:r>
               <w:rPr>
-                <w:rFonts w:ascii="宋体" w:hAnsi="宋体" w:hint="eastAsia"/>
+                <w:rFonts w:hint="eastAsia" w:ascii="宋体" w:hAnsi="宋体"/>
                 <w:szCs w:val="21"/>
               </w:rPr>
               <w:t>□</w:t>
@@ -617,14 +655,14 @@
             </w:r>
             <w:r>
               <w:rPr>
-                <w:rFonts w:hAnsi="宋体" w:hint="eastAsia"/>
+                <w:rFonts w:hint="eastAsia" w:hAnsi="宋体"/>
                 <w:szCs w:val="21"/>
               </w:rPr>
               <w:t xml:space="preserve"> </w:t>
             </w:r>
             <w:r>
               <w:rPr>
-                <w:rFonts w:hAnsi="宋体" w:hint="eastAsia"/>
+                <w:rFonts w:hint="eastAsia" w:hAnsi="宋体"/>
                 <w:szCs w:val="21"/>
                 <w:u w:val="single"/>
               </w:rPr>
@@ -639,7 +677,7 @@
               </w:numPr>
               <w:spacing w:line="380" w:lineRule="exact"/>
               <w:rPr>
-                <w:rFonts w:hAnsi="宋体" w:hint="eastAsia"/>
+                <w:rFonts w:hint="eastAsia" w:hAnsi="宋体"/>
                 <w:szCs w:val="21"/>
               </w:rPr>
             </w:pPr>
@@ -652,7 +690,7 @@
             </w:r>
             <w:r>
               <w:rPr>
-                <w:rFonts w:hAnsi="宋体" w:hint="eastAsia"/>
+                <w:rFonts w:hint="eastAsia" w:hAnsi="宋体"/>
                 <w:szCs w:val="21"/>
               </w:rPr>
               <w:t>和结论是否</w:t>
@@ -666,7 +704,7 @@
             </w:r>
             <w:r>
               <w:rPr>
-                <w:rFonts w:hAnsi="宋体" w:hint="eastAsia"/>
+                <w:rFonts w:hint="eastAsia" w:hAnsi="宋体"/>
                 <w:szCs w:val="21"/>
               </w:rPr>
               <w:t xml:space="preserve">                                       </w:t>
@@ -675,16 +713,16 @@
           <w:p>
             <w:pPr>
               <w:widowControl/>
-              <w:ind w:leftChars="200" w:left="1680" w:hangingChars="600" w:hanging="1260"/>
-              <w:rPr>
-                <w:rFonts w:hAnsi="宋体" w:hint="eastAsia"/>
+              <w:ind w:left="1680" w:leftChars="200" w:hanging="1260" w:hangingChars="600"/>
+              <w:rPr>
+                <w:rFonts w:hint="eastAsia" w:hAnsi="宋体"/>
                 <w:szCs w:val="21"/>
                 <w:u w:val="single"/>
               </w:rPr>
             </w:pPr>
             <w:r>
               <w:rPr>
-                <w:rFonts w:ascii="宋体" w:hAnsi="宋体" w:hint="eastAsia"/>
+                <w:rFonts w:hint="eastAsia" w:ascii="宋体" w:hAnsi="宋体"/>
                 <w:szCs w:val="21"/>
               </w:rPr>
               <w:sym w:font="Wingdings 2" w:char="0052"/>
@@ -711,7 +749,7 @@
             </w:r>
             <w:r>
               <w:rPr>
-                <w:rFonts w:ascii="宋体" w:hAnsi="宋体" w:hint="eastAsia"/>
+                <w:rFonts w:hint="eastAsia" w:ascii="宋体" w:hAnsi="宋体"/>
                 <w:szCs w:val="21"/>
               </w:rPr>
               <w:sym w:font="Wingdings 2" w:char="00A3"/>
@@ -725,14 +763,14 @@
             </w:r>
             <w:r>
               <w:rPr>
-                <w:rFonts w:hAnsi="宋体" w:hint="eastAsia"/>
+                <w:rFonts w:hint="eastAsia" w:hAnsi="宋体"/>
                 <w:szCs w:val="21"/>
               </w:rPr>
               <w:t xml:space="preserve"> </w:t>
             </w:r>
             <w:r>
               <w:rPr>
-                <w:rFonts w:hAnsi="宋体" w:hint="eastAsia"/>
+                <w:rFonts w:hint="eastAsia" w:hAnsi="宋体"/>
                 <w:szCs w:val="21"/>
                 <w:u w:val="single"/>
               </w:rPr>
@@ -747,7 +785,7 @@
               </w:numPr>
               <w:spacing w:line="380" w:lineRule="exact"/>
               <w:rPr>
-                <w:rFonts w:hAnsi="宋体" w:hint="eastAsia"/>
+                <w:rFonts w:hint="eastAsia" w:hAnsi="宋体"/>
                 <w:szCs w:val="21"/>
               </w:rPr>
             </w:pPr>
@@ -760,7 +798,7 @@
             </w:r>
             <w:r>
               <w:rPr>
-                <w:rFonts w:hAnsi="宋体" w:hint="eastAsia"/>
+                <w:rFonts w:hint="eastAsia" w:hAnsi="宋体"/>
                 <w:szCs w:val="21"/>
               </w:rPr>
               <w:t>是否</w:t>
@@ -774,7 +812,7 @@
             </w:r>
             <w:r>
               <w:rPr>
-                <w:rFonts w:hAnsi="宋体" w:hint="eastAsia"/>
+                <w:rFonts w:hint="eastAsia" w:hAnsi="宋体"/>
                 <w:szCs w:val="21"/>
               </w:rPr>
               <w:t xml:space="preserve">           </w:t>
@@ -785,14 +823,14 @@
               <w:spacing w:line="380" w:lineRule="exact"/>
               <w:ind w:left="420"/>
               <w:rPr>
-                <w:rFonts w:hAnsi="宋体" w:hint="eastAsia"/>
+                <w:rFonts w:hint="eastAsia" w:hAnsi="宋体"/>
                 <w:szCs w:val="21"/>
                 <w:u w:val="single"/>
               </w:rPr>
             </w:pPr>
             <w:r>
               <w:rPr>
-                <w:rFonts w:ascii="宋体" w:hAnsi="宋体" w:hint="eastAsia"/>
+                <w:rFonts w:hint="eastAsia" w:ascii="宋体" w:hAnsi="宋体"/>
                 <w:szCs w:val="21"/>
               </w:rPr>
               <w:sym w:font="Wingdings 2" w:char="0052"/>
@@ -806,7 +844,7 @@
             </w:r>
             <w:r>
               <w:rPr>
-                <w:rFonts w:hAnsi="宋体" w:hint="eastAsia"/>
+                <w:rFonts w:hint="eastAsia" w:hAnsi="宋体"/>
                 <w:szCs w:val="21"/>
               </w:rPr>
               <w:t xml:space="preserve">  </w:t>
@@ -819,7 +857,7 @@
             </w:r>
             <w:r>
               <w:rPr>
-                <w:rFonts w:ascii="宋体" w:hAnsi="宋体" w:hint="eastAsia"/>
+                <w:rFonts w:hint="eastAsia" w:ascii="宋体" w:hAnsi="宋体"/>
                 <w:szCs w:val="21"/>
               </w:rPr>
               <w:sym w:font="Wingdings 2" w:char="00A3"/>
@@ -833,14 +871,14 @@
             </w:r>
             <w:r>
               <w:rPr>
-                <w:rFonts w:hAnsi="宋体" w:hint="eastAsia"/>
+                <w:rFonts w:hint="eastAsia" w:hAnsi="宋体"/>
                 <w:szCs w:val="21"/>
               </w:rPr>
               <w:t xml:space="preserve"> </w:t>
             </w:r>
             <w:r>
               <w:rPr>
-                <w:rFonts w:hAnsi="宋体" w:hint="eastAsia"/>
+                <w:rFonts w:hint="eastAsia" w:hAnsi="宋体"/>
                 <w:szCs w:val="21"/>
                 <w:u w:val="single"/>
               </w:rPr>
@@ -855,13 +893,13 @@
               </w:numPr>
               <w:spacing w:line="380" w:lineRule="exact"/>
               <w:rPr>
-                <w:rFonts w:hAnsi="宋体" w:hint="eastAsia"/>
-                <w:szCs w:val="21"/>
-              </w:rPr>
-            </w:pPr>
-            <w:r>
-              <w:rPr>
-                <w:rFonts w:hAnsi="宋体" w:hint="eastAsia"/>
+                <w:rFonts w:hint="eastAsia" w:hAnsi="宋体"/>
+                <w:szCs w:val="21"/>
+              </w:rPr>
+            </w:pPr>
+            <w:r>
+              <w:rPr>
+                <w:rFonts w:hint="eastAsia" w:hAnsi="宋体"/>
                 <w:szCs w:val="21"/>
               </w:rPr>
               <w:t>单元测评的</w:t>
@@ -875,7 +913,7 @@
             </w:r>
             <w:r>
               <w:rPr>
-                <w:rFonts w:hAnsi="宋体" w:hint="eastAsia"/>
+                <w:rFonts w:hint="eastAsia" w:hAnsi="宋体"/>
                 <w:szCs w:val="21"/>
               </w:rPr>
               <w:t>结果</w:t>
@@ -889,7 +927,7 @@
             </w:r>
             <w:r>
               <w:rPr>
-                <w:rFonts w:hAnsi="宋体" w:hint="eastAsia"/>
+                <w:rFonts w:hint="eastAsia" w:hAnsi="宋体"/>
                 <w:szCs w:val="21"/>
               </w:rPr>
               <w:t>是否</w:t>
@@ -903,7 +941,7 @@
             </w:r>
             <w:r>
               <w:rPr>
-                <w:rFonts w:hAnsi="宋体" w:hint="eastAsia"/>
+                <w:rFonts w:hint="eastAsia" w:hAnsi="宋体"/>
                 <w:szCs w:val="21"/>
               </w:rPr>
               <w:t xml:space="preserve">                             </w:t>
@@ -914,14 +952,14 @@
               <w:spacing w:line="380" w:lineRule="exact"/>
               <w:ind w:left="420"/>
               <w:rPr>
-                <w:rFonts w:hAnsi="宋体" w:hint="eastAsia"/>
+                <w:rFonts w:hint="eastAsia" w:hAnsi="宋体"/>
                 <w:szCs w:val="21"/>
                 <w:u w:val="single"/>
               </w:rPr>
             </w:pPr>
             <w:r>
               <w:rPr>
-                <w:rFonts w:ascii="宋体" w:hAnsi="宋体" w:hint="eastAsia"/>
+                <w:rFonts w:hint="eastAsia" w:ascii="宋体" w:hAnsi="宋体"/>
                 <w:szCs w:val="21"/>
               </w:rPr>
               <w:sym w:font="Wingdings 2" w:char="0052"/>
@@ -948,7 +986,7 @@
             </w:r>
             <w:r>
               <w:rPr>
-                <w:rFonts w:ascii="宋体" w:hAnsi="宋体" w:hint="eastAsia"/>
+                <w:rFonts w:hint="eastAsia" w:ascii="宋体" w:hAnsi="宋体"/>
                 <w:szCs w:val="21"/>
               </w:rPr>
               <w:t>□</w:t>
@@ -962,14 +1000,14 @@
             </w:r>
             <w:r>
               <w:rPr>
-                <w:rFonts w:hAnsi="宋体" w:hint="eastAsia"/>
+                <w:rFonts w:hint="eastAsia" w:hAnsi="宋体"/>
                 <w:szCs w:val="21"/>
               </w:rPr>
               <w:t xml:space="preserve"> </w:t>
             </w:r>
             <w:r>
               <w:rPr>
-                <w:rFonts w:hAnsi="宋体" w:hint="eastAsia"/>
+                <w:rFonts w:hint="eastAsia" w:hAnsi="宋体"/>
                 <w:szCs w:val="21"/>
                 <w:u w:val="single"/>
               </w:rPr>
@@ -984,7 +1022,7 @@
               </w:numPr>
               <w:spacing w:line="380" w:lineRule="exact"/>
               <w:rPr>
-                <w:rFonts w:hAnsi="宋体" w:hint="eastAsia"/>
+                <w:rFonts w:hint="eastAsia" w:hAnsi="宋体"/>
                 <w:szCs w:val="21"/>
               </w:rPr>
             </w:pPr>
@@ -997,7 +1035,7 @@
             </w:r>
             <w:r>
               <w:rPr>
-                <w:rFonts w:hAnsi="宋体" w:hint="eastAsia"/>
+                <w:rFonts w:hint="eastAsia" w:hAnsi="宋体"/>
                 <w:szCs w:val="21"/>
               </w:rPr>
               <w:t>的结果和量化评估是否</w:t>
@@ -1011,7 +1049,7 @@
             </w:r>
             <w:r>
               <w:rPr>
-                <w:rFonts w:hAnsi="宋体" w:hint="eastAsia"/>
+                <w:rFonts w:hint="eastAsia" w:hAnsi="宋体"/>
                 <w:szCs w:val="21"/>
               </w:rPr>
               <w:t xml:space="preserve">                                       </w:t>
@@ -1022,14 +1060,14 @@
               <w:spacing w:line="380" w:lineRule="exact"/>
               <w:ind w:left="420"/>
               <w:rPr>
-                <w:rFonts w:hAnsi="宋体" w:hint="eastAsia"/>
+                <w:rFonts w:hint="eastAsia" w:hAnsi="宋体"/>
                 <w:szCs w:val="21"/>
                 <w:u w:val="single"/>
               </w:rPr>
             </w:pPr>
             <w:r>
               <w:rPr>
-                <w:rFonts w:ascii="宋体" w:hAnsi="宋体" w:hint="eastAsia"/>
+                <w:rFonts w:hint="eastAsia" w:ascii="宋体" w:hAnsi="宋体"/>
                 <w:szCs w:val="21"/>
               </w:rPr>
               <w:sym w:font="Wingdings 2" w:char="0052"/>
@@ -1056,7 +1094,7 @@
             </w:r>
             <w:r>
               <w:rPr>
-                <w:rFonts w:ascii="宋体" w:hAnsi="宋体" w:hint="eastAsia"/>
+                <w:rFonts w:hint="eastAsia" w:ascii="宋体" w:hAnsi="宋体"/>
                 <w:szCs w:val="21"/>
               </w:rPr>
               <w:t>□</w:t>
@@ -1070,14 +1108,14 @@
             </w:r>
             <w:r>
               <w:rPr>
-                <w:rFonts w:hAnsi="宋体" w:hint="eastAsia"/>
+                <w:rFonts w:hint="eastAsia" w:hAnsi="宋体"/>
                 <w:szCs w:val="21"/>
               </w:rPr>
               <w:t xml:space="preserve"> </w:t>
             </w:r>
             <w:r>
               <w:rPr>
-                <w:rFonts w:hAnsi="宋体" w:hint="eastAsia"/>
+                <w:rFonts w:hint="eastAsia" w:hAnsi="宋体"/>
                 <w:szCs w:val="21"/>
                 <w:u w:val="single"/>
               </w:rPr>
@@ -1092,7 +1130,7 @@
               </w:numPr>
               <w:spacing w:line="380" w:lineRule="exact"/>
               <w:rPr>
-                <w:rFonts w:hAnsi="宋体" w:hint="eastAsia"/>
+                <w:rFonts w:hint="eastAsia" w:hAnsi="宋体"/>
                 <w:szCs w:val="21"/>
               </w:rPr>
             </w:pPr>
@@ -1105,7 +1143,7 @@
             </w:r>
             <w:r>
               <w:rPr>
-                <w:rFonts w:hAnsi="宋体" w:hint="eastAsia"/>
+                <w:rFonts w:hint="eastAsia" w:hAnsi="宋体"/>
                 <w:szCs w:val="21"/>
               </w:rPr>
               <w:t>是否</w:t>
@@ -1119,7 +1157,7 @@
             </w:r>
             <w:r>
               <w:rPr>
-                <w:rFonts w:hAnsi="宋体" w:hint="eastAsia"/>
+                <w:rFonts w:hint="eastAsia" w:hAnsi="宋体"/>
                 <w:szCs w:val="21"/>
               </w:rPr>
               <w:t xml:space="preserve">                               </w:t>
@@ -1130,14 +1168,14 @@
               <w:spacing w:line="380" w:lineRule="exact"/>
               <w:ind w:left="420"/>
               <w:rPr>
-                <w:rFonts w:hAnsi="宋体" w:hint="eastAsia"/>
+                <w:rFonts w:hint="eastAsia" w:hAnsi="宋体"/>
                 <w:szCs w:val="21"/>
                 <w:u w:val="single"/>
               </w:rPr>
             </w:pPr>
             <w:r>
               <w:rPr>
-                <w:rFonts w:ascii="宋体" w:hAnsi="宋体" w:hint="eastAsia"/>
+                <w:rFonts w:hint="eastAsia" w:ascii="宋体" w:hAnsi="宋体"/>
                 <w:szCs w:val="21"/>
               </w:rPr>
               <w:sym w:font="Wingdings 2" w:char="0052"/>
@@ -1164,7 +1202,7 @@
             </w:r>
             <w:r>
               <w:rPr>
-                <w:rFonts w:ascii="宋体" w:hAnsi="宋体" w:hint="eastAsia"/>
+                <w:rFonts w:hint="eastAsia" w:ascii="宋体" w:hAnsi="宋体"/>
                 <w:szCs w:val="21"/>
               </w:rPr>
               <w:t>□</w:t>
@@ -1178,14 +1216,14 @@
             </w:r>
             <w:r>
               <w:rPr>
-                <w:rFonts w:hAnsi="宋体" w:hint="eastAsia"/>
+                <w:rFonts w:hint="eastAsia" w:hAnsi="宋体"/>
                 <w:szCs w:val="21"/>
               </w:rPr>
               <w:t xml:space="preserve"> </w:t>
             </w:r>
             <w:r>
               <w:rPr>
-                <w:rFonts w:hAnsi="宋体" w:hint="eastAsia"/>
+                <w:rFonts w:hint="eastAsia" w:hAnsi="宋体"/>
                 <w:szCs w:val="21"/>
                 <w:u w:val="single"/>
               </w:rPr>
@@ -1200,13 +1238,13 @@
               </w:numPr>
               <w:spacing w:line="380" w:lineRule="exact"/>
               <w:rPr>
-                <w:rFonts w:hAnsi="宋体" w:hint="eastAsia"/>
-                <w:szCs w:val="21"/>
-              </w:rPr>
-            </w:pPr>
-            <w:r>
-              <w:rPr>
-                <w:rFonts w:ascii="宋体" w:hAnsi="宋体" w:cs="宋体" w:hint="eastAsia"/>
+                <w:rFonts w:hint="eastAsia" w:hAnsi="宋体"/>
+                <w:szCs w:val="21"/>
+              </w:rPr>
+            </w:pPr>
+            <w:r>
+              <w:rPr>
+                <w:rFonts w:hint="eastAsia" w:ascii="宋体" w:hAnsi="宋体" w:cs="宋体"/>
                 <w:color w:val="000000"/>
                 <w:kern w:val="0"/>
                 <w:szCs w:val="21"/>
@@ -1219,14 +1257,14 @@
               <w:spacing w:line="380" w:lineRule="exact"/>
               <w:ind w:left="420"/>
               <w:rPr>
-                <w:rFonts w:hAnsi="宋体" w:hint="eastAsia"/>
+                <w:rFonts w:hint="eastAsia" w:hAnsi="宋体"/>
                 <w:szCs w:val="21"/>
                 <w:u w:val="single"/>
               </w:rPr>
             </w:pPr>
             <w:r>
               <w:rPr>
-                <w:rFonts w:ascii="宋体" w:hAnsi="宋体" w:hint="eastAsia"/>
+                <w:rFonts w:hint="eastAsia" w:ascii="宋体" w:hAnsi="宋体"/>
                 <w:szCs w:val="21"/>
               </w:rPr>
               <w:sym w:font="Wingdings 2" w:char="0052"/>
@@ -1253,7 +1291,7 @@
             </w:r>
             <w:r>
               <w:rPr>
-                <w:rFonts w:ascii="宋体" w:hAnsi="宋体" w:hint="eastAsia"/>
+                <w:rFonts w:hint="eastAsia" w:ascii="宋体" w:hAnsi="宋体"/>
                 <w:szCs w:val="21"/>
               </w:rPr>
               <w:t>□</w:t>
@@ -1267,14 +1305,14 @@
             </w:r>
             <w:r>
               <w:rPr>
-                <w:rFonts w:hAnsi="宋体" w:hint="eastAsia"/>
+                <w:rFonts w:hint="eastAsia" w:hAnsi="宋体"/>
                 <w:szCs w:val="21"/>
               </w:rPr>
               <w:t xml:space="preserve"> </w:t>
             </w:r>
             <w:r>
               <w:rPr>
-                <w:rFonts w:hAnsi="宋体" w:hint="eastAsia"/>
+                <w:rFonts w:hint="eastAsia" w:hAnsi="宋体"/>
                 <w:szCs w:val="21"/>
                 <w:u w:val="single"/>
               </w:rPr>
@@ -1289,13 +1327,13 @@
               </w:numPr>
               <w:spacing w:line="380" w:lineRule="exact"/>
               <w:rPr>
-                <w:rFonts w:hAnsi="宋体" w:hint="eastAsia"/>
-                <w:szCs w:val="21"/>
-              </w:rPr>
-            </w:pPr>
-            <w:r>
-              <w:rPr>
-                <w:rFonts w:hAnsi="宋体" w:hint="eastAsia"/>
+                <w:rFonts w:hint="eastAsia" w:hAnsi="宋体"/>
+                <w:szCs w:val="21"/>
+              </w:rPr>
+            </w:pPr>
+            <w:r>
+              <w:rPr>
+                <w:rFonts w:hint="eastAsia" w:hAnsi="宋体"/>
                 <w:szCs w:val="21"/>
               </w:rPr>
               <w:t>测评指标选取是否</w:t>
@@ -1309,17 +1347,10 @@
             </w:r>
             <w:r>
               <w:rPr>
-                <w:rFonts w:hAnsi="宋体" w:hint="eastAsia"/>
-                <w:szCs w:val="21"/>
-              </w:rPr>
-              <w:t>、合理</w:t>
-            </w:r>
-            <w:r>
-              <w:rPr>
-                <w:rFonts w:hAnsi="宋体" w:hint="eastAsia"/>
-                <w:szCs w:val="21"/>
-              </w:rPr>
-              <w:t xml:space="preserve">                                           </w:t>
+                <w:rFonts w:hint="eastAsia" w:hAnsi="宋体"/>
+                <w:szCs w:val="21"/>
+              </w:rPr>
+              <w:t xml:space="preserve">、合理                                           </w:t>
             </w:r>
           </w:p>
           <w:p>
@@ -1327,14 +1358,14 @@
               <w:spacing w:line="380" w:lineRule="exact"/>
               <w:ind w:left="420"/>
               <w:rPr>
-                <w:rFonts w:hAnsi="宋体" w:hint="eastAsia"/>
+                <w:rFonts w:hint="eastAsia" w:hAnsi="宋体"/>
                 <w:szCs w:val="21"/>
                 <w:u w:val="single"/>
               </w:rPr>
             </w:pPr>
             <w:r>
               <w:rPr>
-                <w:rFonts w:ascii="宋体" w:hAnsi="宋体" w:hint="eastAsia"/>
+                <w:rFonts w:hint="eastAsia" w:ascii="宋体" w:hAnsi="宋体"/>
                 <w:szCs w:val="21"/>
               </w:rPr>
               <w:sym w:font="Wingdings 2" w:char="0052"/>
@@ -1361,7 +1392,7 @@
             </w:r>
             <w:r>
               <w:rPr>
-                <w:rFonts w:ascii="宋体" w:hAnsi="宋体" w:hint="eastAsia"/>
+                <w:rFonts w:hint="eastAsia" w:ascii="宋体" w:hAnsi="宋体"/>
                 <w:szCs w:val="21"/>
               </w:rPr>
               <w:sym w:font="Wingdings 2" w:char="00A3"/>
@@ -1375,14 +1406,14 @@
             </w:r>
             <w:r>
               <w:rPr>
-                <w:rFonts w:hAnsi="宋体" w:hint="eastAsia"/>
+                <w:rFonts w:hint="eastAsia" w:hAnsi="宋体"/>
                 <w:szCs w:val="21"/>
               </w:rPr>
               <w:t xml:space="preserve"> </w:t>
             </w:r>
             <w:r>
               <w:rPr>
-                <w:rFonts w:hAnsi="宋体" w:hint="eastAsia"/>
+                <w:rFonts w:hint="eastAsia" w:hAnsi="宋体"/>
                 <w:szCs w:val="21"/>
                 <w:u w:val="single"/>
               </w:rPr>
@@ -1397,7 +1428,7 @@
               </w:numPr>
               <w:spacing w:line="380" w:lineRule="exact"/>
               <w:rPr>
-                <w:rFonts w:hAnsi="宋体" w:hint="eastAsia"/>
+                <w:rFonts w:hint="eastAsia" w:hAnsi="宋体"/>
                 <w:szCs w:val="21"/>
               </w:rPr>
             </w:pPr>
@@ -1410,7 +1441,7 @@
             </w:r>
             <w:r>
               <w:rPr>
-                <w:rFonts w:hAnsi="宋体" w:hint="eastAsia"/>
+                <w:rFonts w:hint="eastAsia" w:hAnsi="宋体"/>
                 <w:szCs w:val="21"/>
               </w:rPr>
               <w:t>是否</w:t>
@@ -1424,7 +1455,7 @@
             </w:r>
             <w:r>
               <w:rPr>
-                <w:rFonts w:hAnsi="宋体" w:hint="eastAsia"/>
+                <w:rFonts w:hint="eastAsia" w:hAnsi="宋体"/>
                 <w:szCs w:val="21"/>
               </w:rPr>
               <w:t xml:space="preserve">                           </w:t>
@@ -1435,13 +1466,13 @@
               <w:spacing w:line="380" w:lineRule="exact"/>
               <w:ind w:left="420"/>
               <w:rPr>
-                <w:rFonts w:hAnsi="宋体" w:hint="eastAsia"/>
-                <w:szCs w:val="21"/>
-              </w:rPr>
-            </w:pPr>
-            <w:r>
-              <w:rPr>
-                <w:rFonts w:ascii="宋体" w:hAnsi="宋体" w:hint="eastAsia"/>
+                <w:rFonts w:hint="eastAsia" w:hAnsi="宋体"/>
+                <w:szCs w:val="21"/>
+              </w:rPr>
+            </w:pPr>
+            <w:r>
+              <w:rPr>
+                <w:rFonts w:hint="eastAsia" w:ascii="宋体" w:hAnsi="宋体"/>
                 <w:szCs w:val="21"/>
               </w:rPr>
               <w:sym w:font="Wingdings 2" w:char="0052"/>
@@ -1468,7 +1499,7 @@
             </w:r>
             <w:r>
               <w:rPr>
-                <w:rFonts w:ascii="宋体" w:hAnsi="宋体" w:hint="eastAsia"/>
+                <w:rFonts w:hint="eastAsia" w:ascii="宋体" w:hAnsi="宋体"/>
                 <w:szCs w:val="21"/>
               </w:rPr>
               <w:t>□</w:t>
@@ -1482,14 +1513,14 @@
             </w:r>
             <w:r>
               <w:rPr>
-                <w:rFonts w:hAnsi="宋体" w:hint="eastAsia"/>
+                <w:rFonts w:hint="eastAsia" w:hAnsi="宋体"/>
                 <w:szCs w:val="21"/>
               </w:rPr>
               <w:t xml:space="preserve"> </w:t>
             </w:r>
             <w:r>
               <w:rPr>
-                <w:rFonts w:hAnsi="宋体" w:hint="eastAsia"/>
+                <w:rFonts w:hint="eastAsia" w:hAnsi="宋体"/>
                 <w:szCs w:val="21"/>
                 <w:u w:val="single"/>
               </w:rPr>
@@ -1499,9 +1530,25 @@
         </w:tc>
       </w:tr>
       <w:tr>
+        <w:tblPrEx>
+          <w:tblBorders>
+            <w:top w:val="single" w:color="auto" w:sz="8" w:space="0"/>
+            <w:left w:val="single" w:color="auto" w:sz="8" w:space="0"/>
+            <w:bottom w:val="single" w:color="auto" w:sz="8" w:space="0"/>
+            <w:right w:val="single" w:color="auto" w:sz="8" w:space="0"/>
+            <w:insideH w:val="single" w:color="auto" w:sz="8" w:space="0"/>
+            <w:insideV w:val="single" w:color="auto" w:sz="8" w:space="0"/>
+          </w:tblBorders>
+          <w:tblCellMar>
+            <w:top w:w="0" w:type="dxa"/>
+            <w:left w:w="108" w:type="dxa"/>
+            <w:bottom w:w="0" w:type="dxa"/>
+            <w:right w:w="108" w:type="dxa"/>
+          </w:tblCellMar>
+        </w:tblPrEx>
         <w:trPr>
           <w:cantSplit/>
-          <w:trHeight w:val="1795"/>
+          <w:trHeight w:val="1795" w:hRule="atLeast"/>
           <w:jc w:val="center"/>
         </w:trPr>
         <w:tc>
@@ -1514,16 +1561,15 @@
             <w:pPr>
               <w:jc w:val="center"/>
               <w:rPr>
-                <w:rFonts w:ascii="宋体" w:hAnsi="宋体" w:hint="eastAsia"/>
-                <w:szCs w:val="21"/>
-              </w:rPr>
-            </w:pPr>
-            <w:r>
-              <w:rPr>
-                <w:rFonts w:ascii="宋体" w:hAnsi="宋体" w:hint="eastAsia"/>
-                <w:szCs w:val="21"/>
-              </w:rPr>
-              <w:lastRenderedPageBreak/>
+                <w:rFonts w:hint="eastAsia" w:ascii="宋体" w:hAnsi="宋体"/>
+                <w:szCs w:val="21"/>
+              </w:rPr>
+            </w:pPr>
+            <w:r>
+              <w:rPr>
+                <w:rFonts w:hint="eastAsia" w:ascii="宋体" w:hAnsi="宋体"/>
+                <w:szCs w:val="21"/>
+              </w:rPr>
               <w:t>评审结论</w:t>
             </w:r>
           </w:p>
@@ -1535,13 +1581,13 @@
           <w:p>
             <w:pPr>
               <w:rPr>
-                <w:rFonts w:ascii="宋体" w:hAnsi="宋体" w:hint="eastAsia"/>
-                <w:szCs w:val="21"/>
-              </w:rPr>
-            </w:pPr>
-            <w:r>
-              <w:rPr>
-                <w:rFonts w:ascii="宋体" w:hAnsi="宋体" w:hint="eastAsia"/>
+                <w:rFonts w:hint="eastAsia" w:ascii="宋体" w:hAnsi="宋体"/>
+                <w:szCs w:val="21"/>
+              </w:rPr>
+            </w:pPr>
+            <w:r>
+              <w:rPr>
+                <w:rFonts w:hint="eastAsia" w:ascii="宋体" w:hAnsi="宋体"/>
                 <w:szCs w:val="21"/>
               </w:rPr>
               <w:t>评审组长审批意见：</w:t>
@@ -1550,27 +1596,27 @@
           <w:p>
             <w:pPr>
               <w:rPr>
-                <w:rFonts w:ascii="宋体" w:hAnsi="宋体" w:hint="eastAsia"/>
-                <w:szCs w:val="21"/>
-              </w:rPr>
-            </w:pPr>
-            <w:r>
-              <w:rPr>
-                <w:rFonts w:ascii="宋体" w:hAnsi="宋体" w:hint="eastAsia"/>
+                <w:rFonts w:hint="eastAsia" w:ascii="宋体" w:hAnsi="宋体"/>
+                <w:szCs w:val="21"/>
+              </w:rPr>
+            </w:pPr>
+            <w:r>
+              <w:rPr>
+                <w:rFonts w:hint="eastAsia" w:ascii="宋体" w:hAnsi="宋体"/>
                 <w:szCs w:val="21"/>
               </w:rPr>
               <w:t xml:space="preserve">□合格    </w:t>
             </w:r>
             <w:r>
               <w:rPr>
-                <w:rFonts w:ascii="宋体" w:hAnsi="宋体" w:hint="eastAsia"/>
+                <w:rFonts w:hint="eastAsia" w:ascii="宋体" w:hAnsi="宋体"/>
                 <w:szCs w:val="21"/>
               </w:rPr>
               <w:sym w:font="Wingdings 2" w:char="0052"/>
             </w:r>
             <w:r>
               <w:rPr>
-                <w:rFonts w:ascii="宋体" w:hAnsi="宋体" w:hint="eastAsia"/>
+                <w:rFonts w:hint="eastAsia" w:ascii="宋体" w:hAnsi="宋体"/>
                 <w:szCs w:val="21"/>
               </w:rPr>
               <w:t>基本合格，整改后不需要评审  □不合格，改后需重新评审</w:t>
@@ -1578,23 +1624,23 @@
           </w:p>
           <w:p>
             <w:pPr>
-              <w:spacing w:beforeLines="50" w:before="156"/>
-              <w:rPr>
-                <w:rFonts w:ascii="宋体" w:hAnsi="宋体" w:hint="eastAsia"/>
+              <w:spacing w:before="156" w:beforeLines="50"/>
+              <w:rPr>
+                <w:rFonts w:hint="eastAsia" w:ascii="宋体" w:hAnsi="宋体"/>
                 <w:szCs w:val="21"/>
                 <w:u w:val="single"/>
               </w:rPr>
             </w:pPr>
             <w:r>
               <w:rPr>
-                <w:rFonts w:ascii="宋体" w:hAnsi="宋体" w:hint="eastAsia"/>
+                <w:rFonts w:hint="eastAsia" w:ascii="宋体" w:hAnsi="宋体"/>
                 <w:szCs w:val="21"/>
               </w:rPr>
               <w:t>改进建议：</w:t>
             </w:r>
             <w:r>
               <w:rPr>
-                <w:rFonts w:ascii="宋体" w:hAnsi="宋体" w:hint="eastAsia"/>
+                <w:rFonts w:hint="eastAsia" w:ascii="宋体" w:hAnsi="宋体"/>
                 <w:szCs w:val="21"/>
                 <w:u w:val="single"/>
               </w:rPr>
@@ -1603,23 +1649,23 @@
           </w:p>
           <w:p>
             <w:pPr>
-              <w:spacing w:beforeLines="50" w:before="156"/>
-              <w:rPr>
-                <w:rFonts w:ascii="宋体" w:hAnsi="宋体" w:hint="eastAsia"/>
+              <w:spacing w:before="156" w:beforeLines="50"/>
+              <w:rPr>
+                <w:rFonts w:hint="eastAsia" w:ascii="宋体" w:hAnsi="宋体"/>
                 <w:szCs w:val="21"/>
                 <w:u w:val="single"/>
               </w:rPr>
             </w:pPr>
             <w:r>
               <w:rPr>
-                <w:rFonts w:ascii="宋体" w:hAnsi="宋体" w:hint="eastAsia"/>
+                <w:rFonts w:hint="eastAsia" w:ascii="宋体" w:hAnsi="宋体"/>
                 <w:szCs w:val="21"/>
               </w:rPr>
               <w:t xml:space="preserve">          </w:t>
             </w:r>
             <w:r>
               <w:rPr>
-                <w:rFonts w:ascii="宋体" w:hAnsi="宋体" w:hint="eastAsia"/>
+                <w:rFonts w:hint="eastAsia" w:ascii="宋体" w:hAnsi="宋体"/>
                 <w:szCs w:val="21"/>
                 <w:u w:val="single"/>
               </w:rPr>
@@ -1628,18 +1674,18 @@
           </w:p>
           <w:p>
             <w:pPr>
-              <w:pStyle w:val="a0"/>
+              <w:pStyle w:val="4"/>
               <w:wordWrap w:val="0"/>
-              <w:spacing w:beforeLines="50" w:before="156" w:afterLines="50" w:after="156"/>
+              <w:spacing w:before="156" w:beforeLines="50" w:after="156" w:afterLines="50"/>
               <w:jc w:val="right"/>
               <w:rPr>
-                <w:rFonts w:ascii="宋体" w:hAnsi="宋体" w:hint="eastAsia"/>
-                <w:szCs w:val="21"/>
-              </w:rPr>
-            </w:pPr>
-            <w:r>
-              <w:rPr>
-                <w:rFonts w:ascii="宋体" w:hAnsi="宋体" w:hint="eastAsia"/>
+                <w:rFonts w:hint="eastAsia" w:ascii="宋体" w:hAnsi="宋体"/>
+                <w:szCs w:val="21"/>
+              </w:rPr>
+            </w:pPr>
+            <w:r>
+              <w:rPr>
+                <w:rFonts w:hint="eastAsia" w:ascii="宋体" w:hAnsi="宋体"/>
                 <w:szCs w:val="21"/>
               </w:rPr>
               <w:t xml:space="preserve"> 签字：              日期：         </w:t>
@@ -1650,56 +1696,27 @@
     </w:tbl>
     <w:p/>
     <w:sectPr>
-      <w:headerReference w:type="even" r:id="rId7"/>
-      <w:headerReference w:type="default" r:id="rId8"/>
-      <w:footerReference w:type="even" r:id="rId9"/>
-      <w:footerReference w:type="default" r:id="rId10"/>
-      <w:headerReference w:type="first" r:id="rId11"/>
-      <w:footerReference w:type="first" r:id="rId12"/>
+      <w:headerReference r:id="rId5" w:type="first"/>
+      <w:footerReference r:id="rId8" w:type="first"/>
+      <w:headerReference r:id="rId3" w:type="default"/>
+      <w:footerReference r:id="rId6" w:type="default"/>
+      <w:headerReference r:id="rId4" w:type="even"/>
+      <w:footerReference r:id="rId7" w:type="even"/>
       <w:pgSz w:w="11906" w:h="16838"/>
       <w:pgMar w:top="1276" w:right="1133" w:bottom="1276" w:left="1800" w:header="851" w:footer="850" w:gutter="0"/>
       <w:pgNumType w:start="1"/>
-      <w:cols w:space="425"/>
-      <w:docGrid w:type="lines" w:linePitch="312"/>
+      <w:cols w:space="425" w:num="1"/>
+      <w:docGrid w:type="lines" w:linePitch="312" w:charSpace="0"/>
     </w:sectPr>
   </w:body>
 </w:document>
 </file>
 
-<file path=word/endnotes.xml><?xml version="1.0" encoding="utf-8"?>
-<w:endnotes xmlns:wpc="http://schemas.microsoft.com/office/word/2010/wordprocessingCanvas" xmlns:cx="http://schemas.microsoft.com/office/drawing/2014/chartex" xmlns:cx1="http://schemas.microsoft.com/office/drawing/2015/9/8/chartex" xmlns:cx2="http://schemas.microsoft.com/office/drawing/2015/10/21/chartex" xmlns:cx3="http://schemas.microsoft.com/office/drawing/2016/5/9/chartex" xmlns:cx4="http://schemas.microsoft.com/office/drawing/2016/5/10/chartex" xmlns:cx5="http://schemas.microsoft.com/office/drawing/2016/5/11/chartex" xmlns:cx6="http://schemas.microsoft.com/office/drawing/2016/5/12/chartex" xmlns:cx7="http://schemas.microsoft.com/office/drawing/2016/5/13/chartex" xmlns:cx8="http://schemas.microsoft.com/office/drawing/2016/5/14/chartex" xmlns:mc="http://schemas.openxmlformats.org/markup-compatibility/2006" xmlns:aink="http://schemas.microsoft.com/office/drawing/2016/ink" xmlns:am3d="http://schemas.microsoft.com/office/drawing/2017/model3d" xmlns:o="urn:schemas-microsoft-com:office:office" xmlns:oel="http://schemas.microsoft.com/office/2019/extlst" xmlns:r="http://schemas.openxmlformats.org/officeDocument/2006/relationships" xmlns:m="http://schemas.openxmlformats.org/officeDocument/2006/math" xmlns:v="urn:schemas-microsoft-com:vml" xmlns:wp14="http://schemas.microsoft.com/office/word/2010/wordprocessingDrawing" xmlns:wp="http://schemas.openxmlformats.org/drawingml/2006/wordprocessingDrawing" xmlns:w10="urn:schemas-microsoft-com:office:word" xmlns:w="http://schemas.openxmlformats.org/wordprocessingml/2006/main" xmlns:w14="http://schemas.microsoft.com/office/word/2010/wordml" xmlns:w15="http://schemas.microsoft.com/office/word/2012/wordml" xmlns:w16cex="http://schemas.microsoft.com/office/word/2018/wordml/cex" xmlns:w16cid="http://schemas.microsoft.com/office/word/2016/wordml/cid" xmlns:w16="http://schemas.microsoft.com/office/word/2018/wordml" xmlns:w16du="http://schemas.microsoft.com/office/word/2023/wordml/word16du" xmlns:w16sdtdh="http://schemas.microsoft.com/office/word/2020/wordml/sdtdatahash" xmlns:w16sdtfl="http://schemas.microsoft.com/office/word/2024/wordml/sdtformatlock" xmlns:w16se="http://schemas.microsoft.com/office/word/2015/wordml/symex" xmlns:wpg="http://schemas.microsoft.com/office/word/2010/wordprocessingGroup" xmlns:wpi="http://schemas.microsoft.com/office/word/2010/wordprocessingInk" xmlns:wne="http://schemas.microsoft.com/office/word/2006/wordml" xmlns:wps="http://schemas.microsoft.com/office/word/2010/wordprocessingShape" mc:Ignorable="w14 w15 w16se w16cid w16 w16cex w16sdtdh w16sdtfl w16du wp14">
-  <w:endnote w:type="separator" w:id="-1">
-    <w:p>
-      <w:r>
-        <w:separator/>
-      </w:r>
-    </w:p>
-  </w:endnote>
-  <w:endnote w:type="continuationSeparator" w:id="0">
-    <w:p>
-      <w:r>
-        <w:continuationSeparator/>
-      </w:r>
-    </w:p>
-  </w:endnote>
-</w:endnotes>
-</file>
-
 <file path=word/footer1.xml><?xml version="1.0" encoding="utf-8"?>
-<w:ftr xmlns:wpc="http://schemas.microsoft.com/office/word/2010/wordprocessingCanvas" xmlns:cx="http://schemas.microsoft.com/office/drawing/2014/chartex" xmlns:cx1="http://schemas.microsoft.com/office/drawing/2015/9/8/chartex" xmlns:cx2="http://schemas.microsoft.com/office/drawing/2015/10/21/chartex" xmlns:cx3="http://schemas.microsoft.com/office/drawing/2016/5/9/chartex" xmlns:cx4="http://schemas.microsoft.com/office/drawing/2016/5/10/chartex" xmlns:cx5="http://schemas.microsoft.com/office/drawing/2016/5/11/chartex" xmlns:cx6="http://schemas.microsoft.com/office/drawing/2016/5/12/chartex" xmlns:cx7="http://schemas.microsoft.com/office/drawing/2016/5/13/chartex" xmlns:cx8="http://schemas.microsoft.com/office/drawing/2016/5/14/chartex" xmlns:mc="http://schemas.openxmlformats.org/markup-compatibility/2006" xmlns:aink="http://schemas.microsoft.com/office/drawing/2016/ink" xmlns:am3d="http://schemas.microsoft.com/office/drawing/2017/model3d" xmlns:o="urn:schemas-microsoft-com:office:office" xmlns:oel="http://schemas.microsoft.com/office/2019/extlst" xmlns:r="http://schemas.openxmlformats.org/officeDocument/2006/relationships" xmlns:m="http://schemas.openxmlformats.org/officeDocument/2006/math" xmlns:v="urn:schemas-microsoft-com:vml" xmlns:wp14="http://schemas.microsoft.com/office/word/2010/wordprocessingDrawing" xmlns:wp="http://schemas.openxmlformats.org/drawingml/2006/wordprocessingDrawing" xmlns:w10="urn:schemas-microsoft-com:office:word" xmlns:w="http://schemas.openxmlformats.org/wordprocessingml/2006/main" xmlns:w14="http://schemas.microsoft.com/office/word/2010/wordml" xmlns:w15="http://schemas.microsoft.com/office/word/2012/wordml" xmlns:w16cex="http://schemas.microsoft.com/office/word/2018/wordml/cex" xmlns:w16cid="http://schemas.microsoft.com/office/word/2016/wordml/cid" xmlns:w16="http://schemas.microsoft.com/office/word/2018/wordml" xmlns:w16du="http://schemas.microsoft.com/office/word/2023/wordml/word16du" xmlns:w16sdtdh="http://schemas.microsoft.com/office/word/2020/wordml/sdtdatahash" xmlns:w16sdtfl="http://schemas.microsoft.com/office/word/2024/wordml/sdtformatlock" xmlns:w16se="http://schemas.microsoft.com/office/word/2015/wordml/symex" xmlns:wpg="http://schemas.microsoft.com/office/word/2010/wordprocessingGroup" xmlns:wpi="http://schemas.microsoft.com/office/word/2010/wordprocessingInk" xmlns:wne="http://schemas.microsoft.com/office/word/2006/wordml" xmlns:wps="http://schemas.microsoft.com/office/word/2010/wordprocessingShape" mc:Ignorable="w14 w15 w16se w16cid w16 w16cex w16sdtdh w16sdtfl w16du wp14">
+<w:ftr xmlns:wpc="http://schemas.microsoft.com/office/word/2010/wordprocessingCanvas" xmlns:mc="http://schemas.openxmlformats.org/markup-compatibility/2006" xmlns:o="urn:schemas-microsoft-com:office:office" xmlns:r="http://schemas.openxmlformats.org/officeDocument/2006/relationships" xmlns:m="http://schemas.openxmlformats.org/officeDocument/2006/math" xmlns:v="urn:schemas-microsoft-com:vml" xmlns:wp14="http://schemas.microsoft.com/office/word/2010/wordprocessingDrawing" xmlns:wp="http://schemas.openxmlformats.org/drawingml/2006/wordprocessingDrawing" xmlns:w10="urn:schemas-microsoft-com:office:word" xmlns:w="http://schemas.openxmlformats.org/wordprocessingml/2006/main" xmlns:w14="http://schemas.microsoft.com/office/word/2010/wordml" xmlns:w15="http://schemas.microsoft.com/office/word/2012/wordml" xmlns:wpg="http://schemas.microsoft.com/office/word/2010/wordprocessingGroup" xmlns:wpi="http://schemas.microsoft.com/office/word/2010/wordprocessingInk" xmlns:wne="http://schemas.microsoft.com/office/word/2006/wordml" xmlns:wps="http://schemas.microsoft.com/office/word/2010/wordprocessingShape" xmlns:wpsCustomData="http://www.wps.cn/officeDocument/2013/wpsCustomData" mc:Ignorable="w14 w15 wp14">
   <w:p>
     <w:pPr>
-      <w:pStyle w:val="ab"/>
-    </w:pPr>
-  </w:p>
-</w:ftr>
-</file>
-
-<file path=word/footer2.xml><?xml version="1.0" encoding="utf-8"?>
-<w:ftr xmlns:wpc="http://schemas.microsoft.com/office/word/2010/wordprocessingCanvas" xmlns:cx="http://schemas.microsoft.com/office/drawing/2014/chartex" xmlns:cx1="http://schemas.microsoft.com/office/drawing/2015/9/8/chartex" xmlns:cx2="http://schemas.microsoft.com/office/drawing/2015/10/21/chartex" xmlns:cx3="http://schemas.microsoft.com/office/drawing/2016/5/9/chartex" xmlns:cx4="http://schemas.microsoft.com/office/drawing/2016/5/10/chartex" xmlns:cx5="http://schemas.microsoft.com/office/drawing/2016/5/11/chartex" xmlns:cx6="http://schemas.microsoft.com/office/drawing/2016/5/12/chartex" xmlns:cx7="http://schemas.microsoft.com/office/drawing/2016/5/13/chartex" xmlns:cx8="http://schemas.microsoft.com/office/drawing/2016/5/14/chartex" xmlns:mc="http://schemas.openxmlformats.org/markup-compatibility/2006" xmlns:aink="http://schemas.microsoft.com/office/drawing/2016/ink" xmlns:am3d="http://schemas.microsoft.com/office/drawing/2017/model3d" xmlns:o="urn:schemas-microsoft-com:office:office" xmlns:oel="http://schemas.microsoft.com/office/2019/extlst" xmlns:r="http://schemas.openxmlformats.org/officeDocument/2006/relationships" xmlns:m="http://schemas.openxmlformats.org/officeDocument/2006/math" xmlns:v="urn:schemas-microsoft-com:vml" xmlns:wp14="http://schemas.microsoft.com/office/word/2010/wordprocessingDrawing" xmlns:wp="http://schemas.openxmlformats.org/drawingml/2006/wordprocessingDrawing" xmlns:w10="urn:schemas-microsoft-com:office:word" xmlns:w="http://schemas.openxmlformats.org/wordprocessingml/2006/main" xmlns:w14="http://schemas.microsoft.com/office/word/2010/wordml" xmlns:w15="http://schemas.microsoft.com/office/word/2012/wordml" xmlns:w16cex="http://schemas.microsoft.com/office/word/2018/wordml/cex" xmlns:w16cid="http://schemas.microsoft.com/office/word/2016/wordml/cid" xmlns:w16="http://schemas.microsoft.com/office/word/2018/wordml" xmlns:w16du="http://schemas.microsoft.com/office/word/2023/wordml/word16du" xmlns:w16sdtdh="http://schemas.microsoft.com/office/word/2020/wordml/sdtdatahash" xmlns:w16sdtfl="http://schemas.microsoft.com/office/word/2024/wordml/sdtformatlock" xmlns:w16se="http://schemas.microsoft.com/office/word/2015/wordml/symex" xmlns:wpg="http://schemas.microsoft.com/office/word/2010/wordprocessingGroup" xmlns:wpi="http://schemas.microsoft.com/office/word/2010/wordprocessingInk" xmlns:wne="http://schemas.microsoft.com/office/word/2006/wordml" xmlns:wps="http://schemas.microsoft.com/office/word/2010/wordprocessingShape" mc:Ignorable="w14 w15 w16se w16cid w16 w16cex w16sdtdh w16sdtfl w16du wp14">
-  <w:p>
-    <w:pPr>
-      <w:pStyle w:val="ab"/>
+      <w:pStyle w:val="10"/>
       <w:jc w:val="center"/>
     </w:pPr>
     <w:r>
@@ -1727,36 +1744,31 @@
       <w:rPr>
         <w:rFonts w:hint="eastAsia"/>
       </w:rPr>
-      <w:t>页</w:t>
+      <w:t>页 共</w:t>
+    </w:r>
+    <w:r>
+      <w:fldChar w:fldCharType="begin"/>
+    </w:r>
+    <w:r>
+      <w:instrText xml:space="preserve"> NUMPAGES </w:instrText>
+    </w:r>
+    <w:r>
+      <w:fldChar w:fldCharType="separate"/>
     </w:r>
     <w:r>
       <w:rPr>
         <w:rFonts w:hint="eastAsia"/>
+        <w:b/>
       </w:rPr>
-      <w:t xml:space="preserve"> </w:t>
+      <w:t>!异常的公式结尾</w:t>
     </w:r>
     <w:r>
       <w:rPr>
         <w:rFonts w:hint="eastAsia"/>
+        <w:b/>
       </w:rPr>
-      <w:t>共</w:t>
+      <w:fldChar w:fldCharType="end"/>
     </w:r>
-    <w:fldSimple w:instr=" NUMPAGES ">
-      <w:r>
-        <w:rPr>
-          <w:rFonts w:hint="eastAsia"/>
-          <w:b/>
-        </w:rPr>
-        <w:t>!</w:t>
-      </w:r>
-      <w:r>
-        <w:rPr>
-          <w:rFonts w:hint="eastAsia"/>
-          <w:b/>
-        </w:rPr>
-        <w:t>异常的公式结尾</w:t>
-      </w:r>
-    </w:fldSimple>
     <w:r>
       <w:rPr>
         <w:rFonts w:hint="eastAsia"/>
@@ -1767,8 +1779,18 @@
 </w:ftr>
 </file>
 
+<file path=word/footer2.xml><?xml version="1.0" encoding="utf-8"?>
+<w:ftr xmlns:wpc="http://schemas.microsoft.com/office/word/2010/wordprocessingCanvas" xmlns:mc="http://schemas.openxmlformats.org/markup-compatibility/2006" xmlns:o="urn:schemas-microsoft-com:office:office" xmlns:r="http://schemas.openxmlformats.org/officeDocument/2006/relationships" xmlns:m="http://schemas.openxmlformats.org/officeDocument/2006/math" xmlns:v="urn:schemas-microsoft-com:vml" xmlns:wp14="http://schemas.microsoft.com/office/word/2010/wordprocessingDrawing" xmlns:wp="http://schemas.openxmlformats.org/drawingml/2006/wordprocessingDrawing" xmlns:w10="urn:schemas-microsoft-com:office:word" xmlns:w="http://schemas.openxmlformats.org/wordprocessingml/2006/main" xmlns:w14="http://schemas.microsoft.com/office/word/2010/wordml" xmlns:w15="http://schemas.microsoft.com/office/word/2012/wordml" xmlns:wpg="http://schemas.microsoft.com/office/word/2010/wordprocessingGroup" xmlns:wpi="http://schemas.microsoft.com/office/word/2010/wordprocessingInk" xmlns:wne="http://schemas.microsoft.com/office/word/2006/wordml" xmlns:wps="http://schemas.microsoft.com/office/word/2010/wordprocessingShape" xmlns:wpsCustomData="http://www.wps.cn/officeDocument/2013/wpsCustomData" mc:Ignorable="w14 w15 wp14">
+  <w:p>
+    <w:pPr>
+      <w:pStyle w:val="10"/>
+    </w:pPr>
+  </w:p>
+</w:ftr>
+</file>
+
 <file path=word/footer3.xml><?xml version="1.0" encoding="utf-8"?>
-<w:ftr xmlns:wpc="http://schemas.microsoft.com/office/word/2010/wordprocessingCanvas" xmlns:cx="http://schemas.microsoft.com/office/drawing/2014/chartex" xmlns:cx1="http://schemas.microsoft.com/office/drawing/2015/9/8/chartex" xmlns:cx2="http://schemas.microsoft.com/office/drawing/2015/10/21/chartex" xmlns:cx3="http://schemas.microsoft.com/office/drawing/2016/5/9/chartex" xmlns:cx4="http://schemas.microsoft.com/office/drawing/2016/5/10/chartex" xmlns:cx5="http://schemas.microsoft.com/office/drawing/2016/5/11/chartex" xmlns:cx6="http://schemas.microsoft.com/office/drawing/2016/5/12/chartex" xmlns:cx7="http://schemas.microsoft.com/office/drawing/2016/5/13/chartex" xmlns:cx8="http://schemas.microsoft.com/office/drawing/2016/5/14/chartex" xmlns:mc="http://schemas.openxmlformats.org/markup-compatibility/2006" xmlns:aink="http://schemas.microsoft.com/office/drawing/2016/ink" xmlns:am3d="http://schemas.microsoft.com/office/drawing/2017/model3d" xmlns:o="urn:schemas-microsoft-com:office:office" xmlns:oel="http://schemas.microsoft.com/office/2019/extlst" xmlns:r="http://schemas.openxmlformats.org/officeDocument/2006/relationships" xmlns:m="http://schemas.openxmlformats.org/officeDocument/2006/math" xmlns:v="urn:schemas-microsoft-com:vml" xmlns:wp14="http://schemas.microsoft.com/office/word/2010/wordprocessingDrawing" xmlns:wp="http://schemas.openxmlformats.org/drawingml/2006/wordprocessingDrawing" xmlns:w10="urn:schemas-microsoft-com:office:word" xmlns:w="http://schemas.openxmlformats.org/wordprocessingml/2006/main" xmlns:w14="http://schemas.microsoft.com/office/word/2010/wordml" xmlns:w15="http://schemas.microsoft.com/office/word/2012/wordml" xmlns:w16cex="http://schemas.microsoft.com/office/word/2018/wordml/cex" xmlns:w16cid="http://schemas.microsoft.com/office/word/2016/wordml/cid" xmlns:w16="http://schemas.microsoft.com/office/word/2018/wordml" xmlns:w16du="http://schemas.microsoft.com/office/word/2023/wordml/word16du" xmlns:w16sdtdh="http://schemas.microsoft.com/office/word/2020/wordml/sdtdatahash" xmlns:w16sdtfl="http://schemas.microsoft.com/office/word/2024/wordml/sdtformatlock" xmlns:w16se="http://schemas.microsoft.com/office/word/2015/wordml/symex" xmlns:wpg="http://schemas.microsoft.com/office/word/2010/wordprocessingGroup" xmlns:wpi="http://schemas.microsoft.com/office/word/2010/wordprocessingInk" xmlns:wne="http://schemas.microsoft.com/office/word/2006/wordml" xmlns:wps="http://schemas.microsoft.com/office/word/2010/wordprocessingShape" mc:Ignorable="w14 w15 w16se w16cid w16 w16cex w16sdtdh w16sdtfl w16du wp14">
+<w:ftr xmlns:wpc="http://schemas.microsoft.com/office/word/2010/wordprocessingCanvas" xmlns:mc="http://schemas.openxmlformats.org/markup-compatibility/2006" xmlns:o="urn:schemas-microsoft-com:office:office" xmlns:r="http://schemas.openxmlformats.org/officeDocument/2006/relationships" xmlns:m="http://schemas.openxmlformats.org/officeDocument/2006/math" xmlns:v="urn:schemas-microsoft-com:vml" xmlns:wp14="http://schemas.microsoft.com/office/word/2010/wordprocessingDrawing" xmlns:wp="http://schemas.openxmlformats.org/drawingml/2006/wordprocessingDrawing" xmlns:w10="urn:schemas-microsoft-com:office:word" xmlns:w="http://schemas.openxmlformats.org/wordprocessingml/2006/main" xmlns:w14="http://schemas.microsoft.com/office/word/2010/wordml" xmlns:w15="http://schemas.microsoft.com/office/word/2012/wordml" xmlns:wpg="http://schemas.microsoft.com/office/word/2010/wordprocessingGroup" xmlns:wpi="http://schemas.microsoft.com/office/word/2010/wordprocessingInk" xmlns:wne="http://schemas.microsoft.com/office/word/2006/wordml" xmlns:wps="http://schemas.microsoft.com/office/word/2010/wordprocessingShape" xmlns:wpsCustomData="http://www.wps.cn/officeDocument/2013/wpsCustomData" mc:Ignorable="w14 w15 wp14">
   <w:p>
     <w:pPr>
       <w:tabs>
@@ -1779,123 +1801,20 @@
 </w:ftr>
 </file>
 
-<file path=word/footnotes.xml><?xml version="1.0" encoding="utf-8"?>
-<w:footnotes xmlns:wpc="http://schemas.microsoft.com/office/word/2010/wordprocessingCanvas" xmlns:cx="http://schemas.microsoft.com/office/drawing/2014/chartex" xmlns:cx1="http://schemas.microsoft.com/office/drawing/2015/9/8/chartex" xmlns:cx2="http://schemas.microsoft.com/office/drawing/2015/10/21/chartex" xmlns:cx3="http://schemas.microsoft.com/office/drawing/2016/5/9/chartex" xmlns:cx4="http://schemas.microsoft.com/office/drawing/2016/5/10/chartex" xmlns:cx5="http://schemas.microsoft.com/office/drawing/2016/5/11/chartex" xmlns:cx6="http://schemas.microsoft.com/office/drawing/2016/5/12/chartex" xmlns:cx7="http://schemas.microsoft.com/office/drawing/2016/5/13/chartex" xmlns:cx8="http://schemas.microsoft.com/office/drawing/2016/5/14/chartex" xmlns:mc="http://schemas.openxmlformats.org/markup-compatibility/2006" xmlns:aink="http://schemas.microsoft.com/office/drawing/2016/ink" xmlns:am3d="http://schemas.microsoft.com/office/drawing/2017/model3d" xmlns:o="urn:schemas-microsoft-com:office:office" xmlns:oel="http://schemas.microsoft.com/office/2019/extlst" xmlns:r="http://schemas.openxmlformats.org/officeDocument/2006/relationships" xmlns:m="http://schemas.openxmlformats.org/officeDocument/2006/math" xmlns:v="urn:schemas-microsoft-com:vml" xmlns:wp14="http://schemas.microsoft.com/office/word/2010/wordprocessingDrawing" xmlns:wp="http://schemas.openxmlformats.org/drawingml/2006/wordprocessingDrawing" xmlns:w10="urn:schemas-microsoft-com:office:word" xmlns:w="http://schemas.openxmlformats.org/wordprocessingml/2006/main" xmlns:w14="http://schemas.microsoft.com/office/word/2010/wordml" xmlns:w15="http://schemas.microsoft.com/office/word/2012/wordml" xmlns:w16cex="http://schemas.microsoft.com/office/word/2018/wordml/cex" xmlns:w16cid="http://schemas.microsoft.com/office/word/2016/wordml/cid" xmlns:w16="http://schemas.microsoft.com/office/word/2018/wordml" xmlns:w16du="http://schemas.microsoft.com/office/word/2023/wordml/word16du" xmlns:w16sdtdh="http://schemas.microsoft.com/office/word/2020/wordml/sdtdatahash" xmlns:w16sdtfl="http://schemas.microsoft.com/office/word/2024/wordml/sdtformatlock" xmlns:w16se="http://schemas.microsoft.com/office/word/2015/wordml/symex" xmlns:wpg="http://schemas.microsoft.com/office/word/2010/wordprocessingGroup" xmlns:wpi="http://schemas.microsoft.com/office/word/2010/wordprocessingInk" xmlns:wne="http://schemas.microsoft.com/office/word/2006/wordml" xmlns:wps="http://schemas.microsoft.com/office/word/2010/wordprocessingShape" mc:Ignorable="w14 w15 w16se w16cid w16 w16cex w16sdtdh w16sdtfl w16du wp14">
-  <w:footnote w:type="separator" w:id="-1">
-    <w:p>
-      <w:r>
-        <w:separator/>
-      </w:r>
-    </w:p>
-  </w:footnote>
-  <w:footnote w:type="continuationSeparator" w:id="0">
-    <w:p>
-      <w:r>
-        <w:continuationSeparator/>
-      </w:r>
-    </w:p>
-  </w:footnote>
-</w:footnotes>
-</file>
-
 <file path=word/header1.xml><?xml version="1.0" encoding="utf-8"?>
-<w:hdr xmlns:wpc="http://schemas.microsoft.com/office/word/2010/wordprocessingCanvas" xmlns:cx="http://schemas.microsoft.com/office/drawing/2014/chartex" xmlns:cx1="http://schemas.microsoft.com/office/drawing/2015/9/8/chartex" xmlns:cx2="http://schemas.microsoft.com/office/drawing/2015/10/21/chartex" xmlns:cx3="http://schemas.microsoft.com/office/drawing/2016/5/9/chartex" xmlns:cx4="http://schemas.microsoft.com/office/drawing/2016/5/10/chartex" xmlns:cx5="http://schemas.microsoft.com/office/drawing/2016/5/11/chartex" xmlns:cx6="http://schemas.microsoft.com/office/drawing/2016/5/12/chartex" xmlns:cx7="http://schemas.microsoft.com/office/drawing/2016/5/13/chartex" xmlns:cx8="http://schemas.microsoft.com/office/drawing/2016/5/14/chartex" xmlns:mc="http://schemas.openxmlformats.org/markup-compatibility/2006" xmlns:aink="http://schemas.microsoft.com/office/drawing/2016/ink" xmlns:am3d="http://schemas.microsoft.com/office/drawing/2017/model3d" xmlns:o="urn:schemas-microsoft-com:office:office" xmlns:oel="http://schemas.microsoft.com/office/2019/extlst" xmlns:r="http://schemas.openxmlformats.org/officeDocument/2006/relationships" xmlns:m="http://schemas.openxmlformats.org/officeDocument/2006/math" xmlns:v="urn:schemas-microsoft-com:vml" xmlns:wp14="http://schemas.microsoft.com/office/word/2010/wordprocessingDrawing" xmlns:wp="http://schemas.openxmlformats.org/drawingml/2006/wordprocessingDrawing" xmlns:w10="urn:schemas-microsoft-com:office:word" xmlns:w="http://schemas.openxmlformats.org/wordprocessingml/2006/main" xmlns:w14="http://schemas.microsoft.com/office/word/2010/wordml" xmlns:w15="http://schemas.microsoft.com/office/word/2012/wordml" xmlns:w16cex="http://schemas.microsoft.com/office/word/2018/wordml/cex" xmlns:w16cid="http://schemas.microsoft.com/office/word/2016/wordml/cid" xmlns:w16="http://schemas.microsoft.com/office/word/2018/wordml" xmlns:w16du="http://schemas.microsoft.com/office/word/2023/wordml/word16du" xmlns:w16sdtdh="http://schemas.microsoft.com/office/word/2020/wordml/sdtdatahash" xmlns:w16sdtfl="http://schemas.microsoft.com/office/word/2024/wordml/sdtformatlock" xmlns:w16se="http://schemas.microsoft.com/office/word/2015/wordml/symex" xmlns:wpg="http://schemas.microsoft.com/office/word/2010/wordprocessingGroup" xmlns:wpi="http://schemas.microsoft.com/office/word/2010/wordprocessingInk" xmlns:wne="http://schemas.microsoft.com/office/word/2006/wordml" xmlns:wps="http://schemas.microsoft.com/office/word/2010/wordprocessingShape" mc:Ignorable="w14 w15 w16se w16cid w16 w16cex w16sdtdh w16sdtfl w16du wp14">
+<w:hdr xmlns:wpc="http://schemas.microsoft.com/office/word/2010/wordprocessingCanvas" xmlns:mc="http://schemas.openxmlformats.org/markup-compatibility/2006" xmlns:o="urn:schemas-microsoft-com:office:office" xmlns:r="http://schemas.openxmlformats.org/officeDocument/2006/relationships" xmlns:m="http://schemas.openxmlformats.org/officeDocument/2006/math" xmlns:v="urn:schemas-microsoft-com:vml" xmlns:wp14="http://schemas.microsoft.com/office/word/2010/wordprocessingDrawing" xmlns:wp="http://schemas.openxmlformats.org/drawingml/2006/wordprocessingDrawing" xmlns:w10="urn:schemas-microsoft-com:office:word" xmlns:w="http://schemas.openxmlformats.org/wordprocessingml/2006/main" xmlns:w14="http://schemas.microsoft.com/office/word/2010/wordml" xmlns:w15="http://schemas.microsoft.com/office/word/2012/wordml" xmlns:wpg="http://schemas.microsoft.com/office/word/2010/wordprocessingGroup" xmlns:wpi="http://schemas.microsoft.com/office/word/2010/wordprocessingInk" xmlns:wne="http://schemas.microsoft.com/office/word/2006/wordml" xmlns:wps="http://schemas.microsoft.com/office/word/2010/wordprocessingShape" xmlns:wpsCustomData="http://www.wps.cn/officeDocument/2013/wpsCustomData" mc:Ignorable="w14 w15 wp14">
   <w:p>
     <w:pPr>
-      <w:pStyle w:val="ac"/>
-      <w:framePr w:wrap="around" w:vAnchor="text" w:hAnchor="margin" w:xAlign="right" w:y="1"/>
-      <w:rPr>
-        <w:rStyle w:val="af1"/>
-      </w:rPr>
-    </w:pPr>
-    <w:r>
-      <w:rPr>
-        <w:rStyle w:val="af1"/>
-      </w:rPr>
-      <w:fldChar w:fldCharType="begin"/>
-    </w:r>
-    <w:r>
-      <w:rPr>
-        <w:rStyle w:val="af1"/>
-      </w:rPr>
-      <w:instrText xml:space="preserve">PAGE  </w:instrText>
-    </w:r>
-    <w:r>
-      <w:rPr>
-        <w:rStyle w:val="af1"/>
-      </w:rPr>
-      <w:fldChar w:fldCharType="separate"/>
-    </w:r>
-    <w:r>
-      <w:rPr>
-        <w:rStyle w:val="af1"/>
-      </w:rPr>
-      <w:t>0</w:t>
-    </w:r>
-    <w:r>
-      <w:rPr>
-        <w:rStyle w:val="af1"/>
-      </w:rPr>
-      <w:fldChar w:fldCharType="end"/>
-    </w:r>
-  </w:p>
-  <w:p>
-    <w:pPr>
-      <w:pStyle w:val="ac"/>
-      <w:ind w:right="360"/>
-    </w:pPr>
-  </w:p>
-</w:hdr>
-</file>
-
-<file path=word/header2.xml><?xml version="1.0" encoding="utf-8"?>
-<w:hdr xmlns:wpc="http://schemas.microsoft.com/office/word/2010/wordprocessingCanvas" xmlns:cx="http://schemas.microsoft.com/office/drawing/2014/chartex" xmlns:cx1="http://schemas.microsoft.com/office/drawing/2015/9/8/chartex" xmlns:cx2="http://schemas.microsoft.com/office/drawing/2015/10/21/chartex" xmlns:cx3="http://schemas.microsoft.com/office/drawing/2016/5/9/chartex" xmlns:cx4="http://schemas.microsoft.com/office/drawing/2016/5/10/chartex" xmlns:cx5="http://schemas.microsoft.com/office/drawing/2016/5/11/chartex" xmlns:cx6="http://schemas.microsoft.com/office/drawing/2016/5/12/chartex" xmlns:cx7="http://schemas.microsoft.com/office/drawing/2016/5/13/chartex" xmlns:cx8="http://schemas.microsoft.com/office/drawing/2016/5/14/chartex" xmlns:mc="http://schemas.openxmlformats.org/markup-compatibility/2006" xmlns:aink="http://schemas.microsoft.com/office/drawing/2016/ink" xmlns:am3d="http://schemas.microsoft.com/office/drawing/2017/model3d" xmlns:o="urn:schemas-microsoft-com:office:office" xmlns:oel="http://schemas.microsoft.com/office/2019/extlst" xmlns:r="http://schemas.openxmlformats.org/officeDocument/2006/relationships" xmlns:m="http://schemas.openxmlformats.org/officeDocument/2006/math" xmlns:v="urn:schemas-microsoft-com:vml" xmlns:wp14="http://schemas.microsoft.com/office/word/2010/wordprocessingDrawing" xmlns:wp="http://schemas.openxmlformats.org/drawingml/2006/wordprocessingDrawing" xmlns:w10="urn:schemas-microsoft-com:office:word" xmlns:w="http://schemas.openxmlformats.org/wordprocessingml/2006/main" xmlns:w14="http://schemas.microsoft.com/office/word/2010/wordml" xmlns:w15="http://schemas.microsoft.com/office/word/2012/wordml" xmlns:w16cex="http://schemas.microsoft.com/office/word/2018/wordml/cex" xmlns:w16cid="http://schemas.microsoft.com/office/word/2016/wordml/cid" xmlns:w16="http://schemas.microsoft.com/office/word/2018/wordml" xmlns:w16du="http://schemas.microsoft.com/office/word/2023/wordml/word16du" xmlns:w16sdtdh="http://schemas.microsoft.com/office/word/2020/wordml/sdtdatahash" xmlns:w16sdtfl="http://schemas.microsoft.com/office/word/2024/wordml/sdtformatlock" xmlns:w16se="http://schemas.microsoft.com/office/word/2015/wordml/symex" xmlns:wpg="http://schemas.microsoft.com/office/word/2010/wordprocessingGroup" xmlns:wpi="http://schemas.microsoft.com/office/word/2010/wordprocessingInk" xmlns:wne="http://schemas.microsoft.com/office/word/2006/wordml" xmlns:wps="http://schemas.microsoft.com/office/word/2010/wordprocessingShape" mc:Ignorable="w14 w15 w16se w16cid w16 w16cex w16sdtdh w16sdtfl w16du wp14">
-  <w:p>
-    <w:pPr>
-      <w:pStyle w:val="ac"/>
+      <w:pStyle w:val="11"/>
       <w:jc w:val="right"/>
     </w:pPr>
     <w:r>
       <w:rPr>
-        <w:rFonts w:cs="宋体" w:hint="eastAsia"/>
+        <w:rFonts w:hint="eastAsia" w:cs="宋体"/>
         <w:sz w:val="21"/>
         <w:szCs w:val="21"/>
       </w:rPr>
-      <w:t>No.{{</w:t>
-    </w:r>
-    <w:proofErr w:type="spellStart"/>
-    <w:r>
-      <w:rPr>
-        <w:rFonts w:cs="宋体" w:hint="eastAsia"/>
-        <w:sz w:val="21"/>
-        <w:szCs w:val="21"/>
-      </w:rPr>
-      <w:t>project_no</w:t>
-    </w:r>
-    <w:proofErr w:type="spellEnd"/>
-    <w:r>
-      <w:rPr>
-        <w:rFonts w:cs="宋体" w:hint="eastAsia"/>
-        <w:sz w:val="21"/>
-        <w:szCs w:val="21"/>
-      </w:rPr>
-      <w:t xml:space="preserve">}}-I                      </w:t>
-    </w:r>
-    <w:r>
-      <w:rPr>
-        <w:rFonts w:cs="宋体" w:hint="eastAsia"/>
-        <w:sz w:val="21"/>
-        <w:szCs w:val="21"/>
-      </w:rPr>
-      <w:t xml:space="preserve">   </w:t>
-    </w:r>
-    <w:r>
-      <w:rPr>
-        <w:rFonts w:cs="宋体" w:hint="eastAsia"/>
-        <w:sz w:val="21"/>
-        <w:szCs w:val="21"/>
-      </w:rPr>
-      <w:t xml:space="preserve">                                </w:t>
+      <w:t xml:space="preserve">No.{{project_no}}-I                                                         </w:t>
     </w:r>
     <w:r>
       <w:rPr>
@@ -1938,15 +1857,65 @@
 </w:hdr>
 </file>
 
-<file path=word/header3.xml><?xml version="1.0" encoding="utf-8"?>
-<w:hdr xmlns:wpc="http://schemas.microsoft.com/office/word/2010/wordprocessingCanvas" xmlns:cx="http://schemas.microsoft.com/office/drawing/2014/chartex" xmlns:cx1="http://schemas.microsoft.com/office/drawing/2015/9/8/chartex" xmlns:cx2="http://schemas.microsoft.com/office/drawing/2015/10/21/chartex" xmlns:cx3="http://schemas.microsoft.com/office/drawing/2016/5/9/chartex" xmlns:cx4="http://schemas.microsoft.com/office/drawing/2016/5/10/chartex" xmlns:cx5="http://schemas.microsoft.com/office/drawing/2016/5/11/chartex" xmlns:cx6="http://schemas.microsoft.com/office/drawing/2016/5/12/chartex" xmlns:cx7="http://schemas.microsoft.com/office/drawing/2016/5/13/chartex" xmlns:cx8="http://schemas.microsoft.com/office/drawing/2016/5/14/chartex" xmlns:mc="http://schemas.openxmlformats.org/markup-compatibility/2006" xmlns:aink="http://schemas.microsoft.com/office/drawing/2016/ink" xmlns:am3d="http://schemas.microsoft.com/office/drawing/2017/model3d" xmlns:o="urn:schemas-microsoft-com:office:office" xmlns:oel="http://schemas.microsoft.com/office/2019/extlst" xmlns:r="http://schemas.openxmlformats.org/officeDocument/2006/relationships" xmlns:m="http://schemas.openxmlformats.org/officeDocument/2006/math" xmlns:v="urn:schemas-microsoft-com:vml" xmlns:wp14="http://schemas.microsoft.com/office/word/2010/wordprocessingDrawing" xmlns:wp="http://schemas.openxmlformats.org/drawingml/2006/wordprocessingDrawing" xmlns:w10="urn:schemas-microsoft-com:office:word" xmlns:w="http://schemas.openxmlformats.org/wordprocessingml/2006/main" xmlns:w14="http://schemas.microsoft.com/office/word/2010/wordml" xmlns:w15="http://schemas.microsoft.com/office/word/2012/wordml" xmlns:w16cex="http://schemas.microsoft.com/office/word/2018/wordml/cex" xmlns:w16cid="http://schemas.microsoft.com/office/word/2016/wordml/cid" xmlns:w16="http://schemas.microsoft.com/office/word/2018/wordml" xmlns:w16du="http://schemas.microsoft.com/office/word/2023/wordml/word16du" xmlns:w16sdtdh="http://schemas.microsoft.com/office/word/2020/wordml/sdtdatahash" xmlns:w16sdtfl="http://schemas.microsoft.com/office/word/2024/wordml/sdtformatlock" xmlns:w16se="http://schemas.microsoft.com/office/word/2015/wordml/symex" xmlns:wpg="http://schemas.microsoft.com/office/word/2010/wordprocessingGroup" xmlns:wpi="http://schemas.microsoft.com/office/word/2010/wordprocessingInk" xmlns:wne="http://schemas.microsoft.com/office/word/2006/wordml" xmlns:wps="http://schemas.microsoft.com/office/word/2010/wordprocessingShape" mc:Ignorable="w14 w15 w16se w16cid w16 w16cex w16sdtdh w16sdtfl w16du wp14">
+<file path=word/header2.xml><?xml version="1.0" encoding="utf-8"?>
+<w:hdr xmlns:wpc="http://schemas.microsoft.com/office/word/2010/wordprocessingCanvas" xmlns:mc="http://schemas.openxmlformats.org/markup-compatibility/2006" xmlns:o="urn:schemas-microsoft-com:office:office" xmlns:r="http://schemas.openxmlformats.org/officeDocument/2006/relationships" xmlns:m="http://schemas.openxmlformats.org/officeDocument/2006/math" xmlns:v="urn:schemas-microsoft-com:vml" xmlns:wp14="http://schemas.microsoft.com/office/word/2010/wordprocessingDrawing" xmlns:wp="http://schemas.openxmlformats.org/drawingml/2006/wordprocessingDrawing" xmlns:w10="urn:schemas-microsoft-com:office:word" xmlns:w="http://schemas.openxmlformats.org/wordprocessingml/2006/main" xmlns:w14="http://schemas.microsoft.com/office/word/2010/wordml" xmlns:w15="http://schemas.microsoft.com/office/word/2012/wordml" xmlns:wpg="http://schemas.microsoft.com/office/word/2010/wordprocessingGroup" xmlns:wpi="http://schemas.microsoft.com/office/word/2010/wordprocessingInk" xmlns:wne="http://schemas.microsoft.com/office/word/2006/wordml" xmlns:wps="http://schemas.microsoft.com/office/word/2010/wordprocessingShape" xmlns:wpsCustomData="http://www.wps.cn/officeDocument/2013/wpsCustomData" mc:Ignorable="w14 w15 wp14">
   <w:p>
     <w:pPr>
-      <w:pStyle w:val="ac"/>
+      <w:pStyle w:val="11"/>
+      <w:framePr w:wrap="around" w:vAnchor="text" w:hAnchor="margin" w:xAlign="right" w:y="1"/>
+      <w:rPr>
+        <w:rStyle w:val="16"/>
+      </w:rPr>
+    </w:pPr>
+    <w:r>
+      <w:rPr>
+        <w:rStyle w:val="16"/>
+      </w:rPr>
+      <w:fldChar w:fldCharType="begin"/>
+    </w:r>
+    <w:r>
+      <w:rPr>
+        <w:rStyle w:val="16"/>
+      </w:rPr>
+      <w:instrText xml:space="preserve">PAGE  </w:instrText>
+    </w:r>
+    <w:r>
+      <w:rPr>
+        <w:rStyle w:val="16"/>
+      </w:rPr>
+      <w:fldChar w:fldCharType="separate"/>
+    </w:r>
+    <w:r>
+      <w:rPr>
+        <w:rStyle w:val="16"/>
+      </w:rPr>
+      <w:t>0</w:t>
+    </w:r>
+    <w:r>
+      <w:rPr>
+        <w:rStyle w:val="16"/>
+      </w:rPr>
+      <w:fldChar w:fldCharType="end"/>
+    </w:r>
+  </w:p>
+  <w:p>
+    <w:pPr>
+      <w:pStyle w:val="11"/>
+      <w:ind w:right="360"/>
+    </w:pPr>
+  </w:p>
+</w:hdr>
+</file>
+
+<file path=word/header3.xml><?xml version="1.0" encoding="utf-8"?>
+<w:hdr xmlns:wpc="http://schemas.microsoft.com/office/word/2010/wordprocessingCanvas" xmlns:mc="http://schemas.openxmlformats.org/markup-compatibility/2006" xmlns:o="urn:schemas-microsoft-com:office:office" xmlns:r="http://schemas.openxmlformats.org/officeDocument/2006/relationships" xmlns:m="http://schemas.openxmlformats.org/officeDocument/2006/math" xmlns:v="urn:schemas-microsoft-com:vml" xmlns:wp14="http://schemas.microsoft.com/office/word/2010/wordprocessingDrawing" xmlns:wp="http://schemas.openxmlformats.org/drawingml/2006/wordprocessingDrawing" xmlns:w10="urn:schemas-microsoft-com:office:word" xmlns:w="http://schemas.openxmlformats.org/wordprocessingml/2006/main" xmlns:w14="http://schemas.microsoft.com/office/word/2010/wordml" xmlns:w15="http://schemas.microsoft.com/office/word/2012/wordml" xmlns:wpg="http://schemas.microsoft.com/office/word/2010/wordprocessingGroup" xmlns:wpi="http://schemas.microsoft.com/office/word/2010/wordprocessingInk" xmlns:wne="http://schemas.microsoft.com/office/word/2006/wordml" xmlns:wps="http://schemas.microsoft.com/office/word/2010/wordprocessingShape" xmlns:wpsCustomData="http://www.wps.cn/officeDocument/2013/wpsCustomData" mc:Ignorable="w14 w15 wp14">
+  <w:p>
+    <w:pPr>
+      <w:pStyle w:val="11"/>
       <w:pBdr>
-        <w:bottom w:val="single" w:sz="4" w:space="1" w:color="auto"/>
+        <w:bottom w:val="single" w:color="auto" w:sz="4" w:space="1"/>
       </w:pBdr>
-      <w:ind w:right="360" w:firstLineChars="3300" w:firstLine="6930"/>
+      <w:ind w:right="360" w:firstLine="6930" w:firstLineChars="3300"/>
       <w:jc w:val="both"/>
       <w:rPr>
         <w:sz w:val="21"/>
@@ -1966,12 +1935,12 @@
 </file>
 
 <file path=word/numbering.xml><?xml version="1.0" encoding="utf-8"?>
-<w:numbering xmlns:wpc="http://schemas.microsoft.com/office/word/2010/wordprocessingCanvas" xmlns:cx="http://schemas.microsoft.com/office/drawing/2014/chartex" xmlns:cx1="http://schemas.microsoft.com/office/drawing/2015/9/8/chartex" xmlns:cx2="http://schemas.microsoft.com/office/drawing/2015/10/21/chartex" xmlns:cx3="http://schemas.microsoft.com/office/drawing/2016/5/9/chartex" xmlns:cx4="http://schemas.microsoft.com/office/drawing/2016/5/10/chartex" xmlns:cx5="http://schemas.microsoft.com/office/drawing/2016/5/11/chartex" xmlns:cx6="http://schemas.microsoft.com/office/drawing/2016/5/12/chartex" xmlns:cx7="http://schemas.microsoft.com/office/drawing/2016/5/13/chartex" xmlns:cx8="http://schemas.microsoft.com/office/drawing/2016/5/14/chartex" xmlns:mc="http://schemas.openxmlformats.org/markup-compatibility/2006" xmlns:aink="http://schemas.microsoft.com/office/drawing/2016/ink" xmlns:am3d="http://schemas.microsoft.com/office/drawing/2017/model3d" xmlns:o="urn:schemas-microsoft-com:office:office" xmlns:oel="http://schemas.microsoft.com/office/2019/extlst" xmlns:r="http://schemas.openxmlformats.org/officeDocument/2006/relationships" xmlns:m="http://schemas.openxmlformats.org/officeDocument/2006/math" xmlns:v="urn:schemas-microsoft-com:vml" xmlns:wp14="http://schemas.microsoft.com/office/word/2010/wordprocessingDrawing" xmlns:wp="http://schemas.openxmlformats.org/drawingml/2006/wordprocessingDrawing" xmlns:w10="urn:schemas-microsoft-com:office:word" xmlns:w="http://schemas.openxmlformats.org/wordprocessingml/2006/main" xmlns:w14="http://schemas.microsoft.com/office/word/2010/wordml" xmlns:w15="http://schemas.microsoft.com/office/word/2012/wordml" xmlns:w16cex="http://schemas.microsoft.com/office/word/2018/wordml/cex" xmlns:w16cid="http://schemas.microsoft.com/office/word/2016/wordml/cid" xmlns:w16="http://schemas.microsoft.com/office/word/2018/wordml" xmlns:w16du="http://schemas.microsoft.com/office/word/2023/wordml/word16du" xmlns:w16sdtdh="http://schemas.microsoft.com/office/word/2020/wordml/sdtdatahash" xmlns:w16sdtfl="http://schemas.microsoft.com/office/word/2024/wordml/sdtformatlock" xmlns:w16se="http://schemas.microsoft.com/office/word/2015/wordml/symex" xmlns:wpg="http://schemas.microsoft.com/office/word/2010/wordprocessingGroup" xmlns:wpi="http://schemas.microsoft.com/office/word/2010/wordprocessingInk" xmlns:wne="http://schemas.microsoft.com/office/word/2006/wordml" xmlns:wps="http://schemas.microsoft.com/office/word/2010/wordprocessingShape" mc:Ignorable="w14 w15 w16se w16cid w16 w16cex w16sdtdh w16sdtfl w16du wp14">
-  <w:abstractNum w:abstractNumId="0" w15:restartNumberingAfterBreak="0">
+<w:numbering xmlns:wpc="http://schemas.microsoft.com/office/word/2010/wordprocessingCanvas" xmlns:mc="http://schemas.openxmlformats.org/markup-compatibility/2006" xmlns:o="urn:schemas-microsoft-com:office:office" xmlns:r="http://schemas.openxmlformats.org/officeDocument/2006/relationships" xmlns:m="http://schemas.openxmlformats.org/officeDocument/2006/math" xmlns:v="urn:schemas-microsoft-com:vml" xmlns:wp14="http://schemas.microsoft.com/office/word/2010/wordprocessingDrawing" xmlns:wp="http://schemas.openxmlformats.org/drawingml/2006/wordprocessingDrawing" xmlns:w10="urn:schemas-microsoft-com:office:word" xmlns:w="http://schemas.openxmlformats.org/wordprocessingml/2006/main" xmlns:w14="http://schemas.microsoft.com/office/word/2010/wordml" xmlns:wpg="http://schemas.microsoft.com/office/word/2010/wordprocessingGroup" xmlns:wpi="http://schemas.microsoft.com/office/word/2010/wordprocessingInk" xmlns:wne="http://schemas.microsoft.com/office/word/2006/wordml" xmlns:wps="http://schemas.microsoft.com/office/word/2010/wordprocessingShape" xmlns:wpsCustomData="http://www.wps.cn/officeDocument/2013/wpsCustomData" mc:Ignorable="w14 wp14">
+  <w:abstractNum w:abstractNumId="0">
     <w:nsid w:val="791207C3"/>
     <w:multiLevelType w:val="multilevel"/>
     <w:tmpl w:val="791207C3"/>
-    <w:lvl w:ilvl="0">
+    <w:lvl w:ilvl="0" w:tentative="0">
       <w:start w:val="1"/>
       <w:numFmt w:val="decimal"/>
       <w:lvlText w:val="%1."/>
@@ -1980,7 +1949,7 @@
         <w:ind w:left="420" w:hanging="420"/>
       </w:pPr>
     </w:lvl>
-    <w:lvl w:ilvl="1">
+    <w:lvl w:ilvl="1" w:tentative="0">
       <w:start w:val="1"/>
       <w:numFmt w:val="lowerLetter"/>
       <w:lvlText w:val="%2)"/>
@@ -1989,7 +1958,7 @@
         <w:ind w:left="840" w:hanging="420"/>
       </w:pPr>
     </w:lvl>
-    <w:lvl w:ilvl="2">
+    <w:lvl w:ilvl="2" w:tentative="0">
       <w:start w:val="1"/>
       <w:numFmt w:val="lowerRoman"/>
       <w:lvlText w:val="%3."/>
@@ -1998,7 +1967,7 @@
         <w:ind w:left="1260" w:hanging="420"/>
       </w:pPr>
     </w:lvl>
-    <w:lvl w:ilvl="3">
+    <w:lvl w:ilvl="3" w:tentative="0">
       <w:start w:val="1"/>
       <w:numFmt w:val="decimal"/>
       <w:lvlText w:val="%4."/>
@@ -2007,7 +1976,7 @@
         <w:ind w:left="1680" w:hanging="420"/>
       </w:pPr>
     </w:lvl>
-    <w:lvl w:ilvl="4">
+    <w:lvl w:ilvl="4" w:tentative="0">
       <w:start w:val="1"/>
       <w:numFmt w:val="lowerLetter"/>
       <w:lvlText w:val="%5)"/>
@@ -2016,7 +1985,7 @@
         <w:ind w:left="2100" w:hanging="420"/>
       </w:pPr>
     </w:lvl>
-    <w:lvl w:ilvl="5">
+    <w:lvl w:ilvl="5" w:tentative="0">
       <w:start w:val="1"/>
       <w:numFmt w:val="lowerRoman"/>
       <w:lvlText w:val="%6."/>
@@ -2025,7 +1994,7 @@
         <w:ind w:left="2520" w:hanging="420"/>
       </w:pPr>
     </w:lvl>
-    <w:lvl w:ilvl="6">
+    <w:lvl w:ilvl="6" w:tentative="0">
       <w:start w:val="1"/>
       <w:numFmt w:val="decimal"/>
       <w:lvlText w:val="%7."/>
@@ -2034,7 +2003,7 @@
         <w:ind w:left="2940" w:hanging="420"/>
       </w:pPr>
     </w:lvl>
-    <w:lvl w:ilvl="7">
+    <w:lvl w:ilvl="7" w:tentative="0">
       <w:start w:val="1"/>
       <w:numFmt w:val="lowerLetter"/>
       <w:lvlText w:val="%8)"/>
@@ -2043,7 +2012,7 @@
         <w:ind w:left="3360" w:hanging="420"/>
       </w:pPr>
     </w:lvl>
-    <w:lvl w:ilvl="8">
+    <w:lvl w:ilvl="8" w:tentative="0">
       <w:start w:val="1"/>
       <w:numFmt w:val="lowerRoman"/>
       <w:lvlText w:val="%9."/>
@@ -2053,412 +2022,294 @@
       </w:pPr>
     </w:lvl>
   </w:abstractNum>
-  <w:num w:numId="1" w16cid:durableId="1371033821">
+  <w:num w:numId="1">
     <w:abstractNumId w:val="0"/>
   </w:num>
 </w:numbering>
 </file>
 
 <file path=word/styles.xml><?xml version="1.0" encoding="utf-8"?>
-<w:styles xmlns:mc="http://schemas.openxmlformats.org/markup-compatibility/2006" xmlns:r="http://schemas.openxmlformats.org/officeDocument/2006/relationships" xmlns:w="http://schemas.openxmlformats.org/wordprocessingml/2006/main" xmlns:w14="http://schemas.microsoft.com/office/word/2010/wordml" xmlns:w15="http://schemas.microsoft.com/office/word/2012/wordml" xmlns:w16cex="http://schemas.microsoft.com/office/word/2018/wordml/cex" xmlns:w16cid="http://schemas.microsoft.com/office/word/2016/wordml/cid" xmlns:w16="http://schemas.microsoft.com/office/word/2018/wordml" xmlns:w16du="http://schemas.microsoft.com/office/word/2023/wordml/word16du" xmlns:w16sdtdh="http://schemas.microsoft.com/office/word/2020/wordml/sdtdatahash" xmlns:w16sdtfl="http://schemas.microsoft.com/office/word/2024/wordml/sdtformatlock" xmlns:w16se="http://schemas.microsoft.com/office/word/2015/wordml/symex" mc:Ignorable="w14 w15 w16se w16cid w16 w16cex w16sdtdh w16sdtfl w16du">
+<w:styles xmlns:mc="http://schemas.openxmlformats.org/markup-compatibility/2006" xmlns:o="urn:schemas-microsoft-com:office:office" xmlns:r="http://schemas.openxmlformats.org/officeDocument/2006/relationships" xmlns:m="http://schemas.openxmlformats.org/officeDocument/2006/math" xmlns:v="urn:schemas-microsoft-com:vml" xmlns:w="http://schemas.openxmlformats.org/wordprocessingml/2006/main" xmlns:w14="http://schemas.microsoft.com/office/word/2010/wordml" xmlns:w10="urn:schemas-microsoft-com:office:word" xmlns:sl="http://schemas.openxmlformats.org/schemaLibrary/2006/main" xmlns:wpsCustomData="http://www.wps.cn/officeDocument/2013/wpsCustomData" mc:Ignorable="w14">
   <w:docDefaults>
     <w:rPrDefault>
       <w:rPr>
-        <w:rFonts w:ascii="Times New Roman" w:eastAsia="宋体" w:hAnsi="Times New Roman" w:cs="Times New Roman"/>
-        <w:lang w:val="en-US" w:eastAsia="zh-CN" w:bidi="ar-SA"/>
+        <w:rFonts w:ascii="Times New Roman" w:hAnsi="Times New Roman" w:eastAsia="宋体" w:cs="Times New Roman"/>
       </w:rPr>
     </w:rPrDefault>
     <w:pPrDefault/>
   </w:docDefaults>
-  <w:latentStyles w:defLockedState="0" w:defUIPriority="0" w:defSemiHidden="0" w:defUnhideWhenUsed="0" w:defQFormat="0" w:count="376">
-    <w:lsdException w:name="Normal" w:qFormat="1"/>
-    <w:lsdException w:name="heading 1" w:qFormat="1"/>
-    <w:lsdException w:name="heading 2" w:qFormat="1"/>
-    <w:lsdException w:name="heading 3" w:semiHidden="1" w:unhideWhenUsed="1" w:qFormat="1"/>
-    <w:lsdException w:name="heading 4" w:semiHidden="1" w:unhideWhenUsed="1" w:qFormat="1"/>
-    <w:lsdException w:name="heading 5" w:semiHidden="1" w:unhideWhenUsed="1" w:qFormat="1"/>
-    <w:lsdException w:name="heading 6" w:semiHidden="1" w:unhideWhenUsed="1" w:qFormat="1"/>
-    <w:lsdException w:name="heading 7" w:semiHidden="1" w:unhideWhenUsed="1" w:qFormat="1"/>
-    <w:lsdException w:name="heading 8" w:semiHidden="1" w:unhideWhenUsed="1" w:qFormat="1"/>
-    <w:lsdException w:name="heading 9" w:semiHidden="1" w:unhideWhenUsed="1" w:qFormat="1"/>
-    <w:lsdException w:name="index 1" w:semiHidden="1" w:unhideWhenUsed="1"/>
-    <w:lsdException w:name="index 2" w:semiHidden="1" w:unhideWhenUsed="1"/>
-    <w:lsdException w:name="index 3" w:semiHidden="1" w:unhideWhenUsed="1"/>
-    <w:lsdException w:name="index 4" w:semiHidden="1" w:unhideWhenUsed="1"/>
-    <w:lsdException w:name="index 5" w:semiHidden="1" w:unhideWhenUsed="1"/>
-    <w:lsdException w:name="index 6" w:semiHidden="1" w:unhideWhenUsed="1"/>
-    <w:lsdException w:name="index 7" w:semiHidden="1" w:unhideWhenUsed="1"/>
-    <w:lsdException w:name="index 8" w:semiHidden="1" w:unhideWhenUsed="1"/>
-    <w:lsdException w:name="index 9" w:semiHidden="1" w:unhideWhenUsed="1"/>
-    <w:lsdException w:name="toc 1" w:semiHidden="1" w:unhideWhenUsed="1"/>
-    <w:lsdException w:name="toc 2" w:semiHidden="1" w:unhideWhenUsed="1"/>
-    <w:lsdException w:name="toc 3" w:semiHidden="1" w:unhideWhenUsed="1"/>
-    <w:lsdException w:name="toc 4" w:semiHidden="1" w:unhideWhenUsed="1"/>
-    <w:lsdException w:name="toc 5" w:semiHidden="1" w:unhideWhenUsed="1"/>
-    <w:lsdException w:name="toc 6" w:semiHidden="1" w:unhideWhenUsed="1"/>
-    <w:lsdException w:name="toc 7" w:semiHidden="1" w:unhideWhenUsed="1"/>
-    <w:lsdException w:name="toc 8" w:semiHidden="1" w:unhideWhenUsed="1"/>
-    <w:lsdException w:name="toc 9" w:semiHidden="1" w:unhideWhenUsed="1"/>
-    <w:lsdException w:name="Normal Indent" w:qFormat="1"/>
-    <w:lsdException w:name="footnote text" w:semiHidden="1" w:unhideWhenUsed="1"/>
-    <w:lsdException w:name="annotation text" w:qFormat="1"/>
-    <w:lsdException w:name="header" w:uiPriority="99" w:qFormat="1"/>
-    <w:lsdException w:name="footer" w:qFormat="1"/>
-    <w:lsdException w:name="index heading" w:semiHidden="1" w:unhideWhenUsed="1"/>
-    <w:lsdException w:name="caption" w:qFormat="1"/>
-    <w:lsdException w:name="table of figures" w:semiHidden="1" w:unhideWhenUsed="1"/>
-    <w:lsdException w:name="envelope address" w:semiHidden="1" w:unhideWhenUsed="1"/>
-    <w:lsdException w:name="envelope return" w:semiHidden="1" w:unhideWhenUsed="1"/>
-    <w:lsdException w:name="footnote reference" w:semiHidden="1" w:unhideWhenUsed="1"/>
-    <w:lsdException w:name="annotation reference" w:qFormat="1"/>
-    <w:lsdException w:name="line number" w:semiHidden="1" w:unhideWhenUsed="1"/>
-    <w:lsdException w:name="page number" w:qFormat="1"/>
-    <w:lsdException w:name="endnote reference" w:semiHidden="1" w:unhideWhenUsed="1"/>
-    <w:lsdException w:name="endnote text" w:semiHidden="1" w:unhideWhenUsed="1"/>
-    <w:lsdException w:name="macro" w:semiHidden="1" w:unhideWhenUsed="1"/>
-    <w:lsdException w:name="toa heading" w:semiHidden="1" w:unhideWhenUsed="1"/>
-    <w:lsdException w:name="List Number" w:semiHidden="1" w:unhideWhenUsed="1"/>
-    <w:lsdException w:name="List 2" w:semiHidden="1" w:unhideWhenUsed="1"/>
-    <w:lsdException w:name="List 3" w:semiHidden="1" w:unhideWhenUsed="1"/>
-    <w:lsdException w:name="List 4" w:semiHidden="1" w:unhideWhenUsed="1"/>
-    <w:lsdException w:name="List 5" w:semiHidden="1" w:unhideWhenUsed="1"/>
-    <w:lsdException w:name="List Bullet 2" w:semiHidden="1" w:unhideWhenUsed="1"/>
-    <w:lsdException w:name="List Bullet 3" w:semiHidden="1" w:unhideWhenUsed="1"/>
-    <w:lsdException w:name="List Bullet 4" w:semiHidden="1" w:unhideWhenUsed="1"/>
-    <w:lsdException w:name="List Bullet 5" w:semiHidden="1" w:unhideWhenUsed="1"/>
-    <w:lsdException w:name="List Number 2" w:semiHidden="1" w:unhideWhenUsed="1"/>
-    <w:lsdException w:name="List Number 3" w:semiHidden="1" w:unhideWhenUsed="1"/>
-    <w:lsdException w:name="List Number 4" w:semiHidden="1" w:unhideWhenUsed="1"/>
-    <w:lsdException w:name="List Number 5" w:semiHidden="1" w:unhideWhenUsed="1"/>
-    <w:lsdException w:name="Title" w:qFormat="1"/>
-    <w:lsdException w:name="Closing" w:semiHidden="1" w:unhideWhenUsed="1"/>
-    <w:lsdException w:name="Signature" w:semiHidden="1" w:unhideWhenUsed="1"/>
-    <w:lsdException w:name="Default Paragraph Font" w:semiHidden="1" w:uiPriority="1" w:unhideWhenUsed="1" w:qFormat="1"/>
-    <w:lsdException w:name="Body Text" w:semiHidden="1" w:unhideWhenUsed="1"/>
-    <w:lsdException w:name="Body Text Indent" w:semiHidden="1" w:unhideWhenUsed="1"/>
-    <w:lsdException w:name="List Continue" w:semiHidden="1" w:unhideWhenUsed="1"/>
-    <w:lsdException w:name="Message Header" w:semiHidden="1" w:unhideWhenUsed="1"/>
-    <w:lsdException w:name="Subtitle" w:qFormat="1"/>
-    <w:lsdException w:name="Salutation" w:semiHidden="1" w:unhideWhenUsed="1"/>
-    <w:lsdException w:name="Date" w:semiHidden="1" w:unhideWhenUsed="1"/>
-    <w:lsdException w:name="Body Text First Indent" w:semiHidden="1" w:unhideWhenUsed="1"/>
-    <w:lsdException w:name="Body Text First Indent 2" w:semiHidden="1" w:unhideWhenUsed="1"/>
-    <w:lsdException w:name="Note Heading" w:semiHidden="1" w:unhideWhenUsed="1"/>
-    <w:lsdException w:name="Body Text 2" w:semiHidden="1" w:unhideWhenUsed="1"/>
-    <w:lsdException w:name="Body Text 3" w:semiHidden="1" w:unhideWhenUsed="1"/>
-    <w:lsdException w:name="Body Text Indent 2" w:semiHidden="1" w:unhideWhenUsed="1"/>
-    <w:lsdException w:name="Body Text Indent 3" w:semiHidden="1" w:unhideWhenUsed="1"/>
-    <w:lsdException w:name="Block Text" w:semiHidden="1" w:unhideWhenUsed="1"/>
-    <w:lsdException w:name="Hyperlink" w:semiHidden="1" w:unhideWhenUsed="1"/>
-    <w:lsdException w:name="FollowedHyperlink" w:semiHidden="1" w:unhideWhenUsed="1"/>
-    <w:lsdException w:name="Strong" w:qFormat="1"/>
-    <w:lsdException w:name="Emphasis" w:qFormat="1"/>
-    <w:lsdException w:name="Document Map" w:semiHidden="1" w:qFormat="1"/>
-    <w:lsdException w:name="Plain Text" w:qFormat="1"/>
-    <w:lsdException w:name="E-mail Signature" w:semiHidden="1" w:unhideWhenUsed="1"/>
-    <w:lsdException w:name="HTML Top of Form" w:semiHidden="1" w:uiPriority="99" w:unhideWhenUsed="1"/>
-    <w:lsdException w:name="HTML Bottom of Form" w:semiHidden="1" w:uiPriority="99" w:unhideWhenUsed="1"/>
-    <w:lsdException w:name="Normal (Web)" w:semiHidden="1" w:unhideWhenUsed="1"/>
-    <w:lsdException w:name="HTML Acronym" w:semiHidden="1" w:unhideWhenUsed="1"/>
-    <w:lsdException w:name="HTML Address" w:semiHidden="1" w:unhideWhenUsed="1"/>
-    <w:lsdException w:name="HTML Cite" w:semiHidden="1" w:unhideWhenUsed="1"/>
-    <w:lsdException w:name="HTML Code" w:semiHidden="1" w:unhideWhenUsed="1"/>
-    <w:lsdException w:name="HTML Definition" w:semiHidden="1" w:unhideWhenUsed="1"/>
-    <w:lsdException w:name="HTML Keyboard" w:semiHidden="1" w:unhideWhenUsed="1"/>
-    <w:lsdException w:name="HTML Preformatted" w:semiHidden="1" w:unhideWhenUsed="1"/>
-    <w:lsdException w:name="HTML Sample" w:semiHidden="1" w:unhideWhenUsed="1"/>
-    <w:lsdException w:name="HTML Typewriter" w:semiHidden="1" w:unhideWhenUsed="1"/>
-    <w:lsdException w:name="HTML Variable" w:semiHidden="1" w:unhideWhenUsed="1"/>
-    <w:lsdException w:name="Normal Table" w:semiHidden="1" w:uiPriority="99" w:unhideWhenUsed="1" w:qFormat="1"/>
-    <w:lsdException w:name="annotation subject" w:qFormat="1"/>
-    <w:lsdException w:name="No List" w:semiHidden="1" w:uiPriority="99" w:unhideWhenUsed="1"/>
-    <w:lsdException w:name="Outline List 1" w:semiHidden="1" w:uiPriority="99" w:unhideWhenUsed="1"/>
-    <w:lsdException w:name="Outline List 2" w:semiHidden="1" w:uiPriority="99" w:unhideWhenUsed="1"/>
-    <w:lsdException w:name="Outline List 3" w:semiHidden="1" w:uiPriority="99" w:unhideWhenUsed="1"/>
-    <w:lsdException w:name="Table Simple 1" w:semiHidden="1" w:unhideWhenUsed="1"/>
-    <w:lsdException w:name="Table Simple 2" w:semiHidden="1" w:unhideWhenUsed="1"/>
-    <w:lsdException w:name="Table Simple 3" w:semiHidden="1" w:unhideWhenUsed="1"/>
-    <w:lsdException w:name="Table Classic 1" w:semiHidden="1" w:unhideWhenUsed="1"/>
-    <w:lsdException w:name="Table Classic 2" w:semiHidden="1" w:unhideWhenUsed="1"/>
-    <w:lsdException w:name="Table Classic 3" w:semiHidden="1" w:unhideWhenUsed="1"/>
-    <w:lsdException w:name="Table Classic 4" w:semiHidden="1" w:unhideWhenUsed="1"/>
-    <w:lsdException w:name="Table Colorful 1" w:semiHidden="1" w:unhideWhenUsed="1"/>
-    <w:lsdException w:name="Table Colorful 2" w:semiHidden="1" w:unhideWhenUsed="1"/>
-    <w:lsdException w:name="Table Colorful 3" w:semiHidden="1" w:unhideWhenUsed="1"/>
-    <w:lsdException w:name="Table Columns 1" w:semiHidden="1" w:unhideWhenUsed="1"/>
-    <w:lsdException w:name="Table Columns 2" w:semiHidden="1" w:unhideWhenUsed="1"/>
-    <w:lsdException w:name="Table Columns 3" w:semiHidden="1" w:unhideWhenUsed="1"/>
-    <w:lsdException w:name="Table Columns 4" w:semiHidden="1" w:unhideWhenUsed="1"/>
-    <w:lsdException w:name="Table Columns 5" w:semiHidden="1" w:unhideWhenUsed="1"/>
-    <w:lsdException w:name="Table Grid 1" w:semiHidden="1" w:unhideWhenUsed="1"/>
-    <w:lsdException w:name="Table Grid 2" w:semiHidden="1" w:unhideWhenUsed="1"/>
-    <w:lsdException w:name="Table Grid 3" w:semiHidden="1" w:unhideWhenUsed="1"/>
-    <w:lsdException w:name="Table Grid 4" w:semiHidden="1" w:unhideWhenUsed="1"/>
-    <w:lsdException w:name="Table Grid 5" w:semiHidden="1" w:unhideWhenUsed="1"/>
-    <w:lsdException w:name="Table Grid 6" w:semiHidden="1" w:unhideWhenUsed="1"/>
-    <w:lsdException w:name="Table Grid 7" w:semiHidden="1" w:unhideWhenUsed="1"/>
-    <w:lsdException w:name="Table Grid 8" w:semiHidden="1" w:unhideWhenUsed="1"/>
-    <w:lsdException w:name="Table List 1" w:semiHidden="1" w:unhideWhenUsed="1"/>
-    <w:lsdException w:name="Table List 2" w:semiHidden="1" w:unhideWhenUsed="1"/>
-    <w:lsdException w:name="Table List 3" w:semiHidden="1" w:unhideWhenUsed="1"/>
-    <w:lsdException w:name="Table List 4" w:semiHidden="1" w:unhideWhenUsed="1"/>
-    <w:lsdException w:name="Table List 5" w:semiHidden="1" w:unhideWhenUsed="1"/>
-    <w:lsdException w:name="Table List 6" w:semiHidden="1" w:unhideWhenUsed="1"/>
-    <w:lsdException w:name="Table List 7" w:semiHidden="1" w:unhideWhenUsed="1"/>
-    <w:lsdException w:name="Table List 8" w:semiHidden="1" w:unhideWhenUsed="1"/>
-    <w:lsdException w:name="Table 3D effects 1" w:semiHidden="1" w:unhideWhenUsed="1"/>
-    <w:lsdException w:name="Table 3D effects 2" w:semiHidden="1" w:unhideWhenUsed="1"/>
-    <w:lsdException w:name="Table 3D effects 3" w:semiHidden="1" w:unhideWhenUsed="1"/>
-    <w:lsdException w:name="Table Contemporary" w:semiHidden="1" w:unhideWhenUsed="1"/>
-    <w:lsdException w:name="Table Elegant" w:semiHidden="1" w:unhideWhenUsed="1"/>
-    <w:lsdException w:name="Table Professional" w:semiHidden="1" w:unhideWhenUsed="1"/>
-    <w:lsdException w:name="Table Subtle 1" w:semiHidden="1" w:unhideWhenUsed="1"/>
-    <w:lsdException w:name="Table Subtle 2" w:semiHidden="1" w:unhideWhenUsed="1"/>
-    <w:lsdException w:name="Table Web 1" w:semiHidden="1" w:unhideWhenUsed="1"/>
-    <w:lsdException w:name="Table Web 2" w:semiHidden="1" w:unhideWhenUsed="1"/>
-    <w:lsdException w:name="Table Web 3" w:semiHidden="1" w:unhideWhenUsed="1"/>
-    <w:lsdException w:name="Balloon Text" w:qFormat="1"/>
-    <w:lsdException w:name="Table Grid" w:qFormat="1"/>
-    <w:lsdException w:name="Table Theme" w:semiHidden="1" w:unhideWhenUsed="1"/>
-    <w:lsdException w:name="Placeholder Text" w:semiHidden="1" w:uiPriority="99" w:unhideWhenUsed="1"/>
-    <w:lsdException w:name="No Spacing" w:semiHidden="1" w:uiPriority="99" w:unhideWhenUsed="1"/>
-    <w:lsdException w:name="Light Shading" w:uiPriority="60"/>
-    <w:lsdException w:name="Light List" w:uiPriority="61"/>
-    <w:lsdException w:name="Light Grid" w:uiPriority="62"/>
-    <w:lsdException w:name="Medium Shading 1" w:uiPriority="63"/>
-    <w:lsdException w:name="Medium Shading 2" w:uiPriority="64"/>
-    <w:lsdException w:name="Medium List 1" w:uiPriority="65"/>
-    <w:lsdException w:name="Medium List 2" w:uiPriority="66"/>
-    <w:lsdException w:name="Medium Grid 1" w:uiPriority="67"/>
-    <w:lsdException w:name="Medium Grid 2" w:uiPriority="68"/>
-    <w:lsdException w:name="Medium Grid 3" w:uiPriority="69"/>
-    <w:lsdException w:name="Dark List" w:uiPriority="70"/>
-    <w:lsdException w:name="Colorful Shading" w:uiPriority="71"/>
-    <w:lsdException w:name="Colorful List" w:uiPriority="72"/>
-    <w:lsdException w:name="Colorful Grid" w:uiPriority="73"/>
-    <w:lsdException w:name="Light Shading Accent 1" w:uiPriority="60"/>
-    <w:lsdException w:name="Light List Accent 1" w:uiPriority="61"/>
-    <w:lsdException w:name="Light Grid Accent 1" w:uiPriority="62"/>
-    <w:lsdException w:name="Medium Shading 1 Accent 1" w:uiPriority="63"/>
-    <w:lsdException w:name="Medium Shading 2 Accent 1" w:uiPriority="64"/>
-    <w:lsdException w:name="Medium List 1 Accent 1" w:uiPriority="65"/>
-    <w:lsdException w:name="Revision" w:semiHidden="1" w:uiPriority="99" w:unhideWhenUsed="1"/>
-    <w:lsdException w:name="List Paragraph" w:semiHidden="1" w:uiPriority="99" w:unhideWhenUsed="1"/>
-    <w:lsdException w:name="Quote" w:semiHidden="1" w:uiPriority="99" w:unhideWhenUsed="1"/>
-    <w:lsdException w:name="Intense Quote" w:semiHidden="1" w:uiPriority="99" w:unhideWhenUsed="1"/>
-    <w:lsdException w:name="Medium List 2 Accent 1" w:uiPriority="66"/>
-    <w:lsdException w:name="Medium Grid 1 Accent 1" w:uiPriority="67"/>
-    <w:lsdException w:name="Medium Grid 2 Accent 1" w:uiPriority="68"/>
-    <w:lsdException w:name="Medium Grid 3 Accent 1" w:uiPriority="69"/>
-    <w:lsdException w:name="Dark List Accent 1" w:uiPriority="70"/>
-    <w:lsdException w:name="Colorful Shading Accent 1" w:uiPriority="71"/>
-    <w:lsdException w:name="Colorful List Accent 1" w:uiPriority="72"/>
-    <w:lsdException w:name="Colorful Grid Accent 1" w:uiPriority="73"/>
-    <w:lsdException w:name="Light Shading Accent 2" w:uiPriority="60"/>
-    <w:lsdException w:name="Light List Accent 2" w:uiPriority="61"/>
-    <w:lsdException w:name="Light Grid Accent 2" w:uiPriority="62"/>
-    <w:lsdException w:name="Medium Shading 1 Accent 2" w:uiPriority="63"/>
-    <w:lsdException w:name="Medium Shading 2 Accent 2" w:uiPriority="64"/>
-    <w:lsdException w:name="Medium List 1 Accent 2" w:uiPriority="65"/>
-    <w:lsdException w:name="Medium List 2 Accent 2" w:uiPriority="66"/>
-    <w:lsdException w:name="Medium Grid 1 Accent 2" w:uiPriority="67"/>
-    <w:lsdException w:name="Medium Grid 2 Accent 2" w:uiPriority="68"/>
-    <w:lsdException w:name="Medium Grid 3 Accent 2" w:uiPriority="69"/>
-    <w:lsdException w:name="Dark List Accent 2" w:uiPriority="70"/>
-    <w:lsdException w:name="Colorful Shading Accent 2" w:uiPriority="71"/>
-    <w:lsdException w:name="Colorful List Accent 2" w:uiPriority="72"/>
-    <w:lsdException w:name="Colorful Grid Accent 2" w:uiPriority="73"/>
-    <w:lsdException w:name="Light Shading Accent 3" w:uiPriority="60"/>
-    <w:lsdException w:name="Light List Accent 3" w:uiPriority="61"/>
-    <w:lsdException w:name="Light Grid Accent 3" w:uiPriority="62"/>
-    <w:lsdException w:name="Medium Shading 1 Accent 3" w:uiPriority="63"/>
-    <w:lsdException w:name="Medium Shading 2 Accent 3" w:uiPriority="64"/>
-    <w:lsdException w:name="Medium List 1 Accent 3" w:uiPriority="65"/>
-    <w:lsdException w:name="Medium List 2 Accent 3" w:uiPriority="66"/>
-    <w:lsdException w:name="Medium Grid 1 Accent 3" w:uiPriority="67"/>
-    <w:lsdException w:name="Medium Grid 2 Accent 3" w:uiPriority="68"/>
-    <w:lsdException w:name="Medium Grid 3 Accent 3" w:uiPriority="69"/>
-    <w:lsdException w:name="Dark List Accent 3" w:uiPriority="70"/>
-    <w:lsdException w:name="Colorful Shading Accent 3" w:uiPriority="71"/>
-    <w:lsdException w:name="Colorful List Accent 3" w:uiPriority="72"/>
-    <w:lsdException w:name="Colorful Grid Accent 3" w:uiPriority="73"/>
-    <w:lsdException w:name="Light Shading Accent 4" w:uiPriority="60"/>
-    <w:lsdException w:name="Light List Accent 4" w:uiPriority="61"/>
-    <w:lsdException w:name="Light Grid Accent 4" w:uiPriority="62"/>
-    <w:lsdException w:name="Medium Shading 1 Accent 4" w:uiPriority="63"/>
-    <w:lsdException w:name="Medium Shading 2 Accent 4" w:uiPriority="64"/>
-    <w:lsdException w:name="Medium List 1 Accent 4" w:uiPriority="65"/>
-    <w:lsdException w:name="Medium List 2 Accent 4" w:uiPriority="66"/>
-    <w:lsdException w:name="Medium Grid 1 Accent 4" w:uiPriority="67"/>
-    <w:lsdException w:name="Medium Grid 2 Accent 4" w:uiPriority="68"/>
-    <w:lsdException w:name="Medium Grid 3 Accent 4" w:uiPriority="69"/>
-    <w:lsdException w:name="Dark List Accent 4" w:uiPriority="70"/>
-    <w:lsdException w:name="Colorful Shading Accent 4" w:uiPriority="71"/>
-    <w:lsdException w:name="Colorful List Accent 4" w:uiPriority="72"/>
-    <w:lsdException w:name="Colorful Grid Accent 4" w:uiPriority="73"/>
-    <w:lsdException w:name="Light Shading Accent 5" w:uiPriority="60"/>
-    <w:lsdException w:name="Light List Accent 5" w:uiPriority="61"/>
-    <w:lsdException w:name="Light Grid Accent 5" w:uiPriority="62"/>
-    <w:lsdException w:name="Medium Shading 1 Accent 5" w:uiPriority="63"/>
-    <w:lsdException w:name="Medium Shading 2 Accent 5" w:uiPriority="64"/>
-    <w:lsdException w:name="Medium List 1 Accent 5" w:uiPriority="65"/>
-    <w:lsdException w:name="Medium List 2 Accent 5" w:uiPriority="66"/>
-    <w:lsdException w:name="Medium Grid 1 Accent 5" w:uiPriority="67"/>
-    <w:lsdException w:name="Medium Grid 2 Accent 5" w:uiPriority="68"/>
-    <w:lsdException w:name="Medium Grid 3 Accent 5" w:uiPriority="69"/>
-    <w:lsdException w:name="Dark List Accent 5" w:uiPriority="70"/>
-    <w:lsdException w:name="Colorful Shading Accent 5" w:uiPriority="71"/>
-    <w:lsdException w:name="Colorful List Accent 5" w:uiPriority="72"/>
-    <w:lsdException w:name="Colorful Grid Accent 5" w:uiPriority="73"/>
-    <w:lsdException w:name="Light Shading Accent 6" w:uiPriority="60"/>
-    <w:lsdException w:name="Light List Accent 6" w:uiPriority="61"/>
-    <w:lsdException w:name="Light Grid Accent 6" w:uiPriority="62"/>
-    <w:lsdException w:name="Medium Shading 1 Accent 6" w:uiPriority="63"/>
-    <w:lsdException w:name="Medium Shading 2 Accent 6" w:uiPriority="64"/>
-    <w:lsdException w:name="Medium List 1 Accent 6" w:uiPriority="65"/>
-    <w:lsdException w:name="Medium List 2 Accent 6" w:uiPriority="66"/>
-    <w:lsdException w:name="Medium Grid 1 Accent 6" w:uiPriority="67"/>
-    <w:lsdException w:name="Medium Grid 2 Accent 6" w:uiPriority="68"/>
-    <w:lsdException w:name="Medium Grid 3 Accent 6" w:uiPriority="69"/>
-    <w:lsdException w:name="Dark List Accent 6" w:uiPriority="70"/>
-    <w:lsdException w:name="Colorful Shading Accent 6" w:uiPriority="71"/>
-    <w:lsdException w:name="Colorful List Accent 6" w:uiPriority="72"/>
-    <w:lsdException w:name="Colorful Grid Accent 6" w:uiPriority="73"/>
-    <w:lsdException w:name="Subtle Emphasis" w:uiPriority="19" w:qFormat="1"/>
-    <w:lsdException w:name="Intense Emphasis" w:uiPriority="21" w:qFormat="1"/>
-    <w:lsdException w:name="Subtle Reference" w:uiPriority="31" w:qFormat="1"/>
-    <w:lsdException w:name="Intense Reference" w:uiPriority="32" w:qFormat="1"/>
-    <w:lsdException w:name="Book Title" w:uiPriority="33" w:qFormat="1"/>
-    <w:lsdException w:name="Bibliography" w:semiHidden="1" w:uiPriority="37" w:unhideWhenUsed="1"/>
-    <w:lsdException w:name="TOC Heading" w:semiHidden="1" w:uiPriority="39" w:unhideWhenUsed="1" w:qFormat="1"/>
-    <w:lsdException w:name="Plain Table 1" w:uiPriority="41"/>
-    <w:lsdException w:name="Plain Table 2" w:uiPriority="42"/>
-    <w:lsdException w:name="Plain Table 3" w:uiPriority="43"/>
-    <w:lsdException w:name="Plain Table 4" w:uiPriority="44"/>
-    <w:lsdException w:name="Plain Table 5" w:uiPriority="45"/>
-    <w:lsdException w:name="Grid Table Light" w:uiPriority="40"/>
-    <w:lsdException w:name="Grid Table 1 Light" w:uiPriority="46"/>
-    <w:lsdException w:name="Grid Table 2" w:uiPriority="47"/>
-    <w:lsdException w:name="Grid Table 3" w:uiPriority="48"/>
-    <w:lsdException w:name="Grid Table 4" w:uiPriority="49"/>
-    <w:lsdException w:name="Grid Table 5 Dark" w:uiPriority="50"/>
-    <w:lsdException w:name="Grid Table 6 Colorful" w:uiPriority="51"/>
-    <w:lsdException w:name="Grid Table 7 Colorful" w:uiPriority="52"/>
-    <w:lsdException w:name="Grid Table 1 Light Accent 1" w:uiPriority="46"/>
-    <w:lsdException w:name="Grid Table 2 Accent 1" w:uiPriority="47"/>
-    <w:lsdException w:name="Grid Table 3 Accent 1" w:uiPriority="48"/>
-    <w:lsdException w:name="Grid Table 4 Accent 1" w:uiPriority="49"/>
-    <w:lsdException w:name="Grid Table 5 Dark Accent 1" w:uiPriority="50"/>
-    <w:lsdException w:name="Grid Table 6 Colorful Accent 1" w:uiPriority="51"/>
-    <w:lsdException w:name="Grid Table 7 Colorful Accent 1" w:uiPriority="52"/>
-    <w:lsdException w:name="Grid Table 1 Light Accent 2" w:uiPriority="46"/>
-    <w:lsdException w:name="Grid Table 2 Accent 2" w:uiPriority="47"/>
-    <w:lsdException w:name="Grid Table 3 Accent 2" w:uiPriority="48"/>
-    <w:lsdException w:name="Grid Table 4 Accent 2" w:uiPriority="49"/>
-    <w:lsdException w:name="Grid Table 5 Dark Accent 2" w:uiPriority="50"/>
-    <w:lsdException w:name="Grid Table 6 Colorful Accent 2" w:uiPriority="51"/>
-    <w:lsdException w:name="Grid Table 7 Colorful Accent 2" w:uiPriority="52"/>
-    <w:lsdException w:name="Grid Table 1 Light Accent 3" w:uiPriority="46"/>
-    <w:lsdException w:name="Grid Table 2 Accent 3" w:uiPriority="47"/>
-    <w:lsdException w:name="Grid Table 3 Accent 3" w:uiPriority="48"/>
-    <w:lsdException w:name="Grid Table 4 Accent 3" w:uiPriority="49"/>
-    <w:lsdException w:name="Grid Table 5 Dark Accent 3" w:uiPriority="50"/>
-    <w:lsdException w:name="Grid Table 6 Colorful Accent 3" w:uiPriority="51"/>
-    <w:lsdException w:name="Grid Table 7 Colorful Accent 3" w:uiPriority="52"/>
-    <w:lsdException w:name="Grid Table 1 Light Accent 4" w:uiPriority="46"/>
-    <w:lsdException w:name="Grid Table 2 Accent 4" w:uiPriority="47"/>
-    <w:lsdException w:name="Grid Table 3 Accent 4" w:uiPriority="48"/>
-    <w:lsdException w:name="Grid Table 4 Accent 4" w:uiPriority="49"/>
-    <w:lsdException w:name="Grid Table 5 Dark Accent 4" w:uiPriority="50"/>
-    <w:lsdException w:name="Grid Table 6 Colorful Accent 4" w:uiPriority="51"/>
-    <w:lsdException w:name="Grid Table 7 Colorful Accent 4" w:uiPriority="52"/>
-    <w:lsdException w:name="Grid Table 1 Light Accent 5" w:uiPriority="46"/>
-    <w:lsdException w:name="Grid Table 2 Accent 5" w:uiPriority="47"/>
-    <w:lsdException w:name="Grid Table 3 Accent 5" w:uiPriority="48"/>
-    <w:lsdException w:name="Grid Table 4 Accent 5" w:uiPriority="49"/>
-    <w:lsdException w:name="Grid Table 5 Dark Accent 5" w:uiPriority="50"/>
-    <w:lsdException w:name="Grid Table 6 Colorful Accent 5" w:uiPriority="51"/>
-    <w:lsdException w:name="Grid Table 7 Colorful Accent 5" w:uiPriority="52"/>
-    <w:lsdException w:name="Grid Table 1 Light Accent 6" w:uiPriority="46"/>
-    <w:lsdException w:name="Grid Table 2 Accent 6" w:uiPriority="47"/>
-    <w:lsdException w:name="Grid Table 3 Accent 6" w:uiPriority="48"/>
-    <w:lsdException w:name="Grid Table 4 Accent 6" w:uiPriority="49"/>
-    <w:lsdException w:name="Grid Table 5 Dark Accent 6" w:uiPriority="50"/>
-    <w:lsdException w:name="Grid Table 6 Colorful Accent 6" w:uiPriority="51"/>
-    <w:lsdException w:name="Grid Table 7 Colorful Accent 6" w:uiPriority="52"/>
-    <w:lsdException w:name="List Table 1 Light" w:uiPriority="46"/>
-    <w:lsdException w:name="List Table 2" w:uiPriority="47"/>
-    <w:lsdException w:name="List Table 3" w:uiPriority="48"/>
-    <w:lsdException w:name="List Table 4" w:uiPriority="49"/>
-    <w:lsdException w:name="List Table 5 Dark" w:uiPriority="50"/>
-    <w:lsdException w:name="List Table 6 Colorful" w:uiPriority="51"/>
-    <w:lsdException w:name="List Table 7 Colorful" w:uiPriority="52"/>
-    <w:lsdException w:name="List Table 1 Light Accent 1" w:uiPriority="46"/>
-    <w:lsdException w:name="List Table 2 Accent 1" w:uiPriority="47"/>
-    <w:lsdException w:name="List Table 3 Accent 1" w:uiPriority="48"/>
-    <w:lsdException w:name="List Table 4 Accent 1" w:uiPriority="49"/>
-    <w:lsdException w:name="List Table 5 Dark Accent 1" w:uiPriority="50"/>
-    <w:lsdException w:name="List Table 6 Colorful Accent 1" w:uiPriority="51"/>
-    <w:lsdException w:name="List Table 7 Colorful Accent 1" w:uiPriority="52"/>
-    <w:lsdException w:name="List Table 1 Light Accent 2" w:uiPriority="46"/>
-    <w:lsdException w:name="List Table 2 Accent 2" w:uiPriority="47"/>
-    <w:lsdException w:name="List Table 3 Accent 2" w:uiPriority="48"/>
-    <w:lsdException w:name="List Table 4 Accent 2" w:uiPriority="49"/>
-    <w:lsdException w:name="List Table 5 Dark Accent 2" w:uiPriority="50"/>
-    <w:lsdException w:name="List Table 6 Colorful Accent 2" w:uiPriority="51"/>
-    <w:lsdException w:name="List Table 7 Colorful Accent 2" w:uiPriority="52"/>
-    <w:lsdException w:name="List Table 1 Light Accent 3" w:uiPriority="46"/>
-    <w:lsdException w:name="List Table 2 Accent 3" w:uiPriority="47"/>
-    <w:lsdException w:name="List Table 3 Accent 3" w:uiPriority="48"/>
-    <w:lsdException w:name="List Table 4 Accent 3" w:uiPriority="49"/>
-    <w:lsdException w:name="List Table 5 Dark Accent 3" w:uiPriority="50"/>
-    <w:lsdException w:name="List Table 6 Colorful Accent 3" w:uiPriority="51"/>
-    <w:lsdException w:name="List Table 7 Colorful Accent 3" w:uiPriority="52"/>
-    <w:lsdException w:name="List Table 1 Light Accent 4" w:uiPriority="46"/>
-    <w:lsdException w:name="List Table 2 Accent 4" w:uiPriority="47"/>
-    <w:lsdException w:name="List Table 3 Accent 4" w:uiPriority="48"/>
-    <w:lsdException w:name="List Table 4 Accent 4" w:uiPriority="49"/>
-    <w:lsdException w:name="List Table 5 Dark Accent 4" w:uiPriority="50"/>
-    <w:lsdException w:name="List Table 6 Colorful Accent 4" w:uiPriority="51"/>
-    <w:lsdException w:name="List Table 7 Colorful Accent 4" w:uiPriority="52"/>
-    <w:lsdException w:name="List Table 1 Light Accent 5" w:uiPriority="46"/>
-    <w:lsdException w:name="List Table 2 Accent 5" w:uiPriority="47"/>
-    <w:lsdException w:name="List Table 3 Accent 5" w:uiPriority="48"/>
-    <w:lsdException w:name="List Table 4 Accent 5" w:uiPriority="49"/>
-    <w:lsdException w:name="List Table 5 Dark Accent 5" w:uiPriority="50"/>
-    <w:lsdException w:name="List Table 6 Colorful Accent 5" w:uiPriority="51"/>
-    <w:lsdException w:name="List Table 7 Colorful Accent 5" w:uiPriority="52"/>
-    <w:lsdException w:name="List Table 1 Light Accent 6" w:uiPriority="46"/>
-    <w:lsdException w:name="List Table 2 Accent 6" w:uiPriority="47"/>
-    <w:lsdException w:name="List Table 3 Accent 6" w:uiPriority="48"/>
-    <w:lsdException w:name="List Table 4 Accent 6" w:uiPriority="49"/>
-    <w:lsdException w:name="List Table 5 Dark Accent 6" w:uiPriority="50"/>
-    <w:lsdException w:name="List Table 6 Colorful Accent 6" w:uiPriority="51"/>
-    <w:lsdException w:name="List Table 7 Colorful Accent 6" w:uiPriority="52"/>
-    <w:lsdException w:name="Mention" w:semiHidden="1" w:uiPriority="99" w:unhideWhenUsed="1"/>
-    <w:lsdException w:name="Smart Hyperlink" w:semiHidden="1" w:uiPriority="99" w:unhideWhenUsed="1"/>
-    <w:lsdException w:name="Hashtag" w:semiHidden="1" w:uiPriority="99" w:unhideWhenUsed="1"/>
-    <w:lsdException w:name="Unresolved Mention" w:semiHidden="1" w:uiPriority="99" w:unhideWhenUsed="1"/>
-    <w:lsdException w:name="Smart Link" w:semiHidden="1" w:uiPriority="99" w:unhideWhenUsed="1"/>
+  <w:latentStyles w:count="260" w:defQFormat="0" w:defUnhideWhenUsed="1" w:defSemiHidden="1" w:defUIPriority="99" w:defLockedState="0">
+    <w:lsdException w:qFormat="1" w:unhideWhenUsed="0" w:uiPriority="0" w:semiHidden="0" w:name="Normal"/>
+    <w:lsdException w:qFormat="1" w:unhideWhenUsed="0" w:uiPriority="0" w:semiHidden="0" w:name="heading 1"/>
+    <w:lsdException w:qFormat="1" w:unhideWhenUsed="0" w:uiPriority="0" w:semiHidden="0" w:name="heading 2"/>
+    <w:lsdException w:qFormat="1" w:uiPriority="0" w:name="heading 3"/>
+    <w:lsdException w:qFormat="1" w:uiPriority="0" w:name="heading 4"/>
+    <w:lsdException w:qFormat="1" w:uiPriority="0" w:name="heading 5"/>
+    <w:lsdException w:qFormat="1" w:uiPriority="0" w:name="heading 6"/>
+    <w:lsdException w:qFormat="1" w:uiPriority="0" w:name="heading 7"/>
+    <w:lsdException w:qFormat="1" w:uiPriority="0" w:name="heading 8"/>
+    <w:lsdException w:qFormat="1" w:uiPriority="0" w:name="heading 9"/>
+    <w:lsdException w:uiPriority="0" w:name="index 1"/>
+    <w:lsdException w:uiPriority="0" w:name="index 2"/>
+    <w:lsdException w:uiPriority="0" w:name="index 3"/>
+    <w:lsdException w:uiPriority="0" w:name="index 4"/>
+    <w:lsdException w:uiPriority="0" w:name="index 5"/>
+    <w:lsdException w:uiPriority="0" w:name="index 6"/>
+    <w:lsdException w:uiPriority="0" w:name="index 7"/>
+    <w:lsdException w:uiPriority="0" w:name="index 8"/>
+    <w:lsdException w:uiPriority="0" w:name="index 9"/>
+    <w:lsdException w:uiPriority="0" w:name="toc 1"/>
+    <w:lsdException w:uiPriority="0" w:name="toc 2"/>
+    <w:lsdException w:uiPriority="0" w:name="toc 3"/>
+    <w:lsdException w:uiPriority="0" w:name="toc 4"/>
+    <w:lsdException w:uiPriority="0" w:name="toc 5"/>
+    <w:lsdException w:uiPriority="0" w:name="toc 6"/>
+    <w:lsdException w:uiPriority="0" w:name="toc 7"/>
+    <w:lsdException w:uiPriority="0" w:name="toc 8"/>
+    <w:lsdException w:uiPriority="0" w:name="toc 9"/>
+    <w:lsdException w:qFormat="1" w:unhideWhenUsed="0" w:uiPriority="0" w:semiHidden="0" w:name="Normal Indent"/>
+    <w:lsdException w:uiPriority="0" w:name="footnote text"/>
+    <w:lsdException w:qFormat="1" w:unhideWhenUsed="0" w:uiPriority="0" w:semiHidden="0" w:name="annotation text"/>
+    <w:lsdException w:qFormat="1" w:unhideWhenUsed="0" w:uiPriority="99" w:semiHidden="0" w:name="header"/>
+    <w:lsdException w:qFormat="1" w:unhideWhenUsed="0" w:uiPriority="0" w:semiHidden="0" w:name="footer"/>
+    <w:lsdException w:uiPriority="0" w:name="index heading"/>
+    <w:lsdException w:qFormat="1" w:unhideWhenUsed="0" w:uiPriority="0" w:semiHidden="0" w:name="caption"/>
+    <w:lsdException w:uiPriority="0" w:name="table of figures"/>
+    <w:lsdException w:uiPriority="0" w:name="envelope address"/>
+    <w:lsdException w:uiPriority="0" w:name="envelope return"/>
+    <w:lsdException w:uiPriority="0" w:name="footnote reference"/>
+    <w:lsdException w:qFormat="1" w:unhideWhenUsed="0" w:uiPriority="0" w:semiHidden="0" w:name="annotation reference"/>
+    <w:lsdException w:uiPriority="0" w:name="line number"/>
+    <w:lsdException w:qFormat="1" w:unhideWhenUsed="0" w:uiPriority="0" w:semiHidden="0" w:name="page number"/>
+    <w:lsdException w:uiPriority="0" w:name="endnote reference"/>
+    <w:lsdException w:uiPriority="0" w:name="endnote text"/>
+    <w:lsdException w:unhideWhenUsed="0" w:uiPriority="0" w:semiHidden="0" w:name="table of authorities"/>
+    <w:lsdException w:uiPriority="0" w:name="macro"/>
+    <w:lsdException w:uiPriority="0" w:name="toa heading"/>
+    <w:lsdException w:unhideWhenUsed="0" w:uiPriority="0" w:semiHidden="0" w:name="List"/>
+    <w:lsdException w:unhideWhenUsed="0" w:uiPriority="0" w:semiHidden="0" w:name="List Bullet"/>
+    <w:lsdException w:uiPriority="0" w:name="List Number"/>
+    <w:lsdException w:uiPriority="0" w:name="List 2"/>
+    <w:lsdException w:uiPriority="0" w:name="List 3"/>
+    <w:lsdException w:uiPriority="0" w:name="List 4"/>
+    <w:lsdException w:uiPriority="0" w:name="List 5"/>
+    <w:lsdException w:uiPriority="0" w:name="List Bullet 2"/>
+    <w:lsdException w:uiPriority="0" w:name="List Bullet 3"/>
+    <w:lsdException w:uiPriority="0" w:name="List Bullet 4"/>
+    <w:lsdException w:uiPriority="0" w:name="List Bullet 5"/>
+    <w:lsdException w:uiPriority="0" w:name="List Number 2"/>
+    <w:lsdException w:uiPriority="0" w:name="List Number 3"/>
+    <w:lsdException w:uiPriority="0" w:name="List Number 4"/>
+    <w:lsdException w:uiPriority="0" w:name="List Number 5"/>
+    <w:lsdException w:qFormat="1" w:unhideWhenUsed="0" w:uiPriority="0" w:semiHidden="0" w:name="Title"/>
+    <w:lsdException w:uiPriority="0" w:name="Closing"/>
+    <w:lsdException w:uiPriority="0" w:name="Signature"/>
+    <w:lsdException w:uiPriority="1" w:name="Default Paragraph Font"/>
+    <w:lsdException w:uiPriority="0" w:name="Body Text"/>
+    <w:lsdException w:uiPriority="0" w:name="Body Text Indent"/>
+    <w:lsdException w:uiPriority="0" w:name="List Continue"/>
+    <w:lsdException w:unhideWhenUsed="0" w:uiPriority="0" w:semiHidden="0" w:name="List Continue 2"/>
+    <w:lsdException w:unhideWhenUsed="0" w:uiPriority="0" w:semiHidden="0" w:name="List Continue 3"/>
+    <w:lsdException w:unhideWhenUsed="0" w:uiPriority="0" w:semiHidden="0" w:name="List Continue 4"/>
+    <w:lsdException w:unhideWhenUsed="0" w:uiPriority="0" w:semiHidden="0" w:name="List Continue 5"/>
+    <w:lsdException w:uiPriority="0" w:name="Message Header"/>
+    <w:lsdException w:qFormat="1" w:unhideWhenUsed="0" w:uiPriority="0" w:semiHidden="0" w:name="Subtitle"/>
+    <w:lsdException w:uiPriority="0" w:name="Salutation"/>
+    <w:lsdException w:uiPriority="0" w:name="Date"/>
+    <w:lsdException w:uiPriority="0" w:name="Body Text First Indent"/>
+    <w:lsdException w:uiPriority="0" w:name="Body Text First Indent 2"/>
+    <w:lsdException w:uiPriority="0" w:name="Note Heading"/>
+    <w:lsdException w:uiPriority="0" w:name="Body Text 2"/>
+    <w:lsdException w:uiPriority="0" w:name="Body Text 3"/>
+    <w:lsdException w:uiPriority="0" w:name="Body Text Indent 2"/>
+    <w:lsdException w:uiPriority="0" w:name="Body Text Indent 3"/>
+    <w:lsdException w:uiPriority="0" w:name="Block Text"/>
+    <w:lsdException w:uiPriority="0" w:name="Hyperlink"/>
+    <w:lsdException w:uiPriority="0" w:name="FollowedHyperlink"/>
+    <w:lsdException w:qFormat="1" w:unhideWhenUsed="0" w:uiPriority="0" w:semiHidden="0" w:name="Strong"/>
+    <w:lsdException w:qFormat="1" w:unhideWhenUsed="0" w:uiPriority="0" w:semiHidden="0" w:name="Emphasis"/>
+    <w:lsdException w:qFormat="1" w:unhideWhenUsed="0" w:uiPriority="0" w:name="Document Map"/>
+    <w:lsdException w:qFormat="1" w:unhideWhenUsed="0" w:uiPriority="0" w:semiHidden="0" w:name="Plain Text"/>
+    <w:lsdException w:uiPriority="0" w:name="E-mail Signature"/>
+    <w:lsdException w:uiPriority="0" w:name="Normal (Web)"/>
+    <w:lsdException w:uiPriority="0" w:name="HTML Acronym"/>
+    <w:lsdException w:uiPriority="0" w:name="HTML Address"/>
+    <w:lsdException w:uiPriority="0" w:name="HTML Cite"/>
+    <w:lsdException w:uiPriority="0" w:name="HTML Code"/>
+    <w:lsdException w:uiPriority="0" w:name="HTML Definition"/>
+    <w:lsdException w:uiPriority="0" w:name="HTML Keyboard"/>
+    <w:lsdException w:uiPriority="0" w:name="HTML Preformatted"/>
+    <w:lsdException w:uiPriority="0" w:name="HTML Sample"/>
+    <w:lsdException w:uiPriority="0" w:name="HTML Typewriter"/>
+    <w:lsdException w:uiPriority="0" w:name="HTML Variable"/>
+    <w:lsdException w:uiPriority="99" w:name="Normal Table"/>
+    <w:lsdException w:qFormat="1" w:unhideWhenUsed="0" w:uiPriority="0" w:semiHidden="0" w:name="annotation subject"/>
+    <w:lsdException w:uiPriority="0" w:name="Table Simple 1"/>
+    <w:lsdException w:uiPriority="0" w:name="Table Simple 2"/>
+    <w:lsdException w:uiPriority="0" w:name="Table Simple 3"/>
+    <w:lsdException w:uiPriority="0" w:name="Table Classic 1"/>
+    <w:lsdException w:uiPriority="0" w:name="Table Classic 2"/>
+    <w:lsdException w:uiPriority="0" w:name="Table Classic 3"/>
+    <w:lsdException w:uiPriority="0" w:name="Table Classic 4"/>
+    <w:lsdException w:uiPriority="0" w:name="Table Colorful 1"/>
+    <w:lsdException w:uiPriority="0" w:name="Table Colorful 2"/>
+    <w:lsdException w:uiPriority="0" w:name="Table Colorful 3"/>
+    <w:lsdException w:uiPriority="0" w:name="Table Columns 1"/>
+    <w:lsdException w:uiPriority="0" w:name="Table Columns 2"/>
+    <w:lsdException w:uiPriority="0" w:name="Table Columns 3"/>
+    <w:lsdException w:uiPriority="0" w:name="Table Columns 4"/>
+    <w:lsdException w:uiPriority="0" w:name="Table Columns 5"/>
+    <w:lsdException w:uiPriority="0" w:name="Table Grid 1"/>
+    <w:lsdException w:uiPriority="0" w:name="Table Grid 2"/>
+    <w:lsdException w:uiPriority="0" w:name="Table Grid 3"/>
+    <w:lsdException w:uiPriority="0" w:name="Table Grid 4"/>
+    <w:lsdException w:uiPriority="0" w:name="Table Grid 5"/>
+    <w:lsdException w:uiPriority="0" w:name="Table Grid 6"/>
+    <w:lsdException w:uiPriority="0" w:name="Table Grid 7"/>
+    <w:lsdException w:uiPriority="0" w:name="Table Grid 8"/>
+    <w:lsdException w:uiPriority="0" w:name="Table List 1"/>
+    <w:lsdException w:uiPriority="0" w:name="Table List 2"/>
+    <w:lsdException w:uiPriority="0" w:name="Table List 3"/>
+    <w:lsdException w:uiPriority="0" w:name="Table List 4"/>
+    <w:lsdException w:uiPriority="0" w:name="Table List 5"/>
+    <w:lsdException w:uiPriority="0" w:name="Table List 6"/>
+    <w:lsdException w:uiPriority="0" w:name="Table List 7"/>
+    <w:lsdException w:uiPriority="0" w:name="Table List 8"/>
+    <w:lsdException w:uiPriority="0" w:name="Table 3D effects 1"/>
+    <w:lsdException w:uiPriority="0" w:name="Table 3D effects 2"/>
+    <w:lsdException w:uiPriority="0" w:name="Table 3D effects 3"/>
+    <w:lsdException w:uiPriority="0" w:name="Table Contemporary"/>
+    <w:lsdException w:uiPriority="0" w:name="Table Elegant"/>
+    <w:lsdException w:uiPriority="0" w:name="Table Professional"/>
+    <w:lsdException w:uiPriority="0" w:name="Table Subtle 1"/>
+    <w:lsdException w:uiPriority="0" w:name="Table Subtle 2"/>
+    <w:lsdException w:uiPriority="0" w:name="Table Web 1"/>
+    <w:lsdException w:uiPriority="0" w:name="Table Web 2"/>
+    <w:lsdException w:uiPriority="0" w:name="Table Web 3"/>
+    <w:lsdException w:qFormat="1" w:unhideWhenUsed="0" w:uiPriority="0" w:semiHidden="0" w:name="Balloon Text"/>
+    <w:lsdException w:qFormat="1" w:unhideWhenUsed="0" w:uiPriority="0" w:semiHidden="0" w:name="Table Grid"/>
+    <w:lsdException w:uiPriority="0" w:name="Table Theme"/>
+    <w:lsdException w:unhideWhenUsed="0" w:uiPriority="60" w:semiHidden="0" w:name="Light Shading"/>
+    <w:lsdException w:unhideWhenUsed="0" w:uiPriority="61" w:semiHidden="0" w:name="Light List"/>
+    <w:lsdException w:unhideWhenUsed="0" w:uiPriority="62" w:semiHidden="0" w:name="Light Grid"/>
+    <w:lsdException w:unhideWhenUsed="0" w:uiPriority="63" w:semiHidden="0" w:name="Medium Shading 1"/>
+    <w:lsdException w:unhideWhenUsed="0" w:uiPriority="64" w:semiHidden="0" w:name="Medium Shading 2"/>
+    <w:lsdException w:unhideWhenUsed="0" w:uiPriority="65" w:semiHidden="0" w:name="Medium List 1"/>
+    <w:lsdException w:unhideWhenUsed="0" w:uiPriority="66" w:semiHidden="0" w:name="Medium List 2"/>
+    <w:lsdException w:unhideWhenUsed="0" w:uiPriority="67" w:semiHidden="0" w:name="Medium Grid 1"/>
+    <w:lsdException w:unhideWhenUsed="0" w:uiPriority="68" w:semiHidden="0" w:name="Medium Grid 2"/>
+    <w:lsdException w:unhideWhenUsed="0" w:uiPriority="69" w:semiHidden="0" w:name="Medium Grid 3"/>
+    <w:lsdException w:unhideWhenUsed="0" w:uiPriority="70" w:semiHidden="0" w:name="Dark List"/>
+    <w:lsdException w:unhideWhenUsed="0" w:uiPriority="71" w:semiHidden="0" w:name="Colorful Shading"/>
+    <w:lsdException w:unhideWhenUsed="0" w:uiPriority="72" w:semiHidden="0" w:name="Colorful List"/>
+    <w:lsdException w:unhideWhenUsed="0" w:uiPriority="73" w:semiHidden="0" w:name="Colorful Grid"/>
+    <w:lsdException w:unhideWhenUsed="0" w:uiPriority="60" w:semiHidden="0" w:name="Light Shading Accent 1"/>
+    <w:lsdException w:unhideWhenUsed="0" w:uiPriority="61" w:semiHidden="0" w:name="Light List Accent 1"/>
+    <w:lsdException w:unhideWhenUsed="0" w:uiPriority="62" w:semiHidden="0" w:name="Light Grid Accent 1"/>
+    <w:lsdException w:unhideWhenUsed="0" w:uiPriority="63" w:semiHidden="0" w:name="Medium Shading 1 Accent 1"/>
+    <w:lsdException w:unhideWhenUsed="0" w:uiPriority="64" w:semiHidden="0" w:name="Medium Shading 2 Accent 1"/>
+    <w:lsdException w:unhideWhenUsed="0" w:uiPriority="65" w:semiHidden="0" w:name="Medium List 1 Accent 1"/>
+    <w:lsdException w:unhideWhenUsed="0" w:uiPriority="66" w:semiHidden="0" w:name="Medium List 2 Accent 1"/>
+    <w:lsdException w:unhideWhenUsed="0" w:uiPriority="67" w:semiHidden="0" w:name="Medium Grid 1 Accent 1"/>
+    <w:lsdException w:unhideWhenUsed="0" w:uiPriority="68" w:semiHidden="0" w:name="Medium Grid 2 Accent 1"/>
+    <w:lsdException w:unhideWhenUsed="0" w:uiPriority="69" w:semiHidden="0" w:name="Medium Grid 3 Accent 1"/>
+    <w:lsdException w:unhideWhenUsed="0" w:uiPriority="70" w:semiHidden="0" w:name="Dark List Accent 1"/>
+    <w:lsdException w:unhideWhenUsed="0" w:uiPriority="71" w:semiHidden="0" w:name="Colorful Shading Accent 1"/>
+    <w:lsdException w:unhideWhenUsed="0" w:uiPriority="72" w:semiHidden="0" w:name="Colorful List Accent 1"/>
+    <w:lsdException w:unhideWhenUsed="0" w:uiPriority="73" w:semiHidden="0" w:name="Colorful Grid Accent 1"/>
+    <w:lsdException w:unhideWhenUsed="0" w:uiPriority="60" w:semiHidden="0" w:name="Light Shading Accent 2"/>
+    <w:lsdException w:unhideWhenUsed="0" w:uiPriority="61" w:semiHidden="0" w:name="Light List Accent 2"/>
+    <w:lsdException w:unhideWhenUsed="0" w:uiPriority="62" w:semiHidden="0" w:name="Light Grid Accent 2"/>
+    <w:lsdException w:unhideWhenUsed="0" w:uiPriority="63" w:semiHidden="0" w:name="Medium Shading 1 Accent 2"/>
+    <w:lsdException w:unhideWhenUsed="0" w:uiPriority="64" w:semiHidden="0" w:name="Medium Shading 2 Accent 2"/>
+    <w:lsdException w:unhideWhenUsed="0" w:uiPriority="65" w:semiHidden="0" w:name="Medium List 1 Accent 2"/>
+    <w:lsdException w:unhideWhenUsed="0" w:uiPriority="66" w:semiHidden="0" w:name="Medium List 2 Accent 2"/>
+    <w:lsdException w:unhideWhenUsed="0" w:uiPriority="67" w:semiHidden="0" w:name="Medium Grid 1 Accent 2"/>
+    <w:lsdException w:unhideWhenUsed="0" w:uiPriority="68" w:semiHidden="0" w:name="Medium Grid 2 Accent 2"/>
+    <w:lsdException w:unhideWhenUsed="0" w:uiPriority="69" w:semiHidden="0" w:name="Medium Grid 3 Accent 2"/>
+    <w:lsdException w:unhideWhenUsed="0" w:uiPriority="70" w:semiHidden="0" w:name="Dark List Accent 2"/>
+    <w:lsdException w:unhideWhenUsed="0" w:uiPriority="71" w:semiHidden="0" w:name="Colorful Shading Accent 2"/>
+    <w:lsdException w:unhideWhenUsed="0" w:uiPriority="72" w:semiHidden="0" w:name="Colorful List Accent 2"/>
+    <w:lsdException w:unhideWhenUsed="0" w:uiPriority="73" w:semiHidden="0" w:name="Colorful Grid Accent 2"/>
+    <w:lsdException w:unhideWhenUsed="0" w:uiPriority="60" w:semiHidden="0" w:name="Light Shading Accent 3"/>
+    <w:lsdException w:unhideWhenUsed="0" w:uiPriority="61" w:semiHidden="0" w:name="Light List Accent 3"/>
+    <w:lsdException w:unhideWhenUsed="0" w:uiPriority="62" w:semiHidden="0" w:name="Light Grid Accent 3"/>
+    <w:lsdException w:unhideWhenUsed="0" w:uiPriority="63" w:semiHidden="0" w:name="Medium Shading 1 Accent 3"/>
+    <w:lsdException w:unhideWhenUsed="0" w:uiPriority="64" w:semiHidden="0" w:name="Medium Shading 2 Accent 3"/>
+    <w:lsdException w:unhideWhenUsed="0" w:uiPriority="65" w:semiHidden="0" w:name="Medium List 1 Accent 3"/>
+    <w:lsdException w:unhideWhenUsed="0" w:uiPriority="66" w:semiHidden="0" w:name="Medium List 2 Accent 3"/>
+    <w:lsdException w:unhideWhenUsed="0" w:uiPriority="67" w:semiHidden="0" w:name="Medium Grid 1 Accent 3"/>
+    <w:lsdException w:unhideWhenUsed="0" w:uiPriority="68" w:semiHidden="0" w:name="Medium Grid 2 Accent 3"/>
+    <w:lsdException w:unhideWhenUsed="0" w:uiPriority="69" w:semiHidden="0" w:name="Medium Grid 3 Accent 3"/>
+    <w:lsdException w:unhideWhenUsed="0" w:uiPriority="70" w:semiHidden="0" w:name="Dark List Accent 3"/>
+    <w:lsdException w:unhideWhenUsed="0" w:uiPriority="71" w:semiHidden="0" w:name="Colorful Shading Accent 3"/>
+    <w:lsdException w:unhideWhenUsed="0" w:uiPriority="72" w:semiHidden="0" w:name="Colorful List Accent 3"/>
+    <w:lsdException w:unhideWhenUsed="0" w:uiPriority="73" w:semiHidden="0" w:name="Colorful Grid Accent 3"/>
+    <w:lsdException w:unhideWhenUsed="0" w:uiPriority="60" w:semiHidden="0" w:name="Light Shading Accent 4"/>
+    <w:lsdException w:unhideWhenUsed="0" w:uiPriority="61" w:semiHidden="0" w:name="Light List Accent 4"/>
+    <w:lsdException w:unhideWhenUsed="0" w:uiPriority="62" w:semiHidden="0" w:name="Light Grid Accent 4"/>
+    <w:lsdException w:unhideWhenUsed="0" w:uiPriority="63" w:semiHidden="0" w:name="Medium Shading 1 Accent 4"/>
+    <w:lsdException w:unhideWhenUsed="0" w:uiPriority="64" w:semiHidden="0" w:name="Medium Shading 2 Accent 4"/>
+    <w:lsdException w:unhideWhenUsed="0" w:uiPriority="65" w:semiHidden="0" w:name="Medium List 1 Accent 4"/>
+    <w:lsdException w:unhideWhenUsed="0" w:uiPriority="66" w:semiHidden="0" w:name="Medium List 2 Accent 4"/>
+    <w:lsdException w:unhideWhenUsed="0" w:uiPriority="67" w:semiHidden="0" w:name="Medium Grid 1 Accent 4"/>
+    <w:lsdException w:unhideWhenUsed="0" w:uiPriority="68" w:semiHidden="0" w:name="Medium Grid 2 Accent 4"/>
+    <w:lsdException w:unhideWhenUsed="0" w:uiPriority="69" w:semiHidden="0" w:name="Medium Grid 3 Accent 4"/>
+    <w:lsdException w:unhideWhenUsed="0" w:uiPriority="70" w:semiHidden="0" w:name="Dark List Accent 4"/>
+    <w:lsdException w:unhideWhenUsed="0" w:uiPriority="71" w:semiHidden="0" w:name="Colorful Shading Accent 4"/>
+    <w:lsdException w:unhideWhenUsed="0" w:uiPriority="72" w:semiHidden="0" w:name="Colorful List Accent 4"/>
+    <w:lsdException w:unhideWhenUsed="0" w:uiPriority="73" w:semiHidden="0" w:name="Colorful Grid Accent 4"/>
+    <w:lsdException w:unhideWhenUsed="0" w:uiPriority="60" w:semiHidden="0" w:name="Light Shading Accent 5"/>
+    <w:lsdException w:unhideWhenUsed="0" w:uiPriority="61" w:semiHidden="0" w:name="Light List Accent 5"/>
+    <w:lsdException w:unhideWhenUsed="0" w:uiPriority="62" w:semiHidden="0" w:name="Light Grid Accent 5"/>
+    <w:lsdException w:unhideWhenUsed="0" w:uiPriority="63" w:semiHidden="0" w:name="Medium Shading 1 Accent 5"/>
+    <w:lsdException w:unhideWhenUsed="0" w:uiPriority="64" w:semiHidden="0" w:name="Medium Shading 2 Accent 5"/>
+    <w:lsdException w:unhideWhenUsed="0" w:uiPriority="65" w:semiHidden="0" w:name="Medium List 1 Accent 5"/>
+    <w:lsdException w:unhideWhenUsed="0" w:uiPriority="66" w:semiHidden="0" w:name="Medium List 2 Accent 5"/>
+    <w:lsdException w:unhideWhenUsed="0" w:uiPriority="67" w:semiHidden="0" w:name="Medium Grid 1 Accent 5"/>
+    <w:lsdException w:unhideWhenUsed="0" w:uiPriority="68" w:semiHidden="0" w:name="Medium Grid 2 Accent 5"/>
+    <w:lsdException w:unhideWhenUsed="0" w:uiPriority="69" w:semiHidden="0" w:name="Medium Grid 3 Accent 5"/>
+    <w:lsdException w:unhideWhenUsed="0" w:uiPriority="70" w:semiHidden="0" w:name="Dark List Accent 5"/>
+    <w:lsdException w:unhideWhenUsed="0" w:uiPriority="71" w:semiHidden="0" w:name="Colorful Shading Accent 5"/>
+    <w:lsdException w:unhideWhenUsed="0" w:uiPriority="72" w:semiHidden="0" w:name="Colorful List Accent 5"/>
+    <w:lsdException w:unhideWhenUsed="0" w:uiPriority="73" w:semiHidden="0" w:name="Colorful Grid Accent 5"/>
+    <w:lsdException w:unhideWhenUsed="0" w:uiPriority="60" w:semiHidden="0" w:name="Light Shading Accent 6"/>
+    <w:lsdException w:unhideWhenUsed="0" w:uiPriority="61" w:semiHidden="0" w:name="Light List Accent 6"/>
+    <w:lsdException w:unhideWhenUsed="0" w:uiPriority="62" w:semiHidden="0" w:name="Light Grid Accent 6"/>
+    <w:lsdException w:unhideWhenUsed="0" w:uiPriority="63" w:semiHidden="0" w:name="Medium Shading 1 Accent 6"/>
+    <w:lsdException w:unhideWhenUsed="0" w:uiPriority="64" w:semiHidden="0" w:name="Medium Shading 2 Accent 6"/>
+    <w:lsdException w:unhideWhenUsed="0" w:uiPriority="65" w:semiHidden="0" w:name="Medium List 1 Accent 6"/>
+    <w:lsdException w:unhideWhenUsed="0" w:uiPriority="66" w:semiHidden="0" w:name="Medium List 2 Accent 6"/>
+    <w:lsdException w:unhideWhenUsed="0" w:uiPriority="67" w:semiHidden="0" w:name="Medium Grid 1 Accent 6"/>
+    <w:lsdException w:unhideWhenUsed="0" w:uiPriority="68" w:semiHidden="0" w:name="Medium Grid 2 Accent 6"/>
+    <w:lsdException w:unhideWhenUsed="0" w:uiPriority="69" w:semiHidden="0" w:name="Medium Grid 3 Accent 6"/>
+    <w:lsdException w:unhideWhenUsed="0" w:uiPriority="70" w:semiHidden="0" w:name="Dark List Accent 6"/>
+    <w:lsdException w:unhideWhenUsed="0" w:uiPriority="71" w:semiHidden="0" w:name="Colorful Shading Accent 6"/>
+    <w:lsdException w:unhideWhenUsed="0" w:uiPriority="72" w:semiHidden="0" w:name="Colorful List Accent 6"/>
+    <w:lsdException w:unhideWhenUsed="0" w:uiPriority="73" w:semiHidden="0" w:name="Colorful Grid Accent 6"/>
   </w:latentStyles>
-  <w:style w:type="paragraph" w:default="1" w:styleId="a">
+  <w:style w:type="paragraph" w:default="1" w:styleId="1">
     <w:name w:val="Normal"/>
     <w:qFormat/>
+    <w:uiPriority w:val="0"/>
     <w:pPr>
       <w:widowControl w:val="0"/>
       <w:jc w:val="both"/>
     </w:pPr>
     <w:rPr>
+      <w:rFonts w:ascii="Times New Roman" w:hAnsi="Times New Roman" w:eastAsia="宋体" w:cs="Times New Roman"/>
       <w:kern w:val="2"/>
       <w:sz w:val="21"/>
+      <w:lang w:val="en-US" w:eastAsia="zh-CN" w:bidi="ar-SA"/>
     </w:rPr>
   </w:style>
-  <w:style w:type="paragraph" w:styleId="1">
+  <w:style w:type="paragraph" w:styleId="2">
     <w:name w:val="heading 1"/>
-    <w:basedOn w:val="a"/>
-    <w:next w:val="a"/>
-    <w:link w:val="10"/>
+    <w:basedOn w:val="1"/>
+    <w:next w:val="1"/>
+    <w:link w:val="22"/>
     <w:qFormat/>
+    <w:uiPriority w:val="0"/>
     <w:pPr>
       <w:keepNext/>
       <w:keepLines/>
@@ -2471,12 +2322,13 @@
       <w:sz w:val="44"/>
     </w:rPr>
   </w:style>
-  <w:style w:type="paragraph" w:styleId="2">
+  <w:style w:type="paragraph" w:styleId="3">
     <w:name w:val="heading 2"/>
-    <w:basedOn w:val="a"/>
-    <w:next w:val="a0"/>
+    <w:basedOn w:val="1"/>
+    <w:next w:val="4"/>
     <w:autoRedefine/>
     <w:qFormat/>
+    <w:uiPriority w:val="0"/>
     <w:pPr>
       <w:keepNext/>
       <w:keepLines/>
@@ -2484,24 +2336,23 @@
       <w:outlineLvl w:val="1"/>
     </w:pPr>
     <w:rPr>
-      <w:rFonts w:ascii="Arial" w:eastAsia="黑体" w:hAnsi="Arial"/>
+      <w:rFonts w:ascii="Arial" w:hAnsi="Arial" w:eastAsia="黑体"/>
       <w:b/>
       <w:sz w:val="28"/>
     </w:rPr>
   </w:style>
-  <w:style w:type="character" w:default="1" w:styleId="a1">
+  <w:style w:type="character" w:default="1" w:styleId="15">
     <w:name w:val="Default Paragraph Font"/>
-    <w:uiPriority w:val="1"/>
     <w:semiHidden/>
     <w:unhideWhenUsed/>
+    <w:uiPriority w:val="1"/>
   </w:style>
-  <w:style w:type="table" w:default="1" w:styleId="a2">
+  <w:style w:type="table" w:default="1" w:styleId="13">
     <w:name w:val="Normal Table"/>
-    <w:uiPriority w:val="99"/>
     <w:semiHidden/>
     <w:unhideWhenUsed/>
+    <w:uiPriority w:val="99"/>
     <w:tblPr>
-      <w:tblInd w:w="0" w:type="dxa"/>
       <w:tblCellMar>
         <w:top w:w="0" w:type="dxa"/>
         <w:left w:w="108" w:type="dxa"/>
@@ -2510,27 +2361,23 @@
       </w:tblCellMar>
     </w:tblPr>
   </w:style>
-  <w:style w:type="numbering" w:default="1" w:styleId="a3">
-    <w:name w:val="No List"/>
-    <w:uiPriority w:val="99"/>
-    <w:semiHidden/>
-    <w:unhideWhenUsed/>
-  </w:style>
-  <w:style w:type="paragraph" w:styleId="a0">
+  <w:style w:type="paragraph" w:styleId="4">
     <w:name w:val="Normal Indent"/>
-    <w:basedOn w:val="a"/>
+    <w:basedOn w:val="1"/>
     <w:autoRedefine/>
     <w:qFormat/>
+    <w:uiPriority w:val="0"/>
     <w:pPr>
       <w:ind w:firstLine="420"/>
     </w:pPr>
   </w:style>
-  <w:style w:type="paragraph" w:styleId="a4">
+  <w:style w:type="paragraph" w:styleId="5">
     <w:name w:val="caption"/>
-    <w:basedOn w:val="a"/>
-    <w:next w:val="a"/>
+    <w:basedOn w:val="1"/>
+    <w:next w:val="1"/>
     <w:autoRedefine/>
     <w:qFormat/>
+    <w:uiPriority w:val="0"/>
     <w:pPr>
       <w:jc w:val="center"/>
     </w:pPr>
@@ -2540,51 +2387,56 @@
       <w:shd w:val="pct10" w:color="auto" w:fill="FFFFFF"/>
     </w:rPr>
   </w:style>
-  <w:style w:type="paragraph" w:styleId="a5">
+  <w:style w:type="paragraph" w:styleId="6">
     <w:name w:val="Document Map"/>
-    <w:basedOn w:val="a"/>
+    <w:basedOn w:val="1"/>
     <w:autoRedefine/>
     <w:semiHidden/>
     <w:qFormat/>
+    <w:uiPriority w:val="0"/>
     <w:pPr>
       <w:shd w:val="clear" w:color="auto" w:fill="000080"/>
     </w:pPr>
   </w:style>
-  <w:style w:type="paragraph" w:styleId="a6">
+  <w:style w:type="paragraph" w:styleId="7">
     <w:name w:val="annotation text"/>
-    <w:basedOn w:val="a"/>
-    <w:link w:val="a7"/>
+    <w:basedOn w:val="1"/>
+    <w:link w:val="19"/>
     <w:autoRedefine/>
     <w:qFormat/>
+    <w:uiPriority w:val="0"/>
     <w:pPr>
       <w:jc w:val="left"/>
     </w:pPr>
   </w:style>
-  <w:style w:type="paragraph" w:styleId="a8">
+  <w:style w:type="paragraph" w:styleId="8">
     <w:name w:val="Plain Text"/>
-    <w:basedOn w:val="a"/>
+    <w:basedOn w:val="1"/>
     <w:autoRedefine/>
     <w:qFormat/>
+    <w:uiPriority w:val="0"/>
     <w:rPr>
       <w:rFonts w:ascii="宋体" w:hAnsi="Courier New"/>
     </w:rPr>
   </w:style>
-  <w:style w:type="paragraph" w:styleId="a9">
+  <w:style w:type="paragraph" w:styleId="9">
     <w:name w:val="Balloon Text"/>
-    <w:basedOn w:val="a"/>
-    <w:link w:val="aa"/>
+    <w:basedOn w:val="1"/>
+    <w:link w:val="18"/>
     <w:autoRedefine/>
     <w:qFormat/>
+    <w:uiPriority w:val="0"/>
     <w:rPr>
       <w:sz w:val="18"/>
       <w:szCs w:val="18"/>
     </w:rPr>
   </w:style>
-  <w:style w:type="paragraph" w:styleId="ab">
+  <w:style w:type="paragraph" w:styleId="10">
     <w:name w:val="footer"/>
-    <w:basedOn w:val="a"/>
+    <w:basedOn w:val="1"/>
     <w:autoRedefine/>
     <w:qFormat/>
+    <w:uiPriority w:val="0"/>
     <w:pPr>
       <w:tabs>
         <w:tab w:val="center" w:pos="4153"/>
@@ -2597,16 +2449,16 @@
       <w:sz w:val="18"/>
     </w:rPr>
   </w:style>
-  <w:style w:type="paragraph" w:styleId="ac">
+  <w:style w:type="paragraph" w:styleId="11">
     <w:name w:val="header"/>
-    <w:basedOn w:val="a"/>
-    <w:link w:val="ad"/>
+    <w:basedOn w:val="1"/>
+    <w:link w:val="21"/>
     <w:autoRedefine/>
+    <w:qFormat/>
     <w:uiPriority w:val="99"/>
-    <w:qFormat/>
     <w:pPr>
       <w:pBdr>
-        <w:bottom w:val="single" w:sz="6" w:space="1" w:color="auto"/>
+        <w:bottom w:val="single" w:color="auto" w:sz="6" w:space="1"/>
       </w:pBdr>
       <w:tabs>
         <w:tab w:val="center" w:pos="4153"/>
@@ -2619,78 +2471,85 @@
       <w:sz w:val="18"/>
     </w:rPr>
   </w:style>
-  <w:style w:type="paragraph" w:styleId="ae">
+  <w:style w:type="paragraph" w:styleId="12">
     <w:name w:val="annotation subject"/>
-    <w:basedOn w:val="a6"/>
-    <w:next w:val="a6"/>
-    <w:link w:val="af"/>
+    <w:basedOn w:val="7"/>
+    <w:next w:val="7"/>
+    <w:link w:val="20"/>
     <w:autoRedefine/>
     <w:qFormat/>
+    <w:uiPriority w:val="0"/>
     <w:rPr>
       <w:b/>
       <w:bCs/>
     </w:rPr>
   </w:style>
-  <w:style w:type="table" w:styleId="af0">
+  <w:style w:type="table" w:styleId="14">
     <w:name w:val="Table Grid"/>
-    <w:basedOn w:val="a2"/>
+    <w:basedOn w:val="13"/>
     <w:autoRedefine/>
     <w:qFormat/>
+    <w:uiPriority w:val="0"/>
     <w:pPr>
       <w:widowControl w:val="0"/>
       <w:jc w:val="both"/>
     </w:pPr>
     <w:tblPr>
       <w:tblBorders>
-        <w:top w:val="single" w:sz="4" w:space="0" w:color="auto"/>
-        <w:left w:val="single" w:sz="4" w:space="0" w:color="auto"/>
-        <w:bottom w:val="single" w:sz="4" w:space="0" w:color="auto"/>
-        <w:right w:val="single" w:sz="4" w:space="0" w:color="auto"/>
-        <w:insideH w:val="single" w:sz="4" w:space="0" w:color="auto"/>
-        <w:insideV w:val="single" w:sz="4" w:space="0" w:color="auto"/>
+        <w:top w:val="single" w:color="auto" w:sz="4" w:space="0"/>
+        <w:left w:val="single" w:color="auto" w:sz="4" w:space="0"/>
+        <w:bottom w:val="single" w:color="auto" w:sz="4" w:space="0"/>
+        <w:right w:val="single" w:color="auto" w:sz="4" w:space="0"/>
+        <w:insideH w:val="single" w:color="auto" w:sz="4" w:space="0"/>
+        <w:insideV w:val="single" w:color="auto" w:sz="4" w:space="0"/>
       </w:tblBorders>
     </w:tblPr>
   </w:style>
-  <w:style w:type="character" w:styleId="af1">
+  <w:style w:type="character" w:styleId="16">
     <w:name w:val="page number"/>
-    <w:basedOn w:val="a1"/>
+    <w:basedOn w:val="15"/>
     <w:autoRedefine/>
     <w:qFormat/>
+    <w:uiPriority w:val="0"/>
   </w:style>
-  <w:style w:type="character" w:styleId="af2">
+  <w:style w:type="character" w:styleId="17">
     <w:name w:val="annotation reference"/>
     <w:autoRedefine/>
     <w:qFormat/>
+    <w:uiPriority w:val="0"/>
     <w:rPr>
       <w:sz w:val="21"/>
       <w:szCs w:val="21"/>
     </w:rPr>
   </w:style>
-  <w:style w:type="character" w:customStyle="1" w:styleId="aa">
+  <w:style w:type="character" w:customStyle="1" w:styleId="18">
     <w:name w:val="批注框文本 字符"/>
-    <w:link w:val="a9"/>
+    <w:link w:val="9"/>
     <w:qFormat/>
+    <w:uiPriority w:val="0"/>
     <w:rPr>
       <w:kern w:val="2"/>
       <w:sz w:val="18"/>
       <w:szCs w:val="18"/>
     </w:rPr>
   </w:style>
-  <w:style w:type="character" w:customStyle="1" w:styleId="a7">
+  <w:style w:type="character" w:customStyle="1" w:styleId="19">
     <w:name w:val="批注文字 字符"/>
-    <w:link w:val="a6"/>
+    <w:link w:val="7"/>
     <w:autoRedefine/>
     <w:qFormat/>
+    <w:uiPriority w:val="0"/>
     <w:rPr>
       <w:kern w:val="2"/>
       <w:sz w:val="21"/>
     </w:rPr>
   </w:style>
-  <w:style w:type="character" w:customStyle="1" w:styleId="af">
+  <w:style w:type="character" w:customStyle="1" w:styleId="20">
     <w:name w:val="批注主题 字符"/>
-    <w:link w:val="ae"/>
+    <w:link w:val="12"/>
     <w:autoRedefine/>
     <w:qFormat/>
+    <w:uiPriority w:val="0"/>
     <w:rPr>
       <w:b/>
       <w:bCs/>
@@ -2698,23 +2557,24 @@
       <w:sz w:val="21"/>
     </w:rPr>
   </w:style>
-  <w:style w:type="character" w:customStyle="1" w:styleId="ad">
+  <w:style w:type="character" w:customStyle="1" w:styleId="21">
     <w:name w:val="页眉 字符"/>
-    <w:link w:val="ac"/>
+    <w:link w:val="11"/>
     <w:autoRedefine/>
+    <w:qFormat/>
     <w:uiPriority w:val="99"/>
-    <w:qFormat/>
     <w:rPr>
       <w:kern w:val="2"/>
       <w:sz w:val="18"/>
     </w:rPr>
   </w:style>
-  <w:style w:type="character" w:customStyle="1" w:styleId="10">
+  <w:style w:type="character" w:customStyle="1" w:styleId="22">
     <w:name w:val="标题 1 字符"/>
-    <w:basedOn w:val="a1"/>
-    <w:link w:val="1"/>
+    <w:basedOn w:val="15"/>
+    <w:link w:val="2"/>
     <w:autoRedefine/>
     <w:qFormat/>
+    <w:uiPriority w:val="0"/>
     <w:rPr>
       <w:b/>
       <w:bCs/>
@@ -3005,6 +2865,5 @@
     </a:fmtScheme>
   </a:themeElements>
   <a:objectDefaults/>
-  <a:extraClrSchemeLst/>
 </a:theme>
 </file>